--- a/documents/Interfaces_Report_Mariona_Montal.docx
+++ b/documents/Interfaces_Report_Mariona_Montal.docx
@@ -34,32 +34,34 @@
       <w:pPr>
         <w:jc w:val="both"/>
         <w:rPr>
-          <w:lang w:val="en-US"/>
-        </w:rPr>
-      </w:pPr>
-    </w:p>
-    <w:p>
-      <w:pPr>
-        <w:jc w:val="both"/>
-        <w:rPr>
-          <w:lang w:val="en-US"/>
-        </w:rPr>
-      </w:pPr>
-      <w:r>
-        <w:rPr>
-          <w:lang w:val="en-US"/>
-        </w:rPr>
-        <w:t xml:space="preserve">With this exercise, we create a program that sorts people by surname and name, then reuses the same sorting algorithm for rectangles ordered by their area. The code is organized in three packages that follow the three stages of the exercise: </w:t>
-      </w:r>
-      <w:r>
-        <w:rPr>
-          <w:lang w:val="en-US"/>
-        </w:rPr>
-        <w:t xml:space="preserve">v1 contains the initial design, v2 introduces a custom interface, and v3 uses the standard Java Comparable interface with </w:t>
+          <w:sz w:val="12"/>
+          <w:szCs w:val="12"/>
+          <w:lang w:val="en-US"/>
+        </w:rPr>
+      </w:pPr>
+    </w:p>
+    <w:p>
+      <w:pPr>
+        <w:jc w:val="both"/>
+        <w:rPr>
+          <w:sz w:val="22"/>
+          <w:szCs w:val="22"/>
+          <w:lang w:val="en-US"/>
+        </w:rPr>
+      </w:pPr>
+      <w:r>
+        <w:rPr>
+          <w:sz w:val="22"/>
+          <w:szCs w:val="22"/>
+          <w:lang w:val="en-US"/>
+        </w:rPr>
+        <w:t xml:space="preserve">With this exercise, we create a program that sorts people by surname and name, then reuses the same sorting algorithm for rectangles ordered by their area. The code is organized in three packages that follow the three stages of the exercise: v1 contains the initial design, v2 introduces a custom interface, and v3 uses the standard Java Comparable interface with </w:t>
       </w:r>
       <w:proofErr w:type="spellStart"/>
       <w:r>
         <w:rPr>
+          <w:sz w:val="22"/>
+          <w:szCs w:val="22"/>
           <w:lang w:val="en-US"/>
         </w:rPr>
         <w:t>Collections.sort</w:t>
@@ -67,6 +69,8 @@
       <w:proofErr w:type="spellEnd"/>
       <w:r>
         <w:rPr>
+          <w:sz w:val="22"/>
+          <w:szCs w:val="22"/>
           <w:lang w:val="en-US"/>
         </w:rPr>
         <w:t>.</w:t>
@@ -76,6 +80,8 @@
       <w:pPr>
         <w:pStyle w:val="Prrafodelista"/>
         <w:rPr>
+          <w:sz w:val="22"/>
+          <w:szCs w:val="22"/>
           <w:lang w:val="en-US"/>
         </w:rPr>
       </w:pPr>
@@ -154,8 +160,8 @@
         <w:spacing w:line="276" w:lineRule="auto"/>
         <w:rPr>
           <w:rFonts w:ascii="Calibri" w:eastAsia="Calibri" w:hAnsi="Calibri" w:cs="Calibri"/>
-          <w:sz w:val="22"/>
-          <w:szCs w:val="22"/>
+          <w:sz w:val="20"/>
+          <w:szCs w:val="20"/>
           <w:lang w:val="en-US"/>
         </w:rPr>
       </w:pPr>
@@ -288,6 +294,8 @@
         <w:rPr>
           <w:i/>
           <w:iCs/>
+          <w:sz w:val="22"/>
+          <w:szCs w:val="22"/>
           <w:lang w:val="en-US"/>
         </w:rPr>
       </w:pPr>
@@ -507,6 +515,8 @@
       <w:pPr>
         <w:jc w:val="both"/>
         <w:rPr>
+          <w:sz w:val="22"/>
+          <w:szCs w:val="22"/>
           <w:lang w:val="en-US"/>
         </w:rPr>
       </w:pPr>
@@ -969,6 +979,8 @@
         <w:spacing w:after="80"/>
         <w:jc w:val="both"/>
         <w:rPr>
+          <w:sz w:val="22"/>
+          <w:szCs w:val="22"/>
           <w:lang w:val="en-US"/>
         </w:rPr>
       </w:pPr>
@@ -1122,7 +1134,6 @@
           <w:szCs w:val="18"/>
           <w:lang w:val="en-US"/>
         </w:rPr>
-        <w:lastRenderedPageBreak/>
         <w:t>Laia Font</w:t>
       </w:r>
     </w:p>
@@ -1207,14 +1218,6 @@
         </w:rPr>
         <w:t>Pau Vila</w:t>
       </w:r>
-    </w:p>
-    <w:p>
-      <w:pPr>
-        <w:jc w:val="both"/>
-        <w:rPr>
-          <w:lang w:val="en-US"/>
-        </w:rPr>
-      </w:pPr>
     </w:p>
     <w:p>
       <w:pPr>
@@ -1236,6 +1239,7 @@
           <w:iCs/>
           <w:lang w:val="en-US"/>
         </w:rPr>
+        <w:lastRenderedPageBreak/>
         <w:t xml:space="preserve">Implement a </w:t>
       </w:r>
       <w:proofErr w:type="gramStart"/>
@@ -1341,6 +1345,8 @@
       <w:pPr>
         <w:jc w:val="both"/>
         <w:rPr>
+          <w:sz w:val="22"/>
+          <w:szCs w:val="22"/>
           <w:lang w:val="en-US"/>
         </w:rPr>
       </w:pPr>
@@ -1495,6 +1501,8 @@
       <w:pPr>
         <w:jc w:val="both"/>
         <w:rPr>
+          <w:sz w:val="22"/>
+          <w:szCs w:val="22"/>
           <w:lang w:val="en-US"/>
         </w:rPr>
       </w:pPr>
@@ -1526,6 +1534,8 @@
       <w:pPr>
         <w:jc w:val="both"/>
         <w:rPr>
+          <w:sz w:val="22"/>
+          <w:szCs w:val="22"/>
           <w:lang w:val="en-US"/>
         </w:rPr>
       </w:pPr>
@@ -1580,9 +1590,9 @@
           <w:noProof/>
         </w:rPr>
         <w:drawing>
-          <wp:inline distT="0" distB="0" distL="0" distR="0" wp14:anchorId="7A4B3A3D" wp14:editId="33063264">
-            <wp:extent cx="4095750" cy="2828925"/>
-            <wp:effectExtent l="0" t="0" r="0" b="0"/>
+          <wp:inline distT="0" distB="0" distL="0" distR="0" wp14:anchorId="7A4B3A3D" wp14:editId="17B656CF">
+            <wp:extent cx="3380984" cy="2335237"/>
+            <wp:effectExtent l="0" t="0" r="0" b="8255"/>
             <wp:docPr id="1" name="Imagen 1"/>
             <wp:cNvGraphicFramePr>
               <a:graphicFrameLocks xmlns:a="http://schemas.openxmlformats.org/drawingml/2006/main" noChangeAspect="1"/>
@@ -1606,7 +1616,7 @@
                   <pic:spPr bwMode="auto">
                     <a:xfrm>
                       <a:off x="0" y="0"/>
-                      <a:ext cx="4095750" cy="2828925"/>
+                      <a:ext cx="3402625" cy="2350184"/>
                     </a:xfrm>
                     <a:prstGeom prst="rect">
                       <a:avLst/>
@@ -1621,9 +1631,29 @@
     </w:p>
     <w:p>
       <w:pPr>
+        <w:jc w:val="center"/>
+        <w:rPr>
+          <w:sz w:val="18"/>
+          <w:szCs w:val="18"/>
+          <w:lang w:val="en-US"/>
+        </w:rPr>
+      </w:pPr>
+      <w:r>
+        <w:rPr>
+          <w:sz w:val="18"/>
+          <w:szCs w:val="18"/>
+          <w:lang w:val="en-US"/>
+        </w:rPr>
+        <w:t>Figure 1</w:t>
+      </w:r>
+    </w:p>
+    <w:p>
+      <w:pPr>
         <w:pStyle w:val="Prrafodelista"/>
         <w:jc w:val="both"/>
         <w:rPr>
+          <w:sz w:val="22"/>
+          <w:szCs w:val="22"/>
           <w:lang w:val="en-US"/>
         </w:rPr>
       </w:pPr>
@@ -1694,6 +1724,283 @@
     </w:p>
     <w:p>
       <w:pPr>
+        <w:spacing w:line="276" w:lineRule="auto"/>
+        <w:jc w:val="both"/>
+        <w:rPr>
+          <w:rFonts w:ascii="Calibri" w:eastAsia="Calibri" w:hAnsi="Calibri" w:cs="Calibri"/>
+          <w:sz w:val="22"/>
+          <w:szCs w:val="22"/>
+          <w:lang w:val="en-US"/>
+        </w:rPr>
+      </w:pPr>
+      <w:r>
+        <w:rPr>
+          <w:rFonts w:ascii="Calibri" w:eastAsia="Calibri" w:hAnsi="Calibri" w:cs="Calibri"/>
+          <w:sz w:val="22"/>
+          <w:szCs w:val="22"/>
+          <w:lang w:val="en-US"/>
+        </w:rPr>
+        <w:t>The traversal and swapping steps of bubble sort do not depend on the type of object.</w:t>
+      </w:r>
+      <w:r>
+        <w:rPr>
+          <w:rFonts w:ascii="Calibri" w:eastAsia="Calibri" w:hAnsi="Calibri" w:cs="Calibri"/>
+          <w:sz w:val="22"/>
+          <w:szCs w:val="22"/>
+          <w:lang w:val="en-US"/>
+        </w:rPr>
+        <w:t xml:space="preserve"> </w:t>
+      </w:r>
+      <w:r>
+        <w:rPr>
+          <w:rFonts w:ascii="Calibri" w:eastAsia="Calibri" w:hAnsi="Calibri" w:cs="Calibri"/>
+          <w:sz w:val="22"/>
+          <w:szCs w:val="22"/>
+          <w:lang w:val="en-US"/>
+        </w:rPr>
+        <w:t>Only the comparison does. The design therefore needs three changes:</w:t>
+      </w:r>
+    </w:p>
+    <w:p>
+      <w:pPr>
+        <w:spacing w:line="276" w:lineRule="auto"/>
+        <w:ind w:left="708"/>
+        <w:jc w:val="both"/>
+        <w:rPr>
+          <w:rFonts w:ascii="Calibri" w:eastAsia="Calibri" w:hAnsi="Calibri" w:cs="Calibri"/>
+          <w:sz w:val="22"/>
+          <w:szCs w:val="22"/>
+          <w:lang w:val="en-US"/>
+        </w:rPr>
+      </w:pPr>
+      <w:r>
+        <w:rPr>
+          <w:rFonts w:ascii="Calibri" w:eastAsia="Calibri" w:hAnsi="Calibri" w:cs="Calibri"/>
+          <w:sz w:val="22"/>
+          <w:szCs w:val="22"/>
+          <w:lang w:val="en-US"/>
+        </w:rPr>
+        <w:t xml:space="preserve">a) </w:t>
+      </w:r>
+      <w:r>
+        <w:rPr>
+          <w:rFonts w:ascii="Calibri" w:eastAsia="Calibri" w:hAnsi="Calibri" w:cs="Calibri"/>
+          <w:sz w:val="22"/>
+          <w:szCs w:val="22"/>
+          <w:lang w:val="en-US"/>
+        </w:rPr>
+        <w:t>Create an interface, Sortable, with one method that compares two objects and</w:t>
+      </w:r>
+      <w:r>
+        <w:rPr>
+          <w:rFonts w:ascii="Calibri" w:eastAsia="Calibri" w:hAnsi="Calibri" w:cs="Calibri"/>
+          <w:sz w:val="22"/>
+          <w:szCs w:val="22"/>
+          <w:lang w:val="en-US"/>
+        </w:rPr>
+        <w:t xml:space="preserve"> </w:t>
+      </w:r>
+      <w:r>
+        <w:rPr>
+          <w:rFonts w:ascii="Calibri" w:eastAsia="Calibri" w:hAnsi="Calibri" w:cs="Calibri"/>
+          <w:sz w:val="22"/>
+          <w:szCs w:val="22"/>
+          <w:lang w:val="en-US"/>
+        </w:rPr>
+        <w:t xml:space="preserve">   returns a </w:t>
+      </w:r>
+      <w:proofErr w:type="spellStart"/>
+      <w:r>
+        <w:rPr>
+          <w:rFonts w:ascii="Calibri" w:eastAsia="Calibri" w:hAnsi="Calibri" w:cs="Calibri"/>
+          <w:sz w:val="22"/>
+          <w:szCs w:val="22"/>
+          <w:lang w:val="en-US"/>
+        </w:rPr>
+        <w:t>boolean</w:t>
+      </w:r>
+      <w:proofErr w:type="spellEnd"/>
+      <w:r>
+        <w:rPr>
+          <w:rFonts w:ascii="Calibri" w:eastAsia="Calibri" w:hAnsi="Calibri" w:cs="Calibri"/>
+          <w:sz w:val="22"/>
+          <w:szCs w:val="22"/>
+          <w:lang w:val="en-US"/>
+        </w:rPr>
+        <w:t>.</w:t>
+      </w:r>
+    </w:p>
+    <w:p>
+      <w:pPr>
+        <w:spacing w:line="276" w:lineRule="auto"/>
+        <w:ind w:left="708"/>
+        <w:jc w:val="both"/>
+        <w:rPr>
+          <w:rFonts w:ascii="Calibri" w:eastAsia="Calibri" w:hAnsi="Calibri" w:cs="Calibri"/>
+          <w:sz w:val="22"/>
+          <w:szCs w:val="22"/>
+          <w:lang w:val="en-US"/>
+        </w:rPr>
+      </w:pPr>
+      <w:r>
+        <w:rPr>
+          <w:rFonts w:ascii="Calibri" w:eastAsia="Calibri" w:hAnsi="Calibri" w:cs="Calibri"/>
+          <w:sz w:val="22"/>
+          <w:szCs w:val="22"/>
+          <w:lang w:val="en-US"/>
+        </w:rPr>
+        <w:t xml:space="preserve">b) </w:t>
+      </w:r>
+      <w:r>
+        <w:rPr>
+          <w:rFonts w:ascii="Calibri" w:eastAsia="Calibri" w:hAnsi="Calibri" w:cs="Calibri"/>
+          <w:sz w:val="22"/>
+          <w:szCs w:val="22"/>
+          <w:lang w:val="en-US"/>
+        </w:rPr>
+        <w:t>Make Person and Rectangle implement Sortable. Person compares by surname and then</w:t>
+      </w:r>
+      <w:r>
+        <w:rPr>
+          <w:rFonts w:ascii="Calibri" w:eastAsia="Calibri" w:hAnsi="Calibri" w:cs="Calibri"/>
+          <w:sz w:val="22"/>
+          <w:szCs w:val="22"/>
+          <w:lang w:val="en-US"/>
+        </w:rPr>
+        <w:t xml:space="preserve"> </w:t>
+      </w:r>
+      <w:proofErr w:type="gramStart"/>
+      <w:r>
+        <w:rPr>
+          <w:rFonts w:ascii="Calibri" w:eastAsia="Calibri" w:hAnsi="Calibri" w:cs="Calibri"/>
+          <w:sz w:val="22"/>
+          <w:szCs w:val="22"/>
+          <w:lang w:val="en-US"/>
+        </w:rPr>
+        <w:t>name</w:t>
+      </w:r>
+      <w:proofErr w:type="gramEnd"/>
+      <w:r>
+        <w:rPr>
+          <w:rFonts w:ascii="Calibri" w:eastAsia="Calibri" w:hAnsi="Calibri" w:cs="Calibri"/>
+          <w:sz w:val="22"/>
+          <w:szCs w:val="22"/>
+          <w:lang w:val="en-US"/>
+        </w:rPr>
+        <w:t>; Rectangle compares by area.</w:t>
+      </w:r>
+    </w:p>
+    <w:p>
+      <w:pPr>
+        <w:spacing w:after="240" w:line="276" w:lineRule="auto"/>
+        <w:ind w:left="708"/>
+        <w:jc w:val="both"/>
+        <w:rPr>
+          <w:rFonts w:ascii="Calibri" w:eastAsia="Calibri" w:hAnsi="Calibri" w:cs="Calibri"/>
+          <w:sz w:val="22"/>
+          <w:szCs w:val="22"/>
+          <w:lang w:val="en-US"/>
+        </w:rPr>
+      </w:pPr>
+      <w:r>
+        <w:rPr>
+          <w:rFonts w:ascii="Calibri" w:eastAsia="Calibri" w:hAnsi="Calibri" w:cs="Calibri"/>
+          <w:sz w:val="22"/>
+          <w:szCs w:val="22"/>
+          <w:lang w:val="en-US"/>
+        </w:rPr>
+        <w:t xml:space="preserve">c) </w:t>
+      </w:r>
+      <w:r>
+        <w:rPr>
+          <w:rFonts w:ascii="Calibri" w:eastAsia="Calibri" w:hAnsi="Calibri" w:cs="Calibri"/>
+          <w:sz w:val="22"/>
+          <w:szCs w:val="22"/>
+          <w:lang w:val="en-US"/>
+        </w:rPr>
+        <w:t xml:space="preserve">Change the parameter of </w:t>
+      </w:r>
+      <w:proofErr w:type="spellStart"/>
+      <w:r>
+        <w:rPr>
+          <w:rFonts w:ascii="Calibri" w:eastAsia="Calibri" w:hAnsi="Calibri" w:cs="Calibri"/>
+          <w:sz w:val="22"/>
+          <w:szCs w:val="22"/>
+          <w:lang w:val="en-US"/>
+        </w:rPr>
+        <w:t>Sorter.sort</w:t>
+      </w:r>
+      <w:proofErr w:type="spellEnd"/>
+      <w:r>
+        <w:rPr>
+          <w:rFonts w:ascii="Calibri" w:eastAsia="Calibri" w:hAnsi="Calibri" w:cs="Calibri"/>
+          <w:sz w:val="22"/>
+          <w:szCs w:val="22"/>
+          <w:lang w:val="en-US"/>
+        </w:rPr>
+        <w:t xml:space="preserve"> from </w:t>
+      </w:r>
+      <w:proofErr w:type="gramStart"/>
+      <w:r>
+        <w:rPr>
+          <w:rFonts w:ascii="Calibri" w:eastAsia="Calibri" w:hAnsi="Calibri" w:cs="Calibri"/>
+          <w:sz w:val="22"/>
+          <w:szCs w:val="22"/>
+          <w:lang w:val="en-US"/>
+        </w:rPr>
+        <w:t>Person[</w:t>
+      </w:r>
+      <w:proofErr w:type="gramEnd"/>
+      <w:r>
+        <w:rPr>
+          <w:rFonts w:ascii="Calibri" w:eastAsia="Calibri" w:hAnsi="Calibri" w:cs="Calibri"/>
+          <w:sz w:val="22"/>
+          <w:szCs w:val="22"/>
+          <w:lang w:val="en-US"/>
+        </w:rPr>
+        <w:t xml:space="preserve">] to </w:t>
+      </w:r>
+      <w:proofErr w:type="gramStart"/>
+      <w:r>
+        <w:rPr>
+          <w:rFonts w:ascii="Calibri" w:eastAsia="Calibri" w:hAnsi="Calibri" w:cs="Calibri"/>
+          <w:sz w:val="22"/>
+          <w:szCs w:val="22"/>
+          <w:lang w:val="en-US"/>
+        </w:rPr>
+        <w:t>Sortable[</w:t>
+      </w:r>
+      <w:proofErr w:type="gramEnd"/>
+      <w:r>
+        <w:rPr>
+          <w:rFonts w:ascii="Calibri" w:eastAsia="Calibri" w:hAnsi="Calibri" w:cs="Calibri"/>
+          <w:sz w:val="22"/>
+          <w:szCs w:val="22"/>
+          <w:lang w:val="en-US"/>
+        </w:rPr>
+        <w:t>] and call the</w:t>
+      </w:r>
+      <w:r>
+        <w:rPr>
+          <w:rFonts w:ascii="Calibri" w:eastAsia="Calibri" w:hAnsi="Calibri" w:cs="Calibri"/>
+          <w:sz w:val="22"/>
+          <w:szCs w:val="22"/>
+          <w:lang w:val="en-US"/>
+        </w:rPr>
+        <w:t xml:space="preserve"> </w:t>
+      </w:r>
+      <w:r>
+        <w:rPr>
+          <w:rFonts w:ascii="Calibri" w:eastAsia="Calibri" w:hAnsi="Calibri" w:cs="Calibri"/>
+          <w:sz w:val="22"/>
+          <w:szCs w:val="22"/>
+          <w:lang w:val="en-US"/>
+        </w:rPr>
+        <w:t xml:space="preserve">   interface method instead of the private helper.</w:t>
+      </w:r>
+    </w:p>
+    <w:p>
+      <w:pPr>
         <w:pStyle w:val="Prrafodelista"/>
         <w:numPr>
           <w:ilvl w:val="1"/>
@@ -1732,6 +2039,108 @@
         </w:rPr>
         <w:t xml:space="preserve"> method to accept both Persons and Rectangles?</w:t>
       </w:r>
+      <w:r>
+        <w:rPr>
+          <w:i/>
+          <w:iCs/>
+          <w:lang w:val="en-US"/>
+        </w:rPr>
+        <w:t xml:space="preserve"> </w:t>
+      </w:r>
+    </w:p>
+    <w:p>
+      <w:pPr>
+        <w:spacing w:line="276" w:lineRule="auto"/>
+        <w:jc w:val="both"/>
+        <w:rPr>
+          <w:i/>
+          <w:iCs/>
+          <w:lang w:val="en-US"/>
+        </w:rPr>
+      </w:pPr>
+      <w:r>
+        <w:rPr>
+          <w:rFonts w:ascii="Calibri" w:eastAsia="Calibri" w:hAnsi="Calibri" w:cs="Calibri"/>
+          <w:sz w:val="22"/>
+          <w:szCs w:val="22"/>
+          <w:lang w:val="en-US"/>
+        </w:rPr>
+        <w:t xml:space="preserve">The Sortable interface. Sorter only knows that every element has an </w:t>
+      </w:r>
+      <w:proofErr w:type="spellStart"/>
+      <w:r>
+        <w:rPr>
+          <w:rFonts w:ascii="Calibri" w:eastAsia="Calibri" w:hAnsi="Calibri" w:cs="Calibri"/>
+          <w:sz w:val="22"/>
+          <w:szCs w:val="22"/>
+          <w:lang w:val="en-US"/>
+        </w:rPr>
+        <w:t>isBigger</w:t>
+      </w:r>
+      <w:proofErr w:type="spellEnd"/>
+      <w:r>
+        <w:rPr>
+          <w:rFonts w:ascii="Calibri" w:eastAsia="Calibri" w:hAnsi="Calibri" w:cs="Calibri"/>
+          <w:sz w:val="22"/>
+          <w:szCs w:val="22"/>
+          <w:lang w:val="en-US"/>
+        </w:rPr>
+        <w:t xml:space="preserve"> method;</w:t>
+      </w:r>
+      <w:r>
+        <w:rPr>
+          <w:rFonts w:ascii="Calibri" w:eastAsia="Calibri" w:hAnsi="Calibri" w:cs="Calibri"/>
+          <w:sz w:val="22"/>
+          <w:szCs w:val="22"/>
+          <w:lang w:val="en-US"/>
+        </w:rPr>
+        <w:t xml:space="preserve"> </w:t>
+      </w:r>
+      <w:r>
+        <w:rPr>
+          <w:rFonts w:ascii="Calibri" w:eastAsia="Calibri" w:hAnsi="Calibri" w:cs="Calibri"/>
+          <w:sz w:val="22"/>
+          <w:szCs w:val="22"/>
+          <w:lang w:val="en-US"/>
+        </w:rPr>
+        <w:t>it does not know whether the elements are people or rectangles. Each class supplies</w:t>
+      </w:r>
+      <w:r>
+        <w:rPr>
+          <w:rFonts w:ascii="Calibri" w:eastAsia="Calibri" w:hAnsi="Calibri" w:cs="Calibri"/>
+          <w:sz w:val="22"/>
+          <w:szCs w:val="22"/>
+          <w:lang w:val="en-US"/>
+        </w:rPr>
+        <w:t xml:space="preserve"> </w:t>
+      </w:r>
+      <w:r>
+        <w:rPr>
+          <w:rFonts w:ascii="Calibri" w:eastAsia="Calibri" w:hAnsi="Calibri" w:cs="Calibri"/>
+          <w:sz w:val="22"/>
+          <w:szCs w:val="22"/>
+          <w:lang w:val="en-US"/>
+        </w:rPr>
+        <w:t>its own ordering rule, and Sorter works with any class that implements the interface,</w:t>
+      </w:r>
+      <w:r>
+        <w:rPr>
+          <w:rFonts w:ascii="Calibri" w:eastAsia="Calibri" w:hAnsi="Calibri" w:cs="Calibri"/>
+          <w:sz w:val="22"/>
+          <w:szCs w:val="22"/>
+          <w:lang w:val="en-US"/>
+        </w:rPr>
+        <w:t xml:space="preserve"> </w:t>
+      </w:r>
+      <w:r>
+        <w:rPr>
+          <w:rFonts w:ascii="Calibri" w:eastAsia="Calibri" w:hAnsi="Calibri" w:cs="Calibri"/>
+          <w:sz w:val="22"/>
+          <w:szCs w:val="22"/>
+          <w:lang w:val="en-US"/>
+        </w:rPr>
+        <w:t>including classes added in the future.</w:t>
+      </w:r>
     </w:p>
     <w:p>
       <w:pPr>
@@ -1753,446 +2162,12 @@
           <w:iCs/>
           <w:lang w:val="en-US"/>
         </w:rPr>
+        <w:lastRenderedPageBreak/>
         <w:t>Draw a new diagram with the proposed changes before trying to implement it.</w:t>
       </w:r>
     </w:p>
     <w:p>
       <w:pPr>
-        <w:pStyle w:val="Prrafodelista"/>
-        <w:numPr>
-          <w:ilvl w:val="1"/>
-          <w:numId w:val="1"/>
-        </w:numPr>
-        <w:jc w:val="both"/>
-        <w:rPr>
-          <w:i/>
-          <w:iCs/>
-          <w:lang w:val="en-US"/>
-        </w:rPr>
-      </w:pPr>
-      <w:r>
-        <w:rPr>
-          <w:i/>
-          <w:iCs/>
-          <w:lang w:val="en-US"/>
-        </w:rPr>
-        <w:t xml:space="preserve">DO NOT CONTINUE READING UNTIL YOU HAVE A CLEAR IDEA OF HOW TO IMPLEMENT </w:t>
-      </w:r>
-      <w:proofErr w:type="gramStart"/>
-      <w:r>
-        <w:rPr>
-          <w:i/>
-          <w:iCs/>
-          <w:lang w:val="en-US"/>
-        </w:rPr>
-        <w:t>IT !!</w:t>
-      </w:r>
-      <w:proofErr w:type="gramEnd"/>
-    </w:p>
-    <w:p>
-      <w:pPr>
-        <w:jc w:val="both"/>
-        <w:rPr>
-          <w:lang w:val="en-US"/>
-        </w:rPr>
-      </w:pPr>
-    </w:p>
-    <w:p>
-      <w:pPr>
-        <w:jc w:val="both"/>
-        <w:rPr>
-          <w:rFonts w:ascii="Calibri" w:eastAsia="Calibri" w:hAnsi="Calibri" w:cs="Calibri"/>
-          <w:sz w:val="22"/>
-          <w:szCs w:val="22"/>
-          <w:lang w:val="en-US"/>
-        </w:rPr>
-      </w:pPr>
-      <w:r>
-        <w:rPr>
-          <w:rFonts w:ascii="Calibri" w:eastAsia="Calibri" w:hAnsi="Calibri" w:cs="Calibri"/>
-          <w:sz w:val="22"/>
-          <w:szCs w:val="22"/>
-          <w:lang w:val="en-US"/>
-        </w:rPr>
-        <w:lastRenderedPageBreak/>
-        <w:t>The steps to do so:</w:t>
-      </w:r>
-    </w:p>
-    <w:p>
-      <w:pPr>
-        <w:spacing w:line="276" w:lineRule="auto"/>
-        <w:ind w:left="360"/>
-        <w:rPr>
-          <w:rFonts w:ascii="Calibri" w:eastAsia="Calibri" w:hAnsi="Calibri" w:cs="Calibri"/>
-          <w:sz w:val="22"/>
-          <w:szCs w:val="22"/>
-          <w:lang w:val="en-US"/>
-        </w:rPr>
-      </w:pPr>
-      <w:r>
-        <w:rPr>
-          <w:rFonts w:ascii="Calibri" w:eastAsia="Calibri" w:hAnsi="Calibri" w:cs="Calibri"/>
-          <w:sz w:val="22"/>
-          <w:szCs w:val="22"/>
-          <w:lang w:val="en-US"/>
-        </w:rPr>
-        <w:t xml:space="preserve">a) </w:t>
-      </w:r>
-      <w:r>
-        <w:rPr>
-          <w:rFonts w:ascii="Calibri" w:eastAsia="Calibri" w:hAnsi="Calibri" w:cs="Calibri"/>
-          <w:sz w:val="22"/>
-          <w:szCs w:val="22"/>
-          <w:lang w:val="en-US"/>
-        </w:rPr>
-        <w:t xml:space="preserve">Create an interface, Sortable, with one method that compares two objects and returns a </w:t>
-      </w:r>
-      <w:proofErr w:type="spellStart"/>
-      <w:r>
-        <w:rPr>
-          <w:rFonts w:ascii="Calibri" w:eastAsia="Calibri" w:hAnsi="Calibri" w:cs="Calibri"/>
-          <w:sz w:val="22"/>
-          <w:szCs w:val="22"/>
-          <w:lang w:val="en-US"/>
-        </w:rPr>
-        <w:t>boolean</w:t>
-      </w:r>
-      <w:proofErr w:type="spellEnd"/>
-      <w:r>
-        <w:rPr>
-          <w:rFonts w:ascii="Calibri" w:eastAsia="Calibri" w:hAnsi="Calibri" w:cs="Calibri"/>
-          <w:sz w:val="22"/>
-          <w:szCs w:val="22"/>
-          <w:lang w:val="en-US"/>
-        </w:rPr>
-        <w:t>.</w:t>
-      </w:r>
-    </w:p>
-    <w:p>
-      <w:pPr>
-        <w:spacing w:line="276" w:lineRule="auto"/>
-        <w:ind w:left="360"/>
-        <w:rPr>
-          <w:rFonts w:ascii="Calibri" w:eastAsia="Calibri" w:hAnsi="Calibri" w:cs="Calibri"/>
-          <w:sz w:val="22"/>
-          <w:szCs w:val="22"/>
-          <w:lang w:val="en-US"/>
-        </w:rPr>
-      </w:pPr>
-      <w:r>
-        <w:rPr>
-          <w:rFonts w:ascii="Calibri" w:eastAsia="Calibri" w:hAnsi="Calibri" w:cs="Calibri"/>
-          <w:sz w:val="22"/>
-          <w:szCs w:val="22"/>
-          <w:lang w:val="en-US"/>
-        </w:rPr>
-        <w:t xml:space="preserve">b) </w:t>
-      </w:r>
-      <w:r>
-        <w:rPr>
-          <w:rFonts w:ascii="Calibri" w:eastAsia="Calibri" w:hAnsi="Calibri" w:cs="Calibri"/>
-          <w:sz w:val="22"/>
-          <w:szCs w:val="22"/>
-          <w:lang w:val="en-US"/>
-        </w:rPr>
-        <w:t xml:space="preserve">Make Person and Rectangle implement Sortable. Person compares by surname and then </w:t>
-      </w:r>
-      <w:proofErr w:type="gramStart"/>
-      <w:r>
-        <w:rPr>
-          <w:rFonts w:ascii="Calibri" w:eastAsia="Calibri" w:hAnsi="Calibri" w:cs="Calibri"/>
-          <w:sz w:val="22"/>
-          <w:szCs w:val="22"/>
-          <w:lang w:val="en-US"/>
-        </w:rPr>
-        <w:t>name</w:t>
-      </w:r>
-      <w:proofErr w:type="gramEnd"/>
-      <w:r>
-        <w:rPr>
-          <w:rFonts w:ascii="Calibri" w:eastAsia="Calibri" w:hAnsi="Calibri" w:cs="Calibri"/>
-          <w:sz w:val="22"/>
-          <w:szCs w:val="22"/>
-          <w:lang w:val="en-US"/>
-        </w:rPr>
-        <w:t>; Rectangle compares by area.</w:t>
-      </w:r>
-    </w:p>
-    <w:p>
-      <w:pPr>
-        <w:spacing w:line="276" w:lineRule="auto"/>
-        <w:ind w:left="360"/>
-        <w:rPr>
-          <w:rFonts w:ascii="Calibri" w:eastAsia="Calibri" w:hAnsi="Calibri" w:cs="Calibri"/>
-          <w:sz w:val="22"/>
-          <w:szCs w:val="22"/>
-          <w:lang w:val="en-US"/>
-        </w:rPr>
-      </w:pPr>
-      <w:r>
-        <w:rPr>
-          <w:rFonts w:ascii="Calibri" w:eastAsia="Calibri" w:hAnsi="Calibri" w:cs="Calibri"/>
-          <w:sz w:val="22"/>
-          <w:szCs w:val="22"/>
-          <w:lang w:val="en-US"/>
-        </w:rPr>
-        <w:t xml:space="preserve">c) </w:t>
-      </w:r>
-      <w:r>
-        <w:rPr>
-          <w:rFonts w:ascii="Calibri" w:eastAsia="Calibri" w:hAnsi="Calibri" w:cs="Calibri"/>
-          <w:sz w:val="22"/>
-          <w:szCs w:val="22"/>
-          <w:lang w:val="en-US"/>
-        </w:rPr>
-        <w:t xml:space="preserve">Change the parameter of </w:t>
-      </w:r>
-      <w:proofErr w:type="spellStart"/>
-      <w:r>
-        <w:rPr>
-          <w:rFonts w:ascii="Calibri" w:eastAsia="Calibri" w:hAnsi="Calibri" w:cs="Calibri"/>
-          <w:sz w:val="22"/>
-          <w:szCs w:val="22"/>
-          <w:lang w:val="en-US"/>
-        </w:rPr>
-        <w:t>Sorter.sort</w:t>
-      </w:r>
-      <w:proofErr w:type="spellEnd"/>
-      <w:r>
-        <w:rPr>
-          <w:rFonts w:ascii="Calibri" w:eastAsia="Calibri" w:hAnsi="Calibri" w:cs="Calibri"/>
-          <w:sz w:val="22"/>
-          <w:szCs w:val="22"/>
-          <w:lang w:val="en-US"/>
-        </w:rPr>
-        <w:t xml:space="preserve"> from </w:t>
-      </w:r>
-      <w:proofErr w:type="gramStart"/>
-      <w:r>
-        <w:rPr>
-          <w:rFonts w:ascii="Calibri" w:eastAsia="Calibri" w:hAnsi="Calibri" w:cs="Calibri"/>
-          <w:sz w:val="22"/>
-          <w:szCs w:val="22"/>
-          <w:lang w:val="en-US"/>
-        </w:rPr>
-        <w:t>Person[</w:t>
-      </w:r>
-      <w:proofErr w:type="gramEnd"/>
-      <w:r>
-        <w:rPr>
-          <w:rFonts w:ascii="Calibri" w:eastAsia="Calibri" w:hAnsi="Calibri" w:cs="Calibri"/>
-          <w:sz w:val="22"/>
-          <w:szCs w:val="22"/>
-          <w:lang w:val="en-US"/>
-        </w:rPr>
-        <w:t xml:space="preserve">] to </w:t>
-      </w:r>
-      <w:proofErr w:type="gramStart"/>
-      <w:r>
-        <w:rPr>
-          <w:rFonts w:ascii="Calibri" w:eastAsia="Calibri" w:hAnsi="Calibri" w:cs="Calibri"/>
-          <w:sz w:val="22"/>
-          <w:szCs w:val="22"/>
-          <w:lang w:val="en-US"/>
-        </w:rPr>
-        <w:t>Sortable[</w:t>
-      </w:r>
-      <w:proofErr w:type="gramEnd"/>
-      <w:r>
-        <w:rPr>
-          <w:rFonts w:ascii="Calibri" w:eastAsia="Calibri" w:hAnsi="Calibri" w:cs="Calibri"/>
-          <w:sz w:val="22"/>
-          <w:szCs w:val="22"/>
-          <w:lang w:val="en-US"/>
-        </w:rPr>
-        <w:t>] and call the interface method instead of the private helper.</w:t>
-      </w:r>
-    </w:p>
-    <w:p>
-      <w:pPr>
-        <w:jc w:val="both"/>
-        <w:rPr>
-          <w:rFonts w:ascii="Calibri" w:eastAsia="Calibri" w:hAnsi="Calibri" w:cs="Calibri"/>
-          <w:sz w:val="22"/>
-          <w:szCs w:val="22"/>
-          <w:lang w:val="en-US"/>
-        </w:rPr>
-      </w:pPr>
-    </w:p>
-    <w:p>
-      <w:pPr>
-        <w:pStyle w:val="Prrafodelista"/>
-        <w:numPr>
-          <w:ilvl w:val="0"/>
-          <w:numId w:val="1"/>
-        </w:numPr>
-        <w:jc w:val="both"/>
-        <w:rPr>
-          <w:i/>
-          <w:iCs/>
-          <w:lang w:val="en-US"/>
-        </w:rPr>
-      </w:pPr>
-      <w:r>
-        <w:rPr>
-          <w:i/>
-          <w:iCs/>
-          <w:lang w:val="en-US"/>
-        </w:rPr>
-        <w:t xml:space="preserve">This element must have a method that receives two objects and return a </w:t>
-      </w:r>
-      <w:proofErr w:type="spellStart"/>
-      <w:r>
-        <w:rPr>
-          <w:i/>
-          <w:iCs/>
-          <w:lang w:val="en-US"/>
-        </w:rPr>
-        <w:t>boolean</w:t>
-      </w:r>
-      <w:proofErr w:type="spellEnd"/>
-      <w:r>
-        <w:rPr>
-          <w:i/>
-          <w:iCs/>
-          <w:lang w:val="en-US"/>
-        </w:rPr>
-        <w:t xml:space="preserve"> indicating if the second is bigger or not (in sort order) than the </w:t>
-      </w:r>
-      <w:proofErr w:type="spellStart"/>
-      <w:r>
-        <w:rPr>
-          <w:i/>
-          <w:iCs/>
-          <w:lang w:val="en-US"/>
-        </w:rPr>
-        <w:t>the</w:t>
-      </w:r>
-      <w:proofErr w:type="spellEnd"/>
-      <w:r>
-        <w:rPr>
-          <w:i/>
-          <w:iCs/>
-          <w:lang w:val="en-US"/>
-        </w:rPr>
-        <w:t xml:space="preserve"> first object.</w:t>
-      </w:r>
-      <w:r>
-        <w:rPr>
-          <w:i/>
-          <w:iCs/>
-          <w:lang w:val="en-US"/>
-        </w:rPr>
-        <w:t xml:space="preserve"> Make sure that your design follows this tip.</w:t>
-      </w:r>
-    </w:p>
-    <w:p>
-      <w:pPr>
-        <w:jc w:val="both"/>
-        <w:rPr>
-          <w:lang w:val="en-US"/>
-        </w:rPr>
-      </w:pPr>
-    </w:p>
-    <w:p>
-      <w:pPr>
-        <w:spacing w:line="276" w:lineRule="auto"/>
-        <w:jc w:val="both"/>
-        <w:rPr>
-          <w:lang w:val="en-US"/>
-        </w:rPr>
-      </w:pPr>
-      <w:r>
-        <w:rPr>
-          <w:rFonts w:ascii="Calibri" w:eastAsia="Calibri" w:hAnsi="Calibri" w:cs="Calibri"/>
-          <w:sz w:val="22"/>
-          <w:szCs w:val="22"/>
-          <w:lang w:val="en-US"/>
-        </w:rPr>
-        <w:t xml:space="preserve">The Sortable interface. Sorter only knows that every element has an </w:t>
-      </w:r>
-      <w:proofErr w:type="spellStart"/>
-      <w:r>
-        <w:rPr>
-          <w:rFonts w:ascii="Calibri" w:eastAsia="Calibri" w:hAnsi="Calibri" w:cs="Calibri"/>
-          <w:sz w:val="22"/>
-          <w:szCs w:val="22"/>
-          <w:lang w:val="en-US"/>
-        </w:rPr>
-        <w:t>isGreaterThan</w:t>
-      </w:r>
-      <w:proofErr w:type="spellEnd"/>
-      <w:r>
-        <w:rPr>
-          <w:rFonts w:ascii="Calibri" w:eastAsia="Calibri" w:hAnsi="Calibri" w:cs="Calibri"/>
-          <w:sz w:val="22"/>
-          <w:szCs w:val="22"/>
-          <w:lang w:val="en-US"/>
-        </w:rPr>
-        <w:t xml:space="preserve"> method; it does not know whether the elements are people or rectangles. Each class supplies its own ordering rule, and Sorter works with any class that implements the interface, including classes added in the future.</w:t>
-      </w:r>
-    </w:p>
-    <w:p>
-      <w:pPr>
-        <w:pStyle w:val="Prrafodelista"/>
-        <w:jc w:val="both"/>
-        <w:rPr>
-          <w:lang w:val="en-US"/>
-        </w:rPr>
-      </w:pPr>
-    </w:p>
-    <w:p>
-      <w:pPr>
-        <w:pStyle w:val="Prrafodelista"/>
-        <w:numPr>
-          <w:ilvl w:val="0"/>
-          <w:numId w:val="1"/>
-        </w:numPr>
-        <w:jc w:val="both"/>
-        <w:rPr>
-          <w:i/>
-          <w:iCs/>
-          <w:lang w:val="en-US"/>
-        </w:rPr>
-      </w:pPr>
-      <w:r>
-        <w:rPr>
-          <w:i/>
-          <w:iCs/>
-          <w:lang w:val="en-US"/>
-        </w:rPr>
-        <w:t xml:space="preserve">Implement your design and make a program that sorts an array of 5 Persons and </w:t>
-      </w:r>
-      <w:proofErr w:type="gramStart"/>
-      <w:r>
-        <w:rPr>
-          <w:i/>
-          <w:iCs/>
-          <w:lang w:val="en-US"/>
-        </w:rPr>
-        <w:t>other</w:t>
-      </w:r>
-      <w:proofErr w:type="gramEnd"/>
-      <w:r>
-        <w:rPr>
-          <w:i/>
-          <w:iCs/>
-          <w:lang w:val="en-US"/>
-        </w:rPr>
-        <w:t xml:space="preserve"> array of 5 Rectangles.</w:t>
-      </w:r>
-    </w:p>
-    <w:p>
-      <w:pPr>
-        <w:pStyle w:val="Prrafodelista"/>
-        <w:jc w:val="both"/>
-        <w:rPr>
-          <w:lang w:val="en-US"/>
-        </w:rPr>
-      </w:pPr>
-    </w:p>
-    <w:p>
-      <w:pPr>
         <w:spacing w:after="120" w:line="276" w:lineRule="auto"/>
         <w:jc w:val="both"/>
         <w:rPr>
@@ -2214,9 +2189,11 @@
     </w:p>
     <w:p>
       <w:pPr>
-        <w:spacing w:after="120" w:line="276" w:lineRule="auto"/>
         <w:jc w:val="center"/>
         <w:rPr>
+          <w:rFonts w:ascii="Calibri" w:eastAsia="Calibri" w:hAnsi="Calibri" w:cs="Calibri"/>
+          <w:sz w:val="22"/>
+          <w:szCs w:val="22"/>
           <w:lang w:val="en-US"/>
         </w:rPr>
       </w:pPr>
@@ -2225,10 +2202,10 @@
           <w:noProof/>
         </w:rPr>
         <w:drawing>
-          <wp:inline distT="0" distB="0" distL="0" distR="0" wp14:anchorId="5C41FD02" wp14:editId="6A940F6A">
-            <wp:extent cx="4953000" cy="2209800"/>
+          <wp:inline distT="0" distB="0" distL="0" distR="0" wp14:anchorId="34172BE0" wp14:editId="0C935F62">
+            <wp:extent cx="4193625" cy="1871003"/>
             <wp:effectExtent l="0" t="0" r="0" b="0"/>
-            <wp:docPr id="613143433" name="Imagen 613143433"/>
+            <wp:docPr id="1288371510" name="Imagen 1288371510"/>
             <wp:cNvGraphicFramePr>
               <a:graphicFrameLocks xmlns:a="http://schemas.openxmlformats.org/drawingml/2006/main" noChangeAspect="1"/>
             </wp:cNvGraphicFramePr>
@@ -2251,7 +2228,7 @@
                   <pic:spPr bwMode="auto">
                     <a:xfrm>
                       <a:off x="0" y="0"/>
-                      <a:ext cx="4953000" cy="2209800"/>
+                      <a:ext cx="4293640" cy="1915625"/>
                     </a:xfrm>
                     <a:prstGeom prst="rect">
                       <a:avLst/>
@@ -2266,215 +2243,37 @@
     </w:p>
     <w:p>
       <w:pPr>
-        <w:keepNext/>
-        <w:keepLines/>
-        <w:pBdr>
-          <w:top w:val="single" w:sz="4" w:space="4" w:color="D0D0D0"/>
-        </w:pBdr>
-        <w:shd w:val="clear" w:color="auto" w:fill="F3F3F3"/>
-        <w:ind w:left="200"/>
-        <w:jc w:val="both"/>
-        <w:rPr>
-          <w:lang w:val="en-US"/>
-        </w:rPr>
-      </w:pPr>
-      <w:r>
-        <w:rPr>
-          <w:rFonts w:ascii="Consolas" w:eastAsia="Consolas" w:hAnsi="Consolas" w:cs="Consolas"/>
-          <w:sz w:val="18"/>
-          <w:szCs w:val="18"/>
-          <w:lang w:val="en-US"/>
-        </w:rPr>
-        <w:t>public interface Sortable {</w:t>
-      </w:r>
-    </w:p>
-    <w:p>
-      <w:pPr>
-        <w:keepNext/>
-        <w:keepLines/>
-        <w:shd w:val="clear" w:color="auto" w:fill="F3F3F3"/>
-        <w:ind w:left="200"/>
-        <w:jc w:val="both"/>
-        <w:rPr>
-          <w:lang w:val="en-US"/>
-        </w:rPr>
-      </w:pPr>
-      <w:r>
-        <w:rPr>
-          <w:rFonts w:ascii="Consolas" w:eastAsia="Consolas" w:hAnsi="Consolas" w:cs="Consolas"/>
-          <w:sz w:val="18"/>
-          <w:szCs w:val="18"/>
-          <w:lang w:val="en-US"/>
-        </w:rPr>
-        <w:t xml:space="preserve">    // true if this object goes after "other" in the sort order</w:t>
-      </w:r>
-    </w:p>
-    <w:p>
-      <w:pPr>
-        <w:keepNext/>
-        <w:keepLines/>
-        <w:shd w:val="clear" w:color="auto" w:fill="F3F3F3"/>
-        <w:ind w:left="200"/>
-        <w:jc w:val="both"/>
-        <w:rPr>
-          <w:lang w:val="en-US"/>
-        </w:rPr>
-      </w:pPr>
-      <w:r>
-        <w:rPr>
-          <w:rFonts w:ascii="Consolas" w:eastAsia="Consolas" w:hAnsi="Consolas" w:cs="Consolas"/>
-          <w:sz w:val="18"/>
-          <w:szCs w:val="18"/>
-          <w:lang w:val="en-US"/>
-        </w:rPr>
-        <w:t xml:space="preserve">    </w:t>
-      </w:r>
-      <w:proofErr w:type="spellStart"/>
-      <w:r>
-        <w:rPr>
-          <w:rFonts w:ascii="Consolas" w:eastAsia="Consolas" w:hAnsi="Consolas" w:cs="Consolas"/>
-          <w:sz w:val="18"/>
-          <w:szCs w:val="18"/>
-          <w:lang w:val="en-US"/>
-        </w:rPr>
-        <w:t>boolean</w:t>
-      </w:r>
-      <w:proofErr w:type="spellEnd"/>
-      <w:r>
-        <w:rPr>
-          <w:rFonts w:ascii="Consolas" w:eastAsia="Consolas" w:hAnsi="Consolas" w:cs="Consolas"/>
-          <w:sz w:val="18"/>
-          <w:szCs w:val="18"/>
-          <w:lang w:val="en-US"/>
-        </w:rPr>
-        <w:t xml:space="preserve"> </w:t>
-      </w:r>
-      <w:proofErr w:type="spellStart"/>
-      <w:proofErr w:type="gramStart"/>
-      <w:r>
-        <w:rPr>
-          <w:rFonts w:ascii="Consolas" w:eastAsia="Consolas" w:hAnsi="Consolas" w:cs="Consolas"/>
-          <w:sz w:val="18"/>
-          <w:szCs w:val="18"/>
-          <w:lang w:val="en-US"/>
-        </w:rPr>
-        <w:t>isGreaterThan</w:t>
-      </w:r>
-      <w:proofErr w:type="spellEnd"/>
-      <w:r>
-        <w:rPr>
-          <w:rFonts w:ascii="Consolas" w:eastAsia="Consolas" w:hAnsi="Consolas" w:cs="Consolas"/>
-          <w:sz w:val="18"/>
-          <w:szCs w:val="18"/>
-          <w:lang w:val="en-US"/>
-        </w:rPr>
-        <w:t>(</w:t>
-      </w:r>
-      <w:proofErr w:type="gramEnd"/>
-      <w:r>
-        <w:rPr>
-          <w:rFonts w:ascii="Consolas" w:eastAsia="Consolas" w:hAnsi="Consolas" w:cs="Consolas"/>
-          <w:sz w:val="18"/>
-          <w:szCs w:val="18"/>
-          <w:lang w:val="en-US"/>
-        </w:rPr>
-        <w:t>Sortable other);</w:t>
-      </w:r>
-    </w:p>
-    <w:p>
-      <w:pPr>
-        <w:keepLines/>
-        <w:pBdr>
-          <w:bottom w:val="single" w:sz="4" w:space="4" w:color="D0D0D0"/>
-        </w:pBdr>
-        <w:shd w:val="clear" w:color="auto" w:fill="F3F3F3"/>
-        <w:ind w:left="200"/>
-        <w:jc w:val="both"/>
-        <w:rPr>
-          <w:lang w:val="en-US"/>
-        </w:rPr>
-      </w:pPr>
-      <w:r>
-        <w:rPr>
-          <w:rFonts w:ascii="Consolas" w:eastAsia="Consolas" w:hAnsi="Consolas" w:cs="Consolas"/>
-          <w:sz w:val="18"/>
-          <w:szCs w:val="18"/>
-          <w:lang w:val="en-US"/>
-        </w:rPr>
-        <w:t>}</w:t>
-      </w:r>
-    </w:p>
-    <w:p>
-      <w:pPr>
-        <w:spacing w:after="80"/>
-        <w:jc w:val="both"/>
-        <w:rPr>
-          <w:lang w:val="en-US"/>
-        </w:rPr>
-      </w:pPr>
-    </w:p>
-    <w:p>
-      <w:pPr>
-        <w:spacing w:after="120" w:line="276" w:lineRule="auto"/>
-        <w:jc w:val="both"/>
-        <w:rPr>
-          <w:lang w:val="en-US"/>
-        </w:rPr>
-      </w:pPr>
-      <w:r>
-        <w:rPr>
-          <w:rFonts w:ascii="Calibri" w:eastAsia="Calibri" w:hAnsi="Calibri" w:cs="Calibri"/>
-          <w:sz w:val="22"/>
-          <w:szCs w:val="22"/>
-          <w:lang w:val="en-US"/>
-        </w:rPr>
-        <w:t xml:space="preserve">The exercise asks for a method that receives two objects. In this design the two objects are the current object (this) and the argument (other). This is the same structure used by Java's </w:t>
-      </w:r>
-      <w:proofErr w:type="spellStart"/>
-      <w:r>
-        <w:rPr>
-          <w:rFonts w:ascii="Calibri" w:eastAsia="Calibri" w:hAnsi="Calibri" w:cs="Calibri"/>
-          <w:sz w:val="22"/>
-          <w:szCs w:val="22"/>
-          <w:lang w:val="en-US"/>
-        </w:rPr>
-        <w:t>Comparable.compareTo</w:t>
-      </w:r>
-      <w:proofErr w:type="spellEnd"/>
-      <w:r>
-        <w:rPr>
-          <w:rFonts w:ascii="Calibri" w:eastAsia="Calibri" w:hAnsi="Calibri" w:cs="Calibri"/>
-          <w:sz w:val="22"/>
-          <w:szCs w:val="22"/>
-          <w:lang w:val="en-US"/>
-        </w:rPr>
-        <w:t xml:space="preserve">, which makes the step to the standard solution in section 10 direct. An alternative is a separate comparer object with a method </w:t>
-      </w:r>
-      <w:proofErr w:type="gramStart"/>
-      <w:r>
-        <w:rPr>
-          <w:rFonts w:ascii="Calibri" w:eastAsia="Calibri" w:hAnsi="Calibri" w:cs="Calibri"/>
-          <w:sz w:val="22"/>
-          <w:szCs w:val="22"/>
-          <w:lang w:val="en-US"/>
-        </w:rPr>
-        <w:t>compare(</w:t>
-      </w:r>
-      <w:proofErr w:type="gramEnd"/>
-      <w:r>
-        <w:rPr>
-          <w:rFonts w:ascii="Calibri" w:eastAsia="Calibri" w:hAnsi="Calibri" w:cs="Calibri"/>
-          <w:sz w:val="22"/>
-          <w:szCs w:val="22"/>
-          <w:lang w:val="en-US"/>
-        </w:rPr>
-        <w:t>first, second), which corresponds to Java's Comparator.</w:t>
-      </w:r>
-    </w:p>
-    <w:p>
-      <w:pPr>
-        <w:jc w:val="both"/>
-        <w:rPr>
+        <w:jc w:val="center"/>
+        <w:rPr>
+          <w:sz w:val="18"/>
+          <w:szCs w:val="18"/>
+          <w:lang w:val="en-US"/>
+        </w:rPr>
+      </w:pPr>
+      <w:r>
+        <w:rPr>
+          <w:sz w:val="18"/>
+          <w:szCs w:val="18"/>
+          <w:lang w:val="en-US"/>
+        </w:rPr>
+        <w:t xml:space="preserve">Figure </w:t>
+      </w:r>
+      <w:r>
+        <w:rPr>
+          <w:sz w:val="18"/>
+          <w:szCs w:val="18"/>
+          <w:lang w:val="en-US"/>
+        </w:rPr>
+        <w:t>2</w:t>
+      </w:r>
+    </w:p>
+    <w:p>
+      <w:pPr>
+        <w:jc w:val="center"/>
+        <w:rPr>
+          <w:rFonts w:ascii="Calibri" w:eastAsia="Calibri" w:hAnsi="Calibri" w:cs="Calibri"/>
+          <w:sz w:val="14"/>
+          <w:szCs w:val="14"/>
           <w:lang w:val="en-US"/>
         </w:rPr>
       </w:pPr>
@@ -2499,7 +2298,2347 @@
           <w:iCs/>
           <w:lang w:val="en-US"/>
         </w:rPr>
+        <w:t xml:space="preserve">This element must have a method that receives two objects and return a </w:t>
+      </w:r>
+      <w:proofErr w:type="spellStart"/>
+      <w:r>
+        <w:rPr>
+          <w:i/>
+          <w:iCs/>
+          <w:lang w:val="en-US"/>
+        </w:rPr>
+        <w:t>boolean</w:t>
+      </w:r>
+      <w:proofErr w:type="spellEnd"/>
+      <w:r>
+        <w:rPr>
+          <w:i/>
+          <w:iCs/>
+          <w:lang w:val="en-US"/>
+        </w:rPr>
+        <w:t xml:space="preserve"> indicating if the second is bigger or not (in sort order) than the </w:t>
+      </w:r>
+      <w:proofErr w:type="spellStart"/>
+      <w:r>
+        <w:rPr>
+          <w:i/>
+          <w:iCs/>
+          <w:lang w:val="en-US"/>
+        </w:rPr>
+        <w:t>the</w:t>
+      </w:r>
+      <w:proofErr w:type="spellEnd"/>
+      <w:r>
+        <w:rPr>
+          <w:i/>
+          <w:iCs/>
+          <w:lang w:val="en-US"/>
+        </w:rPr>
+        <w:t xml:space="preserve"> first object.</w:t>
+      </w:r>
+      <w:r>
+        <w:rPr>
+          <w:i/>
+          <w:iCs/>
+          <w:lang w:val="en-US"/>
+        </w:rPr>
+        <w:t xml:space="preserve"> Make sure that your design follows this tip.</w:t>
+      </w:r>
+    </w:p>
+    <w:p>
+      <w:pPr>
+        <w:jc w:val="both"/>
+        <w:rPr>
+          <w:sz w:val="20"/>
+          <w:szCs w:val="20"/>
+          <w:lang w:val="en-US"/>
+        </w:rPr>
+      </w:pPr>
+    </w:p>
+    <w:p>
+      <w:pPr>
+        <w:keepNext/>
+        <w:keepLines/>
+        <w:pBdr>
+          <w:top w:val="single" w:sz="4" w:space="4" w:color="D0D0D0"/>
+        </w:pBdr>
+        <w:shd w:val="clear" w:color="auto" w:fill="F3F3F3"/>
+        <w:ind w:left="200"/>
+        <w:jc w:val="both"/>
+        <w:rPr>
+          <w:lang w:val="en-US"/>
+        </w:rPr>
+      </w:pPr>
+      <w:r>
+        <w:rPr>
+          <w:rFonts w:ascii="Consolas" w:eastAsia="Consolas" w:hAnsi="Consolas" w:cs="Consolas"/>
+          <w:sz w:val="18"/>
+          <w:szCs w:val="18"/>
+          <w:lang w:val="en-US"/>
+        </w:rPr>
+        <w:t>public interface Sortable {</w:t>
+      </w:r>
+    </w:p>
+    <w:p>
+      <w:pPr>
+        <w:keepNext/>
+        <w:keepLines/>
+        <w:shd w:val="clear" w:color="auto" w:fill="F3F3F3"/>
+        <w:ind w:left="200"/>
+        <w:jc w:val="both"/>
+        <w:rPr>
+          <w:lang w:val="en-US"/>
+        </w:rPr>
+      </w:pPr>
+      <w:r>
+        <w:rPr>
+          <w:rFonts w:ascii="Consolas" w:eastAsia="Consolas" w:hAnsi="Consolas" w:cs="Consolas"/>
+          <w:sz w:val="18"/>
+          <w:szCs w:val="18"/>
+          <w:lang w:val="en-US"/>
+        </w:rPr>
+        <w:t xml:space="preserve">    // true if </w:t>
+      </w:r>
+      <w:r>
+        <w:rPr>
+          <w:rFonts w:ascii="Consolas" w:eastAsia="Consolas" w:hAnsi="Consolas" w:cs="Consolas"/>
+          <w:sz w:val="18"/>
+          <w:szCs w:val="18"/>
+          <w:lang w:val="en-US"/>
+        </w:rPr>
+        <w:t>"other" (</w:t>
+      </w:r>
+      <w:r>
+        <w:rPr>
+          <w:rFonts w:ascii="Consolas" w:eastAsia="Consolas" w:hAnsi="Consolas" w:cs="Consolas"/>
+          <w:sz w:val="18"/>
+          <w:szCs w:val="18"/>
+          <w:lang w:val="en-US"/>
+        </w:rPr>
+        <w:t>2nd</w:t>
+      </w:r>
+      <w:r>
+        <w:rPr>
+          <w:rFonts w:ascii="Consolas" w:eastAsia="Consolas" w:hAnsi="Consolas" w:cs="Consolas"/>
+          <w:sz w:val="18"/>
+          <w:szCs w:val="18"/>
+          <w:lang w:val="en-US"/>
+        </w:rPr>
+        <w:t xml:space="preserve"> object) is bigger than this (</w:t>
+      </w:r>
+      <w:r>
+        <w:rPr>
+          <w:rFonts w:ascii="Consolas" w:eastAsia="Consolas" w:hAnsi="Consolas" w:cs="Consolas"/>
+          <w:sz w:val="18"/>
+          <w:szCs w:val="18"/>
+          <w:lang w:val="en-US"/>
+        </w:rPr>
+        <w:t>1st</w:t>
+      </w:r>
+      <w:r>
+        <w:rPr>
+          <w:rFonts w:ascii="Consolas" w:eastAsia="Consolas" w:hAnsi="Consolas" w:cs="Consolas"/>
+          <w:sz w:val="18"/>
+          <w:szCs w:val="18"/>
+          <w:lang w:val="en-US"/>
+        </w:rPr>
+        <w:t xml:space="preserve"> object) in sort order</w:t>
+      </w:r>
+    </w:p>
+    <w:p>
+      <w:pPr>
+        <w:keepNext/>
+        <w:keepLines/>
+        <w:shd w:val="clear" w:color="auto" w:fill="F3F3F3"/>
+        <w:ind w:left="200"/>
+        <w:jc w:val="both"/>
+        <w:rPr>
+          <w:lang w:val="en-US"/>
+        </w:rPr>
+      </w:pPr>
+      <w:r>
+        <w:rPr>
+          <w:rFonts w:ascii="Consolas" w:eastAsia="Consolas" w:hAnsi="Consolas" w:cs="Consolas"/>
+          <w:sz w:val="18"/>
+          <w:szCs w:val="18"/>
+          <w:lang w:val="en-US"/>
+        </w:rPr>
+        <w:t xml:space="preserve">    </w:t>
+      </w:r>
+      <w:proofErr w:type="spellStart"/>
+      <w:r>
+        <w:rPr>
+          <w:rFonts w:ascii="Consolas" w:eastAsia="Consolas" w:hAnsi="Consolas" w:cs="Consolas"/>
+          <w:sz w:val="18"/>
+          <w:szCs w:val="18"/>
+          <w:lang w:val="en-US"/>
+        </w:rPr>
+        <w:t>boolean</w:t>
+      </w:r>
+      <w:proofErr w:type="spellEnd"/>
+      <w:r>
+        <w:rPr>
+          <w:rFonts w:ascii="Consolas" w:eastAsia="Consolas" w:hAnsi="Consolas" w:cs="Consolas"/>
+          <w:sz w:val="18"/>
+          <w:szCs w:val="18"/>
+          <w:lang w:val="en-US"/>
+        </w:rPr>
+        <w:t xml:space="preserve"> </w:t>
+      </w:r>
+      <w:proofErr w:type="spellStart"/>
+      <w:proofErr w:type="gramStart"/>
+      <w:r>
+        <w:rPr>
+          <w:rFonts w:ascii="Consolas" w:eastAsia="Consolas" w:hAnsi="Consolas" w:cs="Consolas"/>
+          <w:sz w:val="18"/>
+          <w:szCs w:val="18"/>
+          <w:lang w:val="en-US"/>
+        </w:rPr>
+        <w:t>isBigger</w:t>
+      </w:r>
+      <w:proofErr w:type="spellEnd"/>
+      <w:r>
+        <w:rPr>
+          <w:rFonts w:ascii="Consolas" w:eastAsia="Consolas" w:hAnsi="Consolas" w:cs="Consolas"/>
+          <w:sz w:val="18"/>
+          <w:szCs w:val="18"/>
+          <w:lang w:val="en-US"/>
+        </w:rPr>
+        <w:t>(</w:t>
+      </w:r>
+      <w:proofErr w:type="gramEnd"/>
+      <w:r>
+        <w:rPr>
+          <w:rFonts w:ascii="Consolas" w:eastAsia="Consolas" w:hAnsi="Consolas" w:cs="Consolas"/>
+          <w:sz w:val="18"/>
+          <w:szCs w:val="18"/>
+          <w:lang w:val="en-US"/>
+        </w:rPr>
+        <w:t>Sortable other);</w:t>
+      </w:r>
+    </w:p>
+    <w:p>
+      <w:pPr>
+        <w:keepLines/>
+        <w:pBdr>
+          <w:bottom w:val="single" w:sz="4" w:space="4" w:color="D0D0D0"/>
+        </w:pBdr>
+        <w:shd w:val="clear" w:color="auto" w:fill="F3F3F3"/>
+        <w:ind w:left="200"/>
+        <w:jc w:val="both"/>
+        <w:rPr>
+          <w:lang w:val="en-US"/>
+        </w:rPr>
+      </w:pPr>
+      <w:r>
+        <w:rPr>
+          <w:rFonts w:ascii="Consolas" w:eastAsia="Consolas" w:hAnsi="Consolas" w:cs="Consolas"/>
+          <w:sz w:val="18"/>
+          <w:szCs w:val="18"/>
+          <w:lang w:val="en-US"/>
+        </w:rPr>
+        <w:t>}</w:t>
+      </w:r>
+    </w:p>
+    <w:p>
+      <w:pPr>
+        <w:jc w:val="both"/>
+        <w:rPr>
+          <w:sz w:val="20"/>
+          <w:szCs w:val="20"/>
+          <w:lang w:val="en-US"/>
+        </w:rPr>
+      </w:pPr>
+    </w:p>
+    <w:p>
+      <w:pPr>
+        <w:spacing w:line="276" w:lineRule="auto"/>
+        <w:jc w:val="both"/>
+        <w:rPr>
+          <w:rFonts w:ascii="Calibri" w:eastAsia="Calibri" w:hAnsi="Calibri" w:cs="Calibri"/>
+          <w:sz w:val="22"/>
+          <w:szCs w:val="22"/>
+          <w:lang w:val="en-US"/>
+        </w:rPr>
+      </w:pPr>
+      <w:r>
+        <w:rPr>
+          <w:rFonts w:ascii="Calibri" w:eastAsia="Calibri" w:hAnsi="Calibri" w:cs="Calibri"/>
+          <w:sz w:val="22"/>
+          <w:szCs w:val="22"/>
+          <w:lang w:val="en-US"/>
+        </w:rPr>
+        <w:t>The method follows the tip of the exercise. The first object is the one that</w:t>
+      </w:r>
+      <w:r>
+        <w:rPr>
+          <w:rFonts w:ascii="Calibri" w:eastAsia="Calibri" w:hAnsi="Calibri" w:cs="Calibri"/>
+          <w:sz w:val="22"/>
+          <w:szCs w:val="22"/>
+          <w:lang w:val="en-US"/>
+        </w:rPr>
+        <w:t xml:space="preserve"> </w:t>
+      </w:r>
+      <w:r>
+        <w:rPr>
+          <w:rFonts w:ascii="Calibri" w:eastAsia="Calibri" w:hAnsi="Calibri" w:cs="Calibri"/>
+          <w:sz w:val="22"/>
+          <w:szCs w:val="22"/>
+          <w:lang w:val="en-US"/>
+        </w:rPr>
+        <w:t>receives the call (this</w:t>
+      </w:r>
+      <w:proofErr w:type="gramStart"/>
+      <w:r>
+        <w:rPr>
+          <w:rFonts w:ascii="Calibri" w:eastAsia="Calibri" w:hAnsi="Calibri" w:cs="Calibri"/>
+          <w:sz w:val="22"/>
+          <w:szCs w:val="22"/>
+          <w:lang w:val="en-US"/>
+        </w:rPr>
+        <w:t>)</w:t>
+      </w:r>
+      <w:proofErr w:type="gramEnd"/>
+      <w:r>
+        <w:rPr>
+          <w:rFonts w:ascii="Calibri" w:eastAsia="Calibri" w:hAnsi="Calibri" w:cs="Calibri"/>
+          <w:sz w:val="22"/>
+          <w:szCs w:val="22"/>
+          <w:lang w:val="en-US"/>
+        </w:rPr>
+        <w:t xml:space="preserve"> and the second object is the argument (other). </w:t>
+      </w:r>
+      <w:proofErr w:type="spellStart"/>
+      <w:r>
+        <w:rPr>
+          <w:rFonts w:ascii="Calibri" w:eastAsia="Calibri" w:hAnsi="Calibri" w:cs="Calibri"/>
+          <w:sz w:val="22"/>
+          <w:szCs w:val="22"/>
+          <w:lang w:val="en-US"/>
+        </w:rPr>
+        <w:t>isBigger</w:t>
+      </w:r>
+      <w:proofErr w:type="spellEnd"/>
+      <w:r>
+        <w:rPr>
+          <w:rFonts w:ascii="Calibri" w:eastAsia="Calibri" w:hAnsi="Calibri" w:cs="Calibri"/>
+          <w:sz w:val="22"/>
+          <w:szCs w:val="22"/>
+          <w:lang w:val="en-US"/>
+        </w:rPr>
+        <w:t xml:space="preserve"> </w:t>
+      </w:r>
+      <w:r>
+        <w:rPr>
+          <w:rFonts w:ascii="Calibri" w:eastAsia="Calibri" w:hAnsi="Calibri" w:cs="Calibri"/>
+          <w:sz w:val="22"/>
+          <w:szCs w:val="22"/>
+          <w:lang w:val="en-US"/>
+        </w:rPr>
+        <w:t xml:space="preserve">returns true when the second object is bigger than the first one in </w:t>
+      </w:r>
+      <w:proofErr w:type="spellStart"/>
+      <w:r>
+        <w:rPr>
+          <w:rFonts w:ascii="Calibri" w:eastAsia="Calibri" w:hAnsi="Calibri" w:cs="Calibri"/>
+          <w:sz w:val="22"/>
+          <w:szCs w:val="22"/>
+          <w:lang w:val="en-US"/>
+        </w:rPr>
+        <w:t>sort</w:t>
+      </w:r>
+      <w:proofErr w:type="spellEnd"/>
+      <w:r>
+        <w:rPr>
+          <w:rFonts w:ascii="Calibri" w:eastAsia="Calibri" w:hAnsi="Calibri" w:cs="Calibri"/>
+          <w:sz w:val="22"/>
+          <w:szCs w:val="22"/>
+          <w:lang w:val="en-US"/>
+        </w:rPr>
+        <w:t xml:space="preserve"> order, and</w:t>
+      </w:r>
+      <w:r>
+        <w:rPr>
+          <w:rFonts w:ascii="Calibri" w:eastAsia="Calibri" w:hAnsi="Calibri" w:cs="Calibri"/>
+          <w:sz w:val="22"/>
+          <w:szCs w:val="22"/>
+          <w:lang w:val="en-US"/>
+        </w:rPr>
+        <w:t xml:space="preserve"> </w:t>
+      </w:r>
+      <w:r>
+        <w:rPr>
+          <w:rFonts w:ascii="Calibri" w:eastAsia="Calibri" w:hAnsi="Calibri" w:cs="Calibri"/>
+          <w:sz w:val="22"/>
+          <w:szCs w:val="22"/>
+          <w:lang w:val="en-US"/>
+        </w:rPr>
+        <w:t>false when it is smaller or equal.</w:t>
+      </w:r>
+    </w:p>
+    <w:p>
+      <w:pPr>
+        <w:spacing w:line="276" w:lineRule="auto"/>
+        <w:jc w:val="both"/>
+        <w:rPr>
+          <w:rFonts w:ascii="Calibri" w:eastAsia="Calibri" w:hAnsi="Calibri" w:cs="Calibri"/>
+          <w:sz w:val="16"/>
+          <w:szCs w:val="16"/>
+          <w:lang w:val="en-US"/>
+        </w:rPr>
+      </w:pPr>
+    </w:p>
+    <w:p>
+      <w:pPr>
+        <w:spacing w:line="276" w:lineRule="auto"/>
+        <w:jc w:val="both"/>
+        <w:rPr>
+          <w:rFonts w:ascii="Calibri" w:eastAsia="Calibri" w:hAnsi="Calibri" w:cs="Calibri"/>
+          <w:sz w:val="22"/>
+          <w:szCs w:val="22"/>
+          <w:lang w:val="en-US"/>
+        </w:rPr>
+      </w:pPr>
+      <w:r>
+        <w:rPr>
+          <w:rFonts w:ascii="Calibri" w:eastAsia="Calibri" w:hAnsi="Calibri" w:cs="Calibri"/>
+          <w:sz w:val="22"/>
+          <w:szCs w:val="22"/>
+          <w:lang w:val="en-US"/>
+        </w:rPr>
+        <w:t xml:space="preserve">This is the same structure as Java's </w:t>
+      </w:r>
+      <w:proofErr w:type="spellStart"/>
+      <w:r>
+        <w:rPr>
+          <w:rFonts w:ascii="Calibri" w:eastAsia="Calibri" w:hAnsi="Calibri" w:cs="Calibri"/>
+          <w:sz w:val="22"/>
+          <w:szCs w:val="22"/>
+          <w:lang w:val="en-US"/>
+        </w:rPr>
+        <w:t>Comparable.compareTo</w:t>
+      </w:r>
+      <w:proofErr w:type="spellEnd"/>
+      <w:r>
+        <w:rPr>
+          <w:rFonts w:ascii="Calibri" w:eastAsia="Calibri" w:hAnsi="Calibri" w:cs="Calibri"/>
+          <w:sz w:val="22"/>
+          <w:szCs w:val="22"/>
+          <w:lang w:val="en-US"/>
+        </w:rPr>
+        <w:t>: one method, implemented</w:t>
+      </w:r>
+      <w:r>
+        <w:rPr>
+          <w:rFonts w:ascii="Calibri" w:eastAsia="Calibri" w:hAnsi="Calibri" w:cs="Calibri"/>
+          <w:sz w:val="22"/>
+          <w:szCs w:val="22"/>
+          <w:lang w:val="en-US"/>
+        </w:rPr>
+        <w:t xml:space="preserve"> </w:t>
+      </w:r>
+      <w:r>
+        <w:rPr>
+          <w:rFonts w:ascii="Calibri" w:eastAsia="Calibri" w:hAnsi="Calibri" w:cs="Calibri"/>
+          <w:sz w:val="22"/>
+          <w:szCs w:val="22"/>
+          <w:lang w:val="en-US"/>
+        </w:rPr>
+        <w:t>by the class being sorted, that compares the current object with another one.</w:t>
+      </w:r>
+    </w:p>
+    <w:p>
+      <w:pPr>
+        <w:pStyle w:val="Prrafodelista"/>
+        <w:jc w:val="both"/>
+        <w:rPr>
+          <w:sz w:val="18"/>
+          <w:szCs w:val="18"/>
+          <w:lang w:val="en-US"/>
+        </w:rPr>
+      </w:pPr>
+    </w:p>
+    <w:p>
+      <w:pPr>
+        <w:pStyle w:val="Prrafodelista"/>
+        <w:numPr>
+          <w:ilvl w:val="0"/>
+          <w:numId w:val="1"/>
+        </w:numPr>
+        <w:jc w:val="both"/>
+        <w:rPr>
+          <w:i/>
+          <w:iCs/>
+          <w:lang w:val="en-US"/>
+        </w:rPr>
+      </w:pPr>
+      <w:r>
+        <w:rPr>
+          <w:i/>
+          <w:iCs/>
+          <w:lang w:val="en-US"/>
+        </w:rPr>
+        <w:t xml:space="preserve">Implement your design and make a program that sorts an array of 5 Persons and </w:t>
+      </w:r>
+      <w:proofErr w:type="gramStart"/>
+      <w:r>
+        <w:rPr>
+          <w:i/>
+          <w:iCs/>
+          <w:lang w:val="en-US"/>
+        </w:rPr>
+        <w:t>other</w:t>
+      </w:r>
+      <w:proofErr w:type="gramEnd"/>
+      <w:r>
+        <w:rPr>
+          <w:i/>
+          <w:iCs/>
+          <w:lang w:val="en-US"/>
+        </w:rPr>
+        <w:t xml:space="preserve"> array of 5 Rectangles.</w:t>
+      </w:r>
+    </w:p>
+    <w:p>
+      <w:pPr>
+        <w:pStyle w:val="Prrafodelista"/>
+        <w:jc w:val="both"/>
+        <w:rPr>
+          <w:sz w:val="14"/>
+          <w:szCs w:val="14"/>
+          <w:lang w:val="en-US"/>
+        </w:rPr>
+      </w:pPr>
+    </w:p>
+    <w:p>
+      <w:pPr>
+        <w:spacing w:line="276" w:lineRule="auto"/>
+        <w:jc w:val="both"/>
+        <w:rPr>
+          <w:lang w:val="en-US"/>
+        </w:rPr>
+      </w:pPr>
+      <w:r>
+        <w:rPr>
+          <w:rFonts w:ascii="Calibri" w:eastAsia="Calibri" w:hAnsi="Calibri" w:cs="Calibri"/>
+          <w:sz w:val="22"/>
+          <w:szCs w:val="22"/>
+          <w:lang w:val="en-US"/>
+        </w:rPr>
+        <w:t xml:space="preserve">Each class implements </w:t>
+      </w:r>
+      <w:proofErr w:type="spellStart"/>
+      <w:proofErr w:type="gramStart"/>
+      <w:r>
+        <w:rPr>
+          <w:rFonts w:ascii="Calibri" w:eastAsia="Calibri" w:hAnsi="Calibri" w:cs="Calibri"/>
+          <w:sz w:val="22"/>
+          <w:szCs w:val="22"/>
+          <w:lang w:val="en-US"/>
+        </w:rPr>
+        <w:t>isBigger</w:t>
+      </w:r>
+      <w:proofErr w:type="spellEnd"/>
+      <w:proofErr w:type="gramEnd"/>
+      <w:r>
+        <w:rPr>
+          <w:rFonts w:ascii="Calibri" w:eastAsia="Calibri" w:hAnsi="Calibri" w:cs="Calibri"/>
+          <w:sz w:val="22"/>
+          <w:szCs w:val="22"/>
+          <w:lang w:val="en-US"/>
+        </w:rPr>
+        <w:t xml:space="preserve"> </w:t>
+      </w:r>
+      <w:r>
+        <w:rPr>
+          <w:rFonts w:ascii="Calibri" w:eastAsia="Calibri" w:hAnsi="Calibri" w:cs="Calibri"/>
+          <w:sz w:val="22"/>
+          <w:szCs w:val="22"/>
+          <w:lang w:val="en-US"/>
+        </w:rPr>
+        <w:t xml:space="preserve">with its own </w:t>
+      </w:r>
+      <w:proofErr w:type="gramStart"/>
+      <w:r>
+        <w:rPr>
+          <w:rFonts w:ascii="Calibri" w:eastAsia="Calibri" w:hAnsi="Calibri" w:cs="Calibri"/>
+          <w:sz w:val="22"/>
+          <w:szCs w:val="22"/>
+          <w:lang w:val="en-US"/>
+        </w:rPr>
+        <w:t>rule</w:t>
+      </w:r>
+      <w:proofErr w:type="gramEnd"/>
+      <w:r>
+        <w:rPr>
+          <w:rFonts w:ascii="Calibri" w:eastAsia="Calibri" w:hAnsi="Calibri" w:cs="Calibri"/>
+          <w:sz w:val="22"/>
+          <w:szCs w:val="22"/>
+          <w:lang w:val="en-US"/>
+        </w:rPr>
+        <w:t>. The argument is cast to the concrete class, because each array only contains objects of one type.</w:t>
+      </w:r>
+    </w:p>
+    <w:p>
+      <w:pPr>
+        <w:keepNext/>
+        <w:keepLines/>
+        <w:pBdr>
+          <w:top w:val="single" w:sz="4" w:space="4" w:color="D0D0D0"/>
+        </w:pBdr>
+        <w:shd w:val="clear" w:color="auto" w:fill="F3F3F3"/>
+        <w:ind w:left="200"/>
+        <w:jc w:val="both"/>
+        <w:rPr>
+          <w:rFonts w:ascii="Consolas" w:eastAsia="Consolas" w:hAnsi="Consolas" w:cs="Consolas"/>
+          <w:sz w:val="18"/>
+          <w:szCs w:val="18"/>
+          <w:lang w:val="en-US"/>
+        </w:rPr>
+      </w:pPr>
+      <w:r>
+        <w:rPr>
+          <w:rFonts w:ascii="Consolas" w:eastAsia="Consolas" w:hAnsi="Consolas" w:cs="Consolas"/>
+          <w:sz w:val="18"/>
+          <w:szCs w:val="18"/>
+          <w:lang w:val="en-US"/>
+        </w:rPr>
+        <w:t>// In Person</w:t>
+      </w:r>
+    </w:p>
+    <w:p>
+      <w:pPr>
+        <w:keepNext/>
+        <w:keepLines/>
+        <w:shd w:val="clear" w:color="auto" w:fill="F3F3F3"/>
+        <w:ind w:left="200"/>
+        <w:jc w:val="both"/>
+        <w:rPr>
+          <w:rFonts w:ascii="Consolas" w:eastAsia="Consolas" w:hAnsi="Consolas" w:cs="Consolas"/>
+          <w:sz w:val="18"/>
+          <w:szCs w:val="18"/>
+          <w:lang w:val="en-US"/>
+        </w:rPr>
+      </w:pPr>
+      <w:r>
+        <w:rPr>
+          <w:rFonts w:ascii="Consolas" w:eastAsia="Consolas" w:hAnsi="Consolas" w:cs="Consolas"/>
+          <w:sz w:val="18"/>
+          <w:szCs w:val="18"/>
+        </w:rPr>
+        <w:t>@Override</w:t>
+      </w:r>
+    </w:p>
+    <w:p>
+      <w:pPr>
+        <w:keepNext/>
+        <w:keepLines/>
+        <w:shd w:val="clear" w:color="auto" w:fill="F3F3F3"/>
+        <w:ind w:left="200"/>
+        <w:jc w:val="both"/>
+        <w:rPr>
+          <w:lang w:val="en-US"/>
+        </w:rPr>
+      </w:pPr>
+      <w:r>
+        <w:rPr>
+          <w:rFonts w:ascii="Consolas" w:eastAsia="Consolas" w:hAnsi="Consolas" w:cs="Consolas"/>
+          <w:sz w:val="18"/>
+          <w:szCs w:val="18"/>
+          <w:lang w:val="en-US"/>
+        </w:rPr>
+        <w:t xml:space="preserve">public </w:t>
+      </w:r>
+      <w:proofErr w:type="spellStart"/>
+      <w:r>
+        <w:rPr>
+          <w:rFonts w:ascii="Consolas" w:eastAsia="Consolas" w:hAnsi="Consolas" w:cs="Consolas"/>
+          <w:sz w:val="18"/>
+          <w:szCs w:val="18"/>
+          <w:lang w:val="en-US"/>
+        </w:rPr>
+        <w:t>boolean</w:t>
+      </w:r>
+      <w:proofErr w:type="spellEnd"/>
+      <w:r>
+        <w:rPr>
+          <w:rFonts w:ascii="Consolas" w:eastAsia="Consolas" w:hAnsi="Consolas" w:cs="Consolas"/>
+          <w:sz w:val="18"/>
+          <w:szCs w:val="18"/>
+          <w:lang w:val="en-US"/>
+        </w:rPr>
+        <w:t xml:space="preserve"> </w:t>
+      </w:r>
+      <w:proofErr w:type="spellStart"/>
+      <w:proofErr w:type="gramStart"/>
+      <w:r>
+        <w:rPr>
+          <w:rFonts w:ascii="Consolas" w:eastAsia="Consolas" w:hAnsi="Consolas" w:cs="Consolas"/>
+          <w:sz w:val="18"/>
+          <w:szCs w:val="18"/>
+          <w:lang w:val="en-US"/>
+        </w:rPr>
+        <w:t>isBigger</w:t>
+      </w:r>
+      <w:proofErr w:type="spellEnd"/>
+      <w:r>
+        <w:rPr>
+          <w:rFonts w:ascii="Consolas" w:eastAsia="Consolas" w:hAnsi="Consolas" w:cs="Consolas"/>
+          <w:sz w:val="18"/>
+          <w:szCs w:val="18"/>
+          <w:lang w:val="en-US"/>
+        </w:rPr>
+        <w:t>(</w:t>
+      </w:r>
+      <w:proofErr w:type="gramEnd"/>
+      <w:r>
+        <w:rPr>
+          <w:rFonts w:ascii="Consolas" w:eastAsia="Consolas" w:hAnsi="Consolas" w:cs="Consolas"/>
+          <w:sz w:val="18"/>
+          <w:szCs w:val="18"/>
+          <w:lang w:val="en-US"/>
+        </w:rPr>
+        <w:t>Sortable other) {</w:t>
+      </w:r>
+    </w:p>
+    <w:p>
+      <w:pPr>
+        <w:keepNext/>
+        <w:keepLines/>
+        <w:shd w:val="clear" w:color="auto" w:fill="F3F3F3"/>
+        <w:ind w:left="200"/>
+        <w:jc w:val="both"/>
+        <w:rPr>
+          <w:lang w:val="en-US"/>
+        </w:rPr>
+      </w:pPr>
+      <w:r>
+        <w:rPr>
+          <w:rFonts w:ascii="Consolas" w:eastAsia="Consolas" w:hAnsi="Consolas" w:cs="Consolas"/>
+          <w:sz w:val="18"/>
+          <w:szCs w:val="18"/>
+          <w:lang w:val="en-US"/>
+        </w:rPr>
+        <w:t xml:space="preserve">    Person o = (Person) other;</w:t>
+      </w:r>
+    </w:p>
+    <w:p>
+      <w:pPr>
+        <w:keepNext/>
+        <w:keepLines/>
+        <w:shd w:val="clear" w:color="auto" w:fill="F3F3F3"/>
+        <w:ind w:left="200"/>
+        <w:jc w:val="both"/>
+        <w:rPr>
+          <w:lang w:val="en-US"/>
+        </w:rPr>
+      </w:pPr>
+      <w:r>
+        <w:rPr>
+          <w:rFonts w:ascii="Consolas" w:eastAsia="Consolas" w:hAnsi="Consolas" w:cs="Consolas"/>
+          <w:sz w:val="18"/>
+          <w:szCs w:val="18"/>
+          <w:lang w:val="en-US"/>
+        </w:rPr>
+        <w:t xml:space="preserve">    int c = </w:t>
+      </w:r>
+      <w:proofErr w:type="spellStart"/>
+      <w:proofErr w:type="gramStart"/>
+      <w:r>
+        <w:rPr>
+          <w:rFonts w:ascii="Consolas" w:eastAsia="Consolas" w:hAnsi="Consolas" w:cs="Consolas"/>
+          <w:sz w:val="18"/>
+          <w:szCs w:val="18"/>
+          <w:lang w:val="en-US"/>
+        </w:rPr>
+        <w:t>o.</w:t>
+      </w:r>
+      <w:r>
+        <w:rPr>
+          <w:rFonts w:ascii="Consolas" w:eastAsia="Consolas" w:hAnsi="Consolas" w:cs="Consolas"/>
+          <w:sz w:val="18"/>
+          <w:szCs w:val="18"/>
+          <w:lang w:val="en-US"/>
+        </w:rPr>
+        <w:t>surname</w:t>
+      </w:r>
+      <w:proofErr w:type="gramEnd"/>
+      <w:r>
+        <w:rPr>
+          <w:rFonts w:ascii="Consolas" w:eastAsia="Consolas" w:hAnsi="Consolas" w:cs="Consolas"/>
+          <w:sz w:val="18"/>
+          <w:szCs w:val="18"/>
+          <w:lang w:val="en-US"/>
+        </w:rPr>
+        <w:t>.compareTo</w:t>
+      </w:r>
+      <w:proofErr w:type="spellEnd"/>
+      <w:r>
+        <w:rPr>
+          <w:rFonts w:ascii="Consolas" w:eastAsia="Consolas" w:hAnsi="Consolas" w:cs="Consolas"/>
+          <w:sz w:val="18"/>
+          <w:szCs w:val="18"/>
+          <w:lang w:val="en-US"/>
+        </w:rPr>
+        <w:t>(surname);</w:t>
+      </w:r>
+    </w:p>
+    <w:p>
+      <w:pPr>
+        <w:keepNext/>
+        <w:keepLines/>
+        <w:shd w:val="clear" w:color="auto" w:fill="F3F3F3"/>
+        <w:ind w:left="200"/>
+        <w:jc w:val="both"/>
+        <w:rPr>
+          <w:lang w:val="en-US"/>
+        </w:rPr>
+      </w:pPr>
+      <w:r>
+        <w:rPr>
+          <w:rFonts w:ascii="Consolas" w:eastAsia="Consolas" w:hAnsi="Consolas" w:cs="Consolas"/>
+          <w:sz w:val="18"/>
+          <w:szCs w:val="18"/>
+          <w:lang w:val="en-US"/>
+        </w:rPr>
+        <w:t xml:space="preserve">    if (</w:t>
+      </w:r>
+      <w:proofErr w:type="gramStart"/>
+      <w:r>
+        <w:rPr>
+          <w:rFonts w:ascii="Consolas" w:eastAsia="Consolas" w:hAnsi="Consolas" w:cs="Consolas"/>
+          <w:sz w:val="18"/>
+          <w:szCs w:val="18"/>
+          <w:lang w:val="en-US"/>
+        </w:rPr>
+        <w:t>c !</w:t>
+      </w:r>
+      <w:proofErr w:type="gramEnd"/>
+      <w:r>
+        <w:rPr>
+          <w:rFonts w:ascii="Consolas" w:eastAsia="Consolas" w:hAnsi="Consolas" w:cs="Consolas"/>
+          <w:sz w:val="18"/>
+          <w:szCs w:val="18"/>
+          <w:lang w:val="en-US"/>
+        </w:rPr>
+        <w:t xml:space="preserve">= </w:t>
+      </w:r>
+      <w:proofErr w:type="gramStart"/>
+      <w:r>
+        <w:rPr>
+          <w:rFonts w:ascii="Consolas" w:eastAsia="Consolas" w:hAnsi="Consolas" w:cs="Consolas"/>
+          <w:sz w:val="18"/>
+          <w:szCs w:val="18"/>
+          <w:lang w:val="en-US"/>
+        </w:rPr>
+        <w:t>0) {</w:t>
+      </w:r>
+      <w:proofErr w:type="gramEnd"/>
+    </w:p>
+    <w:p>
+      <w:pPr>
+        <w:keepNext/>
+        <w:keepLines/>
+        <w:shd w:val="clear" w:color="auto" w:fill="F3F3F3"/>
+        <w:ind w:left="200"/>
+        <w:jc w:val="both"/>
+        <w:rPr>
+          <w:lang w:val="en-US"/>
+        </w:rPr>
+      </w:pPr>
+      <w:r>
+        <w:rPr>
+          <w:rFonts w:ascii="Consolas" w:eastAsia="Consolas" w:hAnsi="Consolas" w:cs="Consolas"/>
+          <w:sz w:val="18"/>
+          <w:szCs w:val="18"/>
+          <w:lang w:val="en-US"/>
+        </w:rPr>
+        <w:t xml:space="preserve">        return c &gt; 0;</w:t>
+      </w:r>
+    </w:p>
+    <w:p>
+      <w:pPr>
+        <w:keepNext/>
+        <w:keepLines/>
+        <w:shd w:val="clear" w:color="auto" w:fill="F3F3F3"/>
+        <w:ind w:left="200"/>
+        <w:jc w:val="both"/>
+        <w:rPr>
+          <w:lang w:val="en-US"/>
+        </w:rPr>
+      </w:pPr>
+      <w:r>
+        <w:rPr>
+          <w:rFonts w:ascii="Consolas" w:eastAsia="Consolas" w:hAnsi="Consolas" w:cs="Consolas"/>
+          <w:sz w:val="18"/>
+          <w:szCs w:val="18"/>
+          <w:lang w:val="en-US"/>
+        </w:rPr>
+        <w:t xml:space="preserve">    }</w:t>
+      </w:r>
+    </w:p>
+    <w:p>
+      <w:pPr>
+        <w:keepNext/>
+        <w:keepLines/>
+        <w:shd w:val="clear" w:color="auto" w:fill="F3F3F3"/>
+        <w:ind w:left="200"/>
+        <w:jc w:val="both"/>
+        <w:rPr>
+          <w:lang w:val="en-US"/>
+        </w:rPr>
+      </w:pPr>
+      <w:r>
+        <w:rPr>
+          <w:rFonts w:ascii="Consolas" w:eastAsia="Consolas" w:hAnsi="Consolas" w:cs="Consolas"/>
+          <w:sz w:val="18"/>
+          <w:szCs w:val="18"/>
+          <w:lang w:val="en-US"/>
+        </w:rPr>
+        <w:t xml:space="preserve">    return </w:t>
+      </w:r>
+      <w:proofErr w:type="spellStart"/>
+      <w:r>
+        <w:rPr>
+          <w:rFonts w:ascii="Consolas" w:eastAsia="Consolas" w:hAnsi="Consolas" w:cs="Consolas"/>
+          <w:sz w:val="18"/>
+          <w:szCs w:val="18"/>
+          <w:lang w:val="en-US"/>
+        </w:rPr>
+        <w:t>o.</w:t>
+      </w:r>
+      <w:proofErr w:type="gramStart"/>
+      <w:r>
+        <w:rPr>
+          <w:rFonts w:ascii="Consolas" w:eastAsia="Consolas" w:hAnsi="Consolas" w:cs="Consolas"/>
+          <w:sz w:val="18"/>
+          <w:szCs w:val="18"/>
+          <w:lang w:val="en-US"/>
+        </w:rPr>
+        <w:t>name.compareTo</w:t>
+      </w:r>
+      <w:proofErr w:type="spellEnd"/>
+      <w:proofErr w:type="gramEnd"/>
+      <w:r>
+        <w:rPr>
+          <w:rFonts w:ascii="Consolas" w:eastAsia="Consolas" w:hAnsi="Consolas" w:cs="Consolas"/>
+          <w:sz w:val="18"/>
+          <w:szCs w:val="18"/>
+          <w:lang w:val="en-US"/>
+        </w:rPr>
+        <w:t>(name) &gt; 0;</w:t>
+      </w:r>
+    </w:p>
+    <w:p>
+      <w:pPr>
+        <w:keepNext/>
+        <w:keepLines/>
+        <w:shd w:val="clear" w:color="auto" w:fill="F3F3F3"/>
+        <w:ind w:left="200"/>
+        <w:jc w:val="both"/>
+        <w:rPr>
+          <w:lang w:val="en-US"/>
+        </w:rPr>
+      </w:pPr>
+      <w:r>
+        <w:rPr>
+          <w:rFonts w:ascii="Consolas" w:eastAsia="Consolas" w:hAnsi="Consolas" w:cs="Consolas"/>
+          <w:sz w:val="18"/>
+          <w:szCs w:val="18"/>
+          <w:lang w:val="en-US"/>
+        </w:rPr>
+        <w:t>}</w:t>
+      </w:r>
+    </w:p>
+    <w:p>
+      <w:pPr>
+        <w:keepNext/>
+        <w:keepLines/>
+        <w:shd w:val="clear" w:color="auto" w:fill="F3F3F3"/>
+        <w:ind w:left="200"/>
+        <w:jc w:val="both"/>
+        <w:rPr>
+          <w:lang w:val="en-US"/>
+        </w:rPr>
+      </w:pPr>
+      <w:r>
+        <w:rPr>
+          <w:rFonts w:ascii="Consolas" w:eastAsia="Consolas" w:hAnsi="Consolas" w:cs="Consolas"/>
+          <w:sz w:val="18"/>
+          <w:szCs w:val="18"/>
+          <w:lang w:val="en-US"/>
+        </w:rPr>
+        <w:t xml:space="preserve"> </w:t>
+      </w:r>
+    </w:p>
+    <w:p>
+      <w:pPr>
+        <w:keepNext/>
+        <w:keepLines/>
+        <w:shd w:val="clear" w:color="auto" w:fill="F3F3F3"/>
+        <w:ind w:left="200"/>
+        <w:jc w:val="both"/>
+        <w:rPr>
+          <w:lang w:val="en-US"/>
+        </w:rPr>
+      </w:pPr>
+      <w:r>
+        <w:rPr>
+          <w:rFonts w:ascii="Consolas" w:eastAsia="Consolas" w:hAnsi="Consolas" w:cs="Consolas"/>
+          <w:sz w:val="18"/>
+          <w:szCs w:val="18"/>
+          <w:lang w:val="en-US"/>
+        </w:rPr>
+        <w:t>// In Rectangle</w:t>
+      </w:r>
+    </w:p>
+    <w:p>
+      <w:pPr>
+        <w:keepNext/>
+        <w:keepLines/>
+        <w:shd w:val="clear" w:color="auto" w:fill="F3F3F3"/>
+        <w:ind w:left="200"/>
+        <w:jc w:val="both"/>
+        <w:rPr>
+          <w:rFonts w:ascii="Consolas" w:eastAsia="Consolas" w:hAnsi="Consolas" w:cs="Consolas"/>
+          <w:sz w:val="18"/>
+          <w:szCs w:val="18"/>
+          <w:lang w:val="en-US"/>
+        </w:rPr>
+      </w:pPr>
+      <w:r>
+        <w:rPr>
+          <w:rFonts w:ascii="Consolas" w:eastAsia="Consolas" w:hAnsi="Consolas" w:cs="Consolas"/>
+          <w:sz w:val="18"/>
+          <w:szCs w:val="18"/>
+        </w:rPr>
+        <w:t>@Override</w:t>
+      </w:r>
+    </w:p>
+    <w:p>
+      <w:pPr>
+        <w:keepNext/>
+        <w:keepLines/>
+        <w:shd w:val="clear" w:color="auto" w:fill="F3F3F3"/>
+        <w:ind w:left="200"/>
+        <w:jc w:val="both"/>
+        <w:rPr>
+          <w:lang w:val="en-US"/>
+        </w:rPr>
+      </w:pPr>
+      <w:r>
+        <w:rPr>
+          <w:rFonts w:ascii="Consolas" w:eastAsia="Consolas" w:hAnsi="Consolas" w:cs="Consolas"/>
+          <w:sz w:val="18"/>
+          <w:szCs w:val="18"/>
+          <w:lang w:val="en-US"/>
+        </w:rPr>
+        <w:t xml:space="preserve">public </w:t>
+      </w:r>
+      <w:proofErr w:type="spellStart"/>
+      <w:r>
+        <w:rPr>
+          <w:rFonts w:ascii="Consolas" w:eastAsia="Consolas" w:hAnsi="Consolas" w:cs="Consolas"/>
+          <w:sz w:val="18"/>
+          <w:szCs w:val="18"/>
+          <w:lang w:val="en-US"/>
+        </w:rPr>
+        <w:t>boolean</w:t>
+      </w:r>
+      <w:proofErr w:type="spellEnd"/>
+      <w:r>
+        <w:rPr>
+          <w:rFonts w:ascii="Consolas" w:eastAsia="Consolas" w:hAnsi="Consolas" w:cs="Consolas"/>
+          <w:sz w:val="18"/>
+          <w:szCs w:val="18"/>
+          <w:lang w:val="en-US"/>
+        </w:rPr>
+        <w:t xml:space="preserve"> </w:t>
+      </w:r>
+      <w:proofErr w:type="spellStart"/>
+      <w:proofErr w:type="gramStart"/>
+      <w:r>
+        <w:rPr>
+          <w:rFonts w:ascii="Consolas" w:eastAsia="Consolas" w:hAnsi="Consolas" w:cs="Consolas"/>
+          <w:sz w:val="18"/>
+          <w:szCs w:val="18"/>
+          <w:lang w:val="en-US"/>
+        </w:rPr>
+        <w:t>isBigger</w:t>
+      </w:r>
+      <w:proofErr w:type="spellEnd"/>
+      <w:r>
+        <w:rPr>
+          <w:rFonts w:ascii="Consolas" w:eastAsia="Consolas" w:hAnsi="Consolas" w:cs="Consolas"/>
+          <w:sz w:val="18"/>
+          <w:szCs w:val="18"/>
+          <w:lang w:val="en-US"/>
+        </w:rPr>
+        <w:t>(</w:t>
+      </w:r>
+      <w:proofErr w:type="gramEnd"/>
+      <w:r>
+        <w:rPr>
+          <w:rFonts w:ascii="Consolas" w:eastAsia="Consolas" w:hAnsi="Consolas" w:cs="Consolas"/>
+          <w:sz w:val="18"/>
+          <w:szCs w:val="18"/>
+          <w:lang w:val="en-US"/>
+        </w:rPr>
+        <w:t>Sortable other) {</w:t>
+      </w:r>
+    </w:p>
+    <w:p>
+      <w:pPr>
+        <w:keepNext/>
+        <w:keepLines/>
+        <w:shd w:val="clear" w:color="auto" w:fill="F3F3F3"/>
+        <w:ind w:left="200"/>
+        <w:jc w:val="both"/>
+        <w:rPr>
+          <w:lang w:val="en-US"/>
+        </w:rPr>
+      </w:pPr>
+      <w:r>
+        <w:rPr>
+          <w:rFonts w:ascii="Consolas" w:eastAsia="Consolas" w:hAnsi="Consolas" w:cs="Consolas"/>
+          <w:sz w:val="18"/>
+          <w:szCs w:val="18"/>
+          <w:lang w:val="en-US"/>
+        </w:rPr>
+        <w:t xml:space="preserve">    Rectangle o = (Rectangle) other;</w:t>
+      </w:r>
+    </w:p>
+    <w:p>
+      <w:pPr>
+        <w:keepNext/>
+        <w:keepLines/>
+        <w:shd w:val="clear" w:color="auto" w:fill="F3F3F3"/>
+        <w:ind w:left="200"/>
+        <w:jc w:val="both"/>
+        <w:rPr>
+          <w:lang w:val="en-US"/>
+        </w:rPr>
+      </w:pPr>
+      <w:r>
+        <w:rPr>
+          <w:rFonts w:ascii="Consolas" w:eastAsia="Consolas" w:hAnsi="Consolas" w:cs="Consolas"/>
+          <w:sz w:val="18"/>
+          <w:szCs w:val="18"/>
+          <w:lang w:val="en-US"/>
+        </w:rPr>
+        <w:t xml:space="preserve">    return </w:t>
+      </w:r>
+      <w:proofErr w:type="spellStart"/>
+      <w:proofErr w:type="gramStart"/>
+      <w:r>
+        <w:rPr>
+          <w:rFonts w:ascii="Consolas" w:eastAsia="Consolas" w:hAnsi="Consolas" w:cs="Consolas"/>
+          <w:sz w:val="18"/>
+          <w:szCs w:val="18"/>
+          <w:lang w:val="en-US"/>
+        </w:rPr>
+        <w:t>o</w:t>
+      </w:r>
+      <w:r>
+        <w:rPr>
+          <w:rFonts w:ascii="Consolas" w:eastAsia="Consolas" w:hAnsi="Consolas" w:cs="Consolas"/>
+          <w:sz w:val="18"/>
+          <w:szCs w:val="18"/>
+          <w:lang w:val="en-US"/>
+        </w:rPr>
+        <w:t>.area</w:t>
+      </w:r>
+      <w:proofErr w:type="spellEnd"/>
+      <w:proofErr w:type="gramEnd"/>
+      <w:r>
+        <w:rPr>
+          <w:rFonts w:ascii="Consolas" w:eastAsia="Consolas" w:hAnsi="Consolas" w:cs="Consolas"/>
+          <w:sz w:val="18"/>
+          <w:szCs w:val="18"/>
+          <w:lang w:val="en-US"/>
+        </w:rPr>
+        <w:t xml:space="preserve">() &gt; </w:t>
+      </w:r>
+      <w:proofErr w:type="spellStart"/>
+      <w:proofErr w:type="gramStart"/>
+      <w:r>
+        <w:rPr>
+          <w:rFonts w:ascii="Consolas" w:eastAsia="Consolas" w:hAnsi="Consolas" w:cs="Consolas"/>
+          <w:sz w:val="18"/>
+          <w:szCs w:val="18"/>
+          <w:lang w:val="en-US"/>
+        </w:rPr>
+        <w:t>this</w:t>
+      </w:r>
+      <w:r>
+        <w:rPr>
+          <w:rFonts w:ascii="Consolas" w:eastAsia="Consolas" w:hAnsi="Consolas" w:cs="Consolas"/>
+          <w:sz w:val="18"/>
+          <w:szCs w:val="18"/>
+          <w:lang w:val="en-US"/>
+        </w:rPr>
+        <w:t>.area</w:t>
+      </w:r>
+      <w:proofErr w:type="spellEnd"/>
+      <w:proofErr w:type="gramEnd"/>
+      <w:r>
+        <w:rPr>
+          <w:rFonts w:ascii="Consolas" w:eastAsia="Consolas" w:hAnsi="Consolas" w:cs="Consolas"/>
+          <w:sz w:val="18"/>
+          <w:szCs w:val="18"/>
+          <w:lang w:val="en-US"/>
+        </w:rPr>
+        <w:t>();</w:t>
+      </w:r>
+    </w:p>
+    <w:p>
+      <w:pPr>
+        <w:keepLines/>
+        <w:pBdr>
+          <w:bottom w:val="single" w:sz="4" w:space="4" w:color="D0D0D0"/>
+        </w:pBdr>
+        <w:shd w:val="clear" w:color="auto" w:fill="F3F3F3"/>
+        <w:ind w:left="200"/>
+        <w:jc w:val="both"/>
+        <w:rPr>
+          <w:lang w:val="en-US"/>
+        </w:rPr>
+      </w:pPr>
+      <w:r>
+        <w:rPr>
+          <w:rFonts w:ascii="Consolas" w:eastAsia="Consolas" w:hAnsi="Consolas" w:cs="Consolas"/>
+          <w:sz w:val="18"/>
+          <w:szCs w:val="18"/>
+          <w:lang w:val="en-US"/>
+        </w:rPr>
+        <w:t>}</w:t>
+      </w:r>
+    </w:p>
+    <w:p>
+      <w:pPr>
+        <w:spacing w:line="276" w:lineRule="auto"/>
+        <w:jc w:val="both"/>
+        <w:rPr>
+          <w:lang w:val="en-US"/>
+        </w:rPr>
+      </w:pPr>
+      <w:r>
+        <w:rPr>
+          <w:rFonts w:ascii="Calibri" w:eastAsia="Calibri" w:hAnsi="Calibri" w:cs="Calibri"/>
+          <w:sz w:val="22"/>
+          <w:szCs w:val="22"/>
+          <w:lang w:val="en-US"/>
+        </w:rPr>
         <w:lastRenderedPageBreak/>
+        <w:t>The bubble sort in Sorter is the same as in v1. Only the parameter type and the comparison call change:</w:t>
+      </w:r>
+    </w:p>
+    <w:p>
+      <w:pPr>
+        <w:keepNext/>
+        <w:keepLines/>
+        <w:pBdr>
+          <w:top w:val="single" w:sz="4" w:space="4" w:color="D0D0D0"/>
+        </w:pBdr>
+        <w:shd w:val="clear" w:color="auto" w:fill="F3F3F3"/>
+        <w:ind w:left="200"/>
+        <w:jc w:val="both"/>
+        <w:rPr>
+          <w:lang w:val="en-US"/>
+        </w:rPr>
+      </w:pPr>
+      <w:r>
+        <w:rPr>
+          <w:rFonts w:ascii="Consolas" w:eastAsia="Consolas" w:hAnsi="Consolas" w:cs="Consolas"/>
+          <w:sz w:val="18"/>
+          <w:szCs w:val="18"/>
+          <w:lang w:val="en-US"/>
+        </w:rPr>
+        <w:t xml:space="preserve">public void </w:t>
+      </w:r>
+      <w:proofErr w:type="gramStart"/>
+      <w:r>
+        <w:rPr>
+          <w:rFonts w:ascii="Consolas" w:eastAsia="Consolas" w:hAnsi="Consolas" w:cs="Consolas"/>
+          <w:sz w:val="18"/>
+          <w:szCs w:val="18"/>
+          <w:lang w:val="en-US"/>
+        </w:rPr>
+        <w:t>sort(Sortable[</w:t>
+      </w:r>
+      <w:proofErr w:type="gramEnd"/>
+      <w:r>
+        <w:rPr>
+          <w:rFonts w:ascii="Consolas" w:eastAsia="Consolas" w:hAnsi="Consolas" w:cs="Consolas"/>
+          <w:sz w:val="18"/>
+          <w:szCs w:val="18"/>
+          <w:lang w:val="en-US"/>
+        </w:rPr>
+        <w:t xml:space="preserve">] </w:t>
+      </w:r>
+      <w:proofErr w:type="gramStart"/>
+      <w:r>
+        <w:rPr>
+          <w:rFonts w:ascii="Consolas" w:eastAsia="Consolas" w:hAnsi="Consolas" w:cs="Consolas"/>
+          <w:sz w:val="18"/>
+          <w:szCs w:val="18"/>
+          <w:lang w:val="en-US"/>
+        </w:rPr>
+        <w:t>items) {</w:t>
+      </w:r>
+      <w:proofErr w:type="gramEnd"/>
+    </w:p>
+    <w:p>
+      <w:pPr>
+        <w:keepNext/>
+        <w:keepLines/>
+        <w:shd w:val="clear" w:color="auto" w:fill="F3F3F3"/>
+        <w:ind w:left="200"/>
+        <w:jc w:val="both"/>
+        <w:rPr>
+          <w:lang w:val="en-US"/>
+        </w:rPr>
+      </w:pPr>
+      <w:r>
+        <w:rPr>
+          <w:rFonts w:ascii="Consolas" w:eastAsia="Consolas" w:hAnsi="Consolas" w:cs="Consolas"/>
+          <w:sz w:val="18"/>
+          <w:szCs w:val="18"/>
+          <w:lang w:val="en-US"/>
+        </w:rPr>
+        <w:t xml:space="preserve">    int n = </w:t>
+      </w:r>
+      <w:proofErr w:type="spellStart"/>
+      <w:proofErr w:type="gramStart"/>
+      <w:r>
+        <w:rPr>
+          <w:rFonts w:ascii="Consolas" w:eastAsia="Consolas" w:hAnsi="Consolas" w:cs="Consolas"/>
+          <w:sz w:val="18"/>
+          <w:szCs w:val="18"/>
+          <w:lang w:val="en-US"/>
+        </w:rPr>
+        <w:t>items.length</w:t>
+      </w:r>
+      <w:proofErr w:type="spellEnd"/>
+      <w:proofErr w:type="gramEnd"/>
+      <w:r>
+        <w:rPr>
+          <w:rFonts w:ascii="Consolas" w:eastAsia="Consolas" w:hAnsi="Consolas" w:cs="Consolas"/>
+          <w:sz w:val="18"/>
+          <w:szCs w:val="18"/>
+          <w:lang w:val="en-US"/>
+        </w:rPr>
+        <w:t>;</w:t>
+      </w:r>
+    </w:p>
+    <w:p>
+      <w:pPr>
+        <w:keepNext/>
+        <w:keepLines/>
+        <w:shd w:val="clear" w:color="auto" w:fill="F3F3F3"/>
+        <w:ind w:left="200"/>
+        <w:jc w:val="both"/>
+        <w:rPr>
+          <w:lang w:val="en-US"/>
+        </w:rPr>
+      </w:pPr>
+      <w:r>
+        <w:rPr>
+          <w:rFonts w:ascii="Consolas" w:eastAsia="Consolas" w:hAnsi="Consolas" w:cs="Consolas"/>
+          <w:sz w:val="18"/>
+          <w:szCs w:val="18"/>
+          <w:lang w:val="en-US"/>
+        </w:rPr>
+        <w:t xml:space="preserve">    for (int </w:t>
+      </w:r>
+      <w:proofErr w:type="spellStart"/>
+      <w:r>
+        <w:rPr>
+          <w:rFonts w:ascii="Consolas" w:eastAsia="Consolas" w:hAnsi="Consolas" w:cs="Consolas"/>
+          <w:sz w:val="18"/>
+          <w:szCs w:val="18"/>
+          <w:lang w:val="en-US"/>
+        </w:rPr>
+        <w:t>i</w:t>
+      </w:r>
+      <w:proofErr w:type="spellEnd"/>
+      <w:r>
+        <w:rPr>
+          <w:rFonts w:ascii="Consolas" w:eastAsia="Consolas" w:hAnsi="Consolas" w:cs="Consolas"/>
+          <w:sz w:val="18"/>
+          <w:szCs w:val="18"/>
+          <w:lang w:val="en-US"/>
+        </w:rPr>
+        <w:t xml:space="preserve"> = 0; </w:t>
+      </w:r>
+      <w:proofErr w:type="spellStart"/>
+      <w:r>
+        <w:rPr>
+          <w:rFonts w:ascii="Consolas" w:eastAsia="Consolas" w:hAnsi="Consolas" w:cs="Consolas"/>
+          <w:sz w:val="18"/>
+          <w:szCs w:val="18"/>
+          <w:lang w:val="en-US"/>
+        </w:rPr>
+        <w:t>i</w:t>
+      </w:r>
+      <w:proofErr w:type="spellEnd"/>
+      <w:r>
+        <w:rPr>
+          <w:rFonts w:ascii="Consolas" w:eastAsia="Consolas" w:hAnsi="Consolas" w:cs="Consolas"/>
+          <w:sz w:val="18"/>
+          <w:szCs w:val="18"/>
+          <w:lang w:val="en-US"/>
+        </w:rPr>
+        <w:t xml:space="preserve"> &lt; n - 1; </w:t>
+      </w:r>
+      <w:proofErr w:type="spellStart"/>
+      <w:r>
+        <w:rPr>
+          <w:rFonts w:ascii="Consolas" w:eastAsia="Consolas" w:hAnsi="Consolas" w:cs="Consolas"/>
+          <w:sz w:val="18"/>
+          <w:szCs w:val="18"/>
+          <w:lang w:val="en-US"/>
+        </w:rPr>
+        <w:t>i</w:t>
+      </w:r>
+      <w:proofErr w:type="spellEnd"/>
+      <w:r>
+        <w:rPr>
+          <w:rFonts w:ascii="Consolas" w:eastAsia="Consolas" w:hAnsi="Consolas" w:cs="Consolas"/>
+          <w:sz w:val="18"/>
+          <w:szCs w:val="18"/>
+          <w:lang w:val="en-US"/>
+        </w:rPr>
+        <w:t>+</w:t>
+      </w:r>
+      <w:proofErr w:type="gramStart"/>
+      <w:r>
+        <w:rPr>
+          <w:rFonts w:ascii="Consolas" w:eastAsia="Consolas" w:hAnsi="Consolas" w:cs="Consolas"/>
+          <w:sz w:val="18"/>
+          <w:szCs w:val="18"/>
+          <w:lang w:val="en-US"/>
+        </w:rPr>
+        <w:t>+) {</w:t>
+      </w:r>
+      <w:proofErr w:type="gramEnd"/>
+    </w:p>
+    <w:p>
+      <w:pPr>
+        <w:keepNext/>
+        <w:keepLines/>
+        <w:shd w:val="clear" w:color="auto" w:fill="F3F3F3"/>
+        <w:ind w:left="200"/>
+        <w:jc w:val="both"/>
+        <w:rPr>
+          <w:lang w:val="en-US"/>
+        </w:rPr>
+      </w:pPr>
+      <w:r>
+        <w:rPr>
+          <w:rFonts w:ascii="Consolas" w:eastAsia="Consolas" w:hAnsi="Consolas" w:cs="Consolas"/>
+          <w:sz w:val="18"/>
+          <w:szCs w:val="18"/>
+          <w:lang w:val="en-US"/>
+        </w:rPr>
+        <w:t xml:space="preserve">        for (int j = 0; j &lt; n - 1 - </w:t>
+      </w:r>
+      <w:proofErr w:type="spellStart"/>
+      <w:r>
+        <w:rPr>
+          <w:rFonts w:ascii="Consolas" w:eastAsia="Consolas" w:hAnsi="Consolas" w:cs="Consolas"/>
+          <w:sz w:val="18"/>
+          <w:szCs w:val="18"/>
+          <w:lang w:val="en-US"/>
+        </w:rPr>
+        <w:t>i</w:t>
+      </w:r>
+      <w:proofErr w:type="spellEnd"/>
+      <w:r>
+        <w:rPr>
+          <w:rFonts w:ascii="Consolas" w:eastAsia="Consolas" w:hAnsi="Consolas" w:cs="Consolas"/>
+          <w:sz w:val="18"/>
+          <w:szCs w:val="18"/>
+          <w:lang w:val="en-US"/>
+        </w:rPr>
+        <w:t xml:space="preserve">; </w:t>
+      </w:r>
+      <w:proofErr w:type="gramStart"/>
+      <w:r>
+        <w:rPr>
+          <w:rFonts w:ascii="Consolas" w:eastAsia="Consolas" w:hAnsi="Consolas" w:cs="Consolas"/>
+          <w:sz w:val="18"/>
+          <w:szCs w:val="18"/>
+          <w:lang w:val="en-US"/>
+        </w:rPr>
+        <w:t>j++) {</w:t>
+      </w:r>
+      <w:proofErr w:type="gramEnd"/>
+    </w:p>
+    <w:p>
+      <w:pPr>
+        <w:keepNext/>
+        <w:keepLines/>
+        <w:shd w:val="clear" w:color="auto" w:fill="F3F3F3"/>
+        <w:ind w:left="200"/>
+        <w:jc w:val="both"/>
+        <w:rPr>
+          <w:lang w:val="en-US"/>
+        </w:rPr>
+      </w:pPr>
+      <w:r>
+        <w:rPr>
+          <w:rFonts w:ascii="Consolas" w:eastAsia="Consolas" w:hAnsi="Consolas" w:cs="Consolas"/>
+          <w:sz w:val="18"/>
+          <w:szCs w:val="18"/>
+          <w:lang w:val="en-US"/>
+        </w:rPr>
+        <w:t xml:space="preserve">            </w:t>
+      </w:r>
+      <w:r>
+        <w:rPr>
+          <w:rFonts w:ascii="Consolas" w:eastAsia="Consolas" w:hAnsi="Consolas" w:cs="Consolas"/>
+          <w:sz w:val="18"/>
+          <w:szCs w:val="18"/>
+          <w:lang w:val="en-US"/>
+        </w:rPr>
+        <w:t>if (</w:t>
+      </w:r>
+      <w:proofErr w:type="gramStart"/>
+      <w:r>
+        <w:rPr>
+          <w:rFonts w:ascii="Consolas" w:eastAsia="Consolas" w:hAnsi="Consolas" w:cs="Consolas"/>
+          <w:sz w:val="18"/>
+          <w:szCs w:val="18"/>
+          <w:lang w:val="en-US"/>
+        </w:rPr>
+        <w:t>items[</w:t>
+      </w:r>
+      <w:proofErr w:type="gramEnd"/>
+      <w:r>
+        <w:rPr>
+          <w:rFonts w:ascii="Consolas" w:eastAsia="Consolas" w:hAnsi="Consolas" w:cs="Consolas"/>
+          <w:sz w:val="18"/>
+          <w:szCs w:val="18"/>
+          <w:lang w:val="en-US"/>
+        </w:rPr>
+        <w:t>j + 1</w:t>
+      </w:r>
+      <w:proofErr w:type="gramStart"/>
+      <w:r>
+        <w:rPr>
+          <w:rFonts w:ascii="Consolas" w:eastAsia="Consolas" w:hAnsi="Consolas" w:cs="Consolas"/>
+          <w:sz w:val="18"/>
+          <w:szCs w:val="18"/>
+          <w:lang w:val="en-US"/>
+        </w:rPr>
+        <w:t>].</w:t>
+      </w:r>
+      <w:proofErr w:type="spellStart"/>
+      <w:r>
+        <w:rPr>
+          <w:rFonts w:ascii="Consolas" w:eastAsia="Consolas" w:hAnsi="Consolas" w:cs="Consolas"/>
+          <w:sz w:val="18"/>
+          <w:szCs w:val="18"/>
+          <w:lang w:val="en-US"/>
+        </w:rPr>
+        <w:t>isBigger</w:t>
+      </w:r>
+      <w:proofErr w:type="spellEnd"/>
+      <w:proofErr w:type="gramEnd"/>
+      <w:r>
+        <w:rPr>
+          <w:rFonts w:ascii="Consolas" w:eastAsia="Consolas" w:hAnsi="Consolas" w:cs="Consolas"/>
+          <w:sz w:val="18"/>
+          <w:szCs w:val="18"/>
+          <w:lang w:val="en-US"/>
+        </w:rPr>
+        <w:t>(items[j]</w:t>
+      </w:r>
+      <w:proofErr w:type="gramStart"/>
+      <w:r>
+        <w:rPr>
+          <w:rFonts w:ascii="Consolas" w:eastAsia="Consolas" w:hAnsi="Consolas" w:cs="Consolas"/>
+          <w:sz w:val="18"/>
+          <w:szCs w:val="18"/>
+          <w:lang w:val="en-US"/>
+        </w:rPr>
+        <w:t>)) {</w:t>
+      </w:r>
+      <w:proofErr w:type="gramEnd"/>
+    </w:p>
+    <w:p>
+      <w:pPr>
+        <w:keepNext/>
+        <w:keepLines/>
+        <w:shd w:val="clear" w:color="auto" w:fill="F3F3F3"/>
+        <w:ind w:left="200"/>
+        <w:jc w:val="both"/>
+        <w:rPr>
+          <w:lang w:val="en-US"/>
+        </w:rPr>
+      </w:pPr>
+      <w:r>
+        <w:rPr>
+          <w:rFonts w:ascii="Consolas" w:eastAsia="Consolas" w:hAnsi="Consolas" w:cs="Consolas"/>
+          <w:sz w:val="18"/>
+          <w:szCs w:val="18"/>
+          <w:lang w:val="en-US"/>
+        </w:rPr>
+        <w:t xml:space="preserve">                Sortable </w:t>
+      </w:r>
+      <w:proofErr w:type="spellStart"/>
+      <w:r>
+        <w:rPr>
+          <w:rFonts w:ascii="Consolas" w:eastAsia="Consolas" w:hAnsi="Consolas" w:cs="Consolas"/>
+          <w:sz w:val="18"/>
+          <w:szCs w:val="18"/>
+          <w:lang w:val="en-US"/>
+        </w:rPr>
+        <w:t>tmp</w:t>
+      </w:r>
+      <w:proofErr w:type="spellEnd"/>
+      <w:r>
+        <w:rPr>
+          <w:rFonts w:ascii="Consolas" w:eastAsia="Consolas" w:hAnsi="Consolas" w:cs="Consolas"/>
+          <w:sz w:val="18"/>
+          <w:szCs w:val="18"/>
+          <w:lang w:val="en-US"/>
+        </w:rPr>
+        <w:t xml:space="preserve"> = items[j];</w:t>
+      </w:r>
+    </w:p>
+    <w:p>
+      <w:pPr>
+        <w:keepNext/>
+        <w:keepLines/>
+        <w:shd w:val="clear" w:color="auto" w:fill="F3F3F3"/>
+        <w:ind w:left="200"/>
+        <w:jc w:val="both"/>
+        <w:rPr>
+          <w:lang w:val="en-US"/>
+        </w:rPr>
+      </w:pPr>
+      <w:r>
+        <w:rPr>
+          <w:rFonts w:ascii="Consolas" w:eastAsia="Consolas" w:hAnsi="Consolas" w:cs="Consolas"/>
+          <w:sz w:val="18"/>
+          <w:szCs w:val="18"/>
+          <w:lang w:val="en-US"/>
+        </w:rPr>
+        <w:t xml:space="preserve">                items[j] = </w:t>
+      </w:r>
+      <w:proofErr w:type="gramStart"/>
+      <w:r>
+        <w:rPr>
+          <w:rFonts w:ascii="Consolas" w:eastAsia="Consolas" w:hAnsi="Consolas" w:cs="Consolas"/>
+          <w:sz w:val="18"/>
+          <w:szCs w:val="18"/>
+          <w:lang w:val="en-US"/>
+        </w:rPr>
+        <w:t>items[</w:t>
+      </w:r>
+      <w:proofErr w:type="gramEnd"/>
+      <w:r>
+        <w:rPr>
+          <w:rFonts w:ascii="Consolas" w:eastAsia="Consolas" w:hAnsi="Consolas" w:cs="Consolas"/>
+          <w:sz w:val="18"/>
+          <w:szCs w:val="18"/>
+          <w:lang w:val="en-US"/>
+        </w:rPr>
+        <w:t>j + 1];</w:t>
+      </w:r>
+    </w:p>
+    <w:p>
+      <w:pPr>
+        <w:keepNext/>
+        <w:keepLines/>
+        <w:shd w:val="clear" w:color="auto" w:fill="F3F3F3"/>
+        <w:ind w:left="200"/>
+        <w:jc w:val="both"/>
+        <w:rPr>
+          <w:lang w:val="en-US"/>
+        </w:rPr>
+      </w:pPr>
+      <w:r>
+        <w:rPr>
+          <w:rFonts w:ascii="Consolas" w:eastAsia="Consolas" w:hAnsi="Consolas" w:cs="Consolas"/>
+          <w:sz w:val="18"/>
+          <w:szCs w:val="18"/>
+          <w:lang w:val="en-US"/>
+        </w:rPr>
+        <w:t xml:space="preserve">                </w:t>
+      </w:r>
+      <w:proofErr w:type="gramStart"/>
+      <w:r>
+        <w:rPr>
+          <w:rFonts w:ascii="Consolas" w:eastAsia="Consolas" w:hAnsi="Consolas" w:cs="Consolas"/>
+          <w:sz w:val="18"/>
+          <w:szCs w:val="18"/>
+          <w:lang w:val="en-US"/>
+        </w:rPr>
+        <w:t>items[</w:t>
+      </w:r>
+      <w:proofErr w:type="gramEnd"/>
+      <w:r>
+        <w:rPr>
+          <w:rFonts w:ascii="Consolas" w:eastAsia="Consolas" w:hAnsi="Consolas" w:cs="Consolas"/>
+          <w:sz w:val="18"/>
+          <w:szCs w:val="18"/>
+          <w:lang w:val="en-US"/>
+        </w:rPr>
+        <w:t xml:space="preserve">j + 1] = </w:t>
+      </w:r>
+      <w:proofErr w:type="spellStart"/>
+      <w:r>
+        <w:rPr>
+          <w:rFonts w:ascii="Consolas" w:eastAsia="Consolas" w:hAnsi="Consolas" w:cs="Consolas"/>
+          <w:sz w:val="18"/>
+          <w:szCs w:val="18"/>
+          <w:lang w:val="en-US"/>
+        </w:rPr>
+        <w:t>tmp</w:t>
+      </w:r>
+      <w:proofErr w:type="spellEnd"/>
+      <w:r>
+        <w:rPr>
+          <w:rFonts w:ascii="Consolas" w:eastAsia="Consolas" w:hAnsi="Consolas" w:cs="Consolas"/>
+          <w:sz w:val="18"/>
+          <w:szCs w:val="18"/>
+          <w:lang w:val="en-US"/>
+        </w:rPr>
+        <w:t>;</w:t>
+      </w:r>
+    </w:p>
+    <w:p>
+      <w:pPr>
+        <w:keepNext/>
+        <w:keepLines/>
+        <w:shd w:val="clear" w:color="auto" w:fill="F3F3F3"/>
+        <w:ind w:left="200"/>
+        <w:jc w:val="both"/>
+        <w:rPr>
+          <w:lang w:val="en-US"/>
+        </w:rPr>
+      </w:pPr>
+      <w:r>
+        <w:rPr>
+          <w:rFonts w:ascii="Consolas" w:eastAsia="Consolas" w:hAnsi="Consolas" w:cs="Consolas"/>
+          <w:sz w:val="18"/>
+          <w:szCs w:val="18"/>
+          <w:lang w:val="en-US"/>
+        </w:rPr>
+        <w:t xml:space="preserve">            }</w:t>
+      </w:r>
+    </w:p>
+    <w:p>
+      <w:pPr>
+        <w:keepNext/>
+        <w:keepLines/>
+        <w:shd w:val="clear" w:color="auto" w:fill="F3F3F3"/>
+        <w:ind w:left="200"/>
+        <w:jc w:val="both"/>
+        <w:rPr>
+          <w:lang w:val="en-US"/>
+        </w:rPr>
+      </w:pPr>
+      <w:r>
+        <w:rPr>
+          <w:rFonts w:ascii="Consolas" w:eastAsia="Consolas" w:hAnsi="Consolas" w:cs="Consolas"/>
+          <w:sz w:val="18"/>
+          <w:szCs w:val="18"/>
+          <w:lang w:val="en-US"/>
+        </w:rPr>
+        <w:t xml:space="preserve">        }</w:t>
+      </w:r>
+    </w:p>
+    <w:p>
+      <w:pPr>
+        <w:keepNext/>
+        <w:keepLines/>
+        <w:shd w:val="clear" w:color="auto" w:fill="F3F3F3"/>
+        <w:ind w:left="200"/>
+        <w:jc w:val="both"/>
+        <w:rPr>
+          <w:lang w:val="en-US"/>
+        </w:rPr>
+      </w:pPr>
+      <w:r>
+        <w:rPr>
+          <w:rFonts w:ascii="Consolas" w:eastAsia="Consolas" w:hAnsi="Consolas" w:cs="Consolas"/>
+          <w:sz w:val="18"/>
+          <w:szCs w:val="18"/>
+          <w:lang w:val="en-US"/>
+        </w:rPr>
+        <w:t xml:space="preserve">    }</w:t>
+      </w:r>
+    </w:p>
+    <w:p>
+      <w:pPr>
+        <w:keepLines/>
+        <w:pBdr>
+          <w:bottom w:val="single" w:sz="4" w:space="4" w:color="D0D0D0"/>
+        </w:pBdr>
+        <w:shd w:val="clear" w:color="auto" w:fill="F3F3F3"/>
+        <w:ind w:left="200"/>
+        <w:jc w:val="both"/>
+        <w:rPr>
+          <w:lang w:val="en-US"/>
+        </w:rPr>
+      </w:pPr>
+      <w:r>
+        <w:rPr>
+          <w:rFonts w:ascii="Consolas" w:eastAsia="Consolas" w:hAnsi="Consolas" w:cs="Consolas"/>
+          <w:sz w:val="18"/>
+          <w:szCs w:val="18"/>
+          <w:lang w:val="en-US"/>
+        </w:rPr>
+        <w:t>}</w:t>
+      </w:r>
+    </w:p>
+    <w:p>
+      <w:pPr>
+        <w:spacing w:after="80"/>
+        <w:jc w:val="both"/>
+        <w:rPr>
+          <w:lang w:val="en-US"/>
+        </w:rPr>
+      </w:pPr>
+    </w:p>
+    <w:p>
+      <w:pPr>
+        <w:spacing w:after="240" w:line="276" w:lineRule="auto"/>
+        <w:jc w:val="both"/>
+        <w:rPr>
+          <w:rFonts w:ascii="Calibri" w:eastAsia="Calibri" w:hAnsi="Calibri" w:cs="Calibri"/>
+          <w:sz w:val="22"/>
+          <w:szCs w:val="22"/>
+          <w:lang w:val="en-US"/>
+        </w:rPr>
+      </w:pPr>
+      <w:r>
+        <w:rPr>
+          <w:rFonts w:ascii="Calibri" w:eastAsia="Calibri" w:hAnsi="Calibri" w:cs="Calibri"/>
+          <w:sz w:val="22"/>
+          <w:szCs w:val="22"/>
+          <w:lang w:val="en-US"/>
+        </w:rPr>
+        <w:t xml:space="preserve">Bubble </w:t>
+      </w:r>
+      <w:proofErr w:type="gramStart"/>
+      <w:r>
+        <w:rPr>
+          <w:rFonts w:ascii="Calibri" w:eastAsia="Calibri" w:hAnsi="Calibri" w:cs="Calibri"/>
+          <w:sz w:val="22"/>
+          <w:szCs w:val="22"/>
+          <w:lang w:val="en-US"/>
+        </w:rPr>
+        <w:t>sort</w:t>
+      </w:r>
+      <w:proofErr w:type="gramEnd"/>
+      <w:r>
+        <w:rPr>
+          <w:rFonts w:ascii="Calibri" w:eastAsia="Calibri" w:hAnsi="Calibri" w:cs="Calibri"/>
+          <w:sz w:val="22"/>
+          <w:szCs w:val="22"/>
+          <w:lang w:val="en-US"/>
+        </w:rPr>
+        <w:t xml:space="preserve"> must swap two </w:t>
+      </w:r>
+      <w:proofErr w:type="spellStart"/>
+      <w:r>
+        <w:rPr>
+          <w:rFonts w:ascii="Calibri" w:eastAsia="Calibri" w:hAnsi="Calibri" w:cs="Calibri"/>
+          <w:sz w:val="22"/>
+          <w:szCs w:val="22"/>
+          <w:lang w:val="en-US"/>
+        </w:rPr>
+        <w:t>neighbours</w:t>
+      </w:r>
+      <w:proofErr w:type="spellEnd"/>
+      <w:r>
+        <w:rPr>
+          <w:rFonts w:ascii="Calibri" w:eastAsia="Calibri" w:hAnsi="Calibri" w:cs="Calibri"/>
+          <w:sz w:val="22"/>
+          <w:szCs w:val="22"/>
+          <w:lang w:val="en-US"/>
+        </w:rPr>
+        <w:t xml:space="preserve"> when the left one is bigger than the right one.</w:t>
+      </w:r>
+      <w:r>
+        <w:rPr>
+          <w:rFonts w:ascii="Calibri" w:eastAsia="Calibri" w:hAnsi="Calibri" w:cs="Calibri"/>
+          <w:sz w:val="22"/>
+          <w:szCs w:val="22"/>
+          <w:lang w:val="en-US"/>
+        </w:rPr>
+        <w:t xml:space="preserve"> </w:t>
+      </w:r>
+      <w:r>
+        <w:rPr>
+          <w:rFonts w:ascii="Calibri" w:eastAsia="Calibri" w:hAnsi="Calibri" w:cs="Calibri"/>
+          <w:sz w:val="22"/>
+          <w:szCs w:val="22"/>
+          <w:lang w:val="en-US"/>
+        </w:rPr>
+        <w:t xml:space="preserve">With </w:t>
+      </w:r>
+      <w:proofErr w:type="spellStart"/>
+      <w:r>
+        <w:rPr>
+          <w:rFonts w:ascii="Calibri" w:eastAsia="Calibri" w:hAnsi="Calibri" w:cs="Calibri"/>
+          <w:sz w:val="22"/>
+          <w:szCs w:val="22"/>
+          <w:lang w:val="en-US"/>
+        </w:rPr>
+        <w:t>isBigger</w:t>
+      </w:r>
+      <w:proofErr w:type="spellEnd"/>
+      <w:r>
+        <w:rPr>
+          <w:rFonts w:ascii="Calibri" w:eastAsia="Calibri" w:hAnsi="Calibri" w:cs="Calibri"/>
+          <w:sz w:val="22"/>
+          <w:szCs w:val="22"/>
+          <w:lang w:val="en-US"/>
+        </w:rPr>
+        <w:t xml:space="preserve"> this question is asked from the right element: </w:t>
+      </w:r>
+      <w:proofErr w:type="gramStart"/>
+      <w:r>
+        <w:rPr>
+          <w:rFonts w:ascii="Calibri" w:eastAsia="Calibri" w:hAnsi="Calibri" w:cs="Calibri"/>
+          <w:sz w:val="22"/>
+          <w:szCs w:val="22"/>
+          <w:lang w:val="en-US"/>
+        </w:rPr>
+        <w:t>items[</w:t>
+      </w:r>
+      <w:proofErr w:type="gramEnd"/>
+      <w:r>
+        <w:rPr>
+          <w:rFonts w:ascii="Calibri" w:eastAsia="Calibri" w:hAnsi="Calibri" w:cs="Calibri"/>
+          <w:sz w:val="22"/>
+          <w:szCs w:val="22"/>
+          <w:lang w:val="en-US"/>
+        </w:rPr>
+        <w:t>j + 1] is the</w:t>
+      </w:r>
+      <w:r>
+        <w:rPr>
+          <w:rFonts w:ascii="Calibri" w:eastAsia="Calibri" w:hAnsi="Calibri" w:cs="Calibri"/>
+          <w:sz w:val="22"/>
+          <w:szCs w:val="22"/>
+          <w:lang w:val="en-US"/>
+        </w:rPr>
+        <w:t xml:space="preserve"> </w:t>
+      </w:r>
+      <w:r>
+        <w:rPr>
+          <w:rFonts w:ascii="Calibri" w:eastAsia="Calibri" w:hAnsi="Calibri" w:cs="Calibri"/>
+          <w:sz w:val="22"/>
+          <w:szCs w:val="22"/>
+          <w:lang w:val="en-US"/>
+        </w:rPr>
+        <w:t xml:space="preserve">first object and items[j] </w:t>
+      </w:r>
+      <w:proofErr w:type="gramStart"/>
+      <w:r>
+        <w:rPr>
+          <w:rFonts w:ascii="Calibri" w:eastAsia="Calibri" w:hAnsi="Calibri" w:cs="Calibri"/>
+          <w:sz w:val="22"/>
+          <w:szCs w:val="22"/>
+          <w:lang w:val="en-US"/>
+        </w:rPr>
+        <w:t>is</w:t>
+      </w:r>
+      <w:proofErr w:type="gramEnd"/>
+      <w:r>
+        <w:rPr>
+          <w:rFonts w:ascii="Calibri" w:eastAsia="Calibri" w:hAnsi="Calibri" w:cs="Calibri"/>
+          <w:sz w:val="22"/>
+          <w:szCs w:val="22"/>
+          <w:lang w:val="en-US"/>
+        </w:rPr>
+        <w:t xml:space="preserve"> the second, so the call returns true exactly when the</w:t>
+      </w:r>
+      <w:r>
+        <w:rPr>
+          <w:rFonts w:ascii="Calibri" w:eastAsia="Calibri" w:hAnsi="Calibri" w:cs="Calibri"/>
+          <w:sz w:val="22"/>
+          <w:szCs w:val="22"/>
+          <w:lang w:val="en-US"/>
+        </w:rPr>
+        <w:t xml:space="preserve"> </w:t>
+      </w:r>
+      <w:r>
+        <w:rPr>
+          <w:rFonts w:ascii="Calibri" w:eastAsia="Calibri" w:hAnsi="Calibri" w:cs="Calibri"/>
+          <w:sz w:val="22"/>
+          <w:szCs w:val="22"/>
+          <w:lang w:val="en-US"/>
+        </w:rPr>
+        <w:t>left element is bigger. For example, with areas 12 and 4 next to each other, the call</w:t>
+      </w:r>
+      <w:r>
+        <w:rPr>
+          <w:rFonts w:ascii="Calibri" w:eastAsia="Calibri" w:hAnsi="Calibri" w:cs="Calibri"/>
+          <w:sz w:val="22"/>
+          <w:szCs w:val="22"/>
+          <w:lang w:val="en-US"/>
+        </w:rPr>
+        <w:t xml:space="preserve"> </w:t>
+      </w:r>
+      <w:r>
+        <w:rPr>
+          <w:rFonts w:ascii="Calibri" w:eastAsia="Calibri" w:hAnsi="Calibri" w:cs="Calibri"/>
+          <w:sz w:val="22"/>
+          <w:szCs w:val="22"/>
+          <w:lang w:val="en-US"/>
+        </w:rPr>
+        <w:t>asks whether 12 is bigger than 4 and the two rectangles are swapped. Equal elements</w:t>
+      </w:r>
+      <w:r>
+        <w:rPr>
+          <w:rFonts w:ascii="Calibri" w:eastAsia="Calibri" w:hAnsi="Calibri" w:cs="Calibri"/>
+          <w:sz w:val="22"/>
+          <w:szCs w:val="22"/>
+          <w:lang w:val="en-US"/>
+        </w:rPr>
+        <w:t xml:space="preserve"> </w:t>
+      </w:r>
+      <w:r>
+        <w:rPr>
+          <w:rFonts w:ascii="Calibri" w:eastAsia="Calibri" w:hAnsi="Calibri" w:cs="Calibri"/>
+          <w:sz w:val="22"/>
+          <w:szCs w:val="22"/>
+          <w:lang w:val="en-US"/>
+        </w:rPr>
+        <w:t>return false and are never swapped.</w:t>
+      </w:r>
+    </w:p>
+    <w:p>
+      <w:pPr>
+        <w:spacing w:line="276" w:lineRule="auto"/>
+        <w:jc w:val="both"/>
+        <w:rPr>
+          <w:lang w:val="en-US"/>
+        </w:rPr>
+      </w:pPr>
+      <w:r>
+        <w:rPr>
+          <w:rFonts w:ascii="Calibri" w:eastAsia="Calibri" w:hAnsi="Calibri" w:cs="Calibri"/>
+          <w:sz w:val="22"/>
+          <w:szCs w:val="22"/>
+          <w:lang w:val="en-US"/>
+        </w:rPr>
+        <w:t>v</w:t>
+      </w:r>
+      <w:proofErr w:type="gramStart"/>
+      <w:r>
+        <w:rPr>
+          <w:rFonts w:ascii="Calibri" w:eastAsia="Calibri" w:hAnsi="Calibri" w:cs="Calibri"/>
+          <w:sz w:val="22"/>
+          <w:szCs w:val="22"/>
+          <w:lang w:val="en-US"/>
+        </w:rPr>
+        <w:t>2.Main</w:t>
+      </w:r>
+      <w:proofErr w:type="gramEnd"/>
+      <w:r>
+        <w:rPr>
+          <w:rFonts w:ascii="Calibri" w:eastAsia="Calibri" w:hAnsi="Calibri" w:cs="Calibri"/>
+          <w:sz w:val="22"/>
+          <w:szCs w:val="22"/>
+          <w:lang w:val="en-US"/>
+        </w:rPr>
+        <w:t xml:space="preserve"> uses one Sorter object to sort an array of five people and an array of five rectangles. Output:</w:t>
+      </w:r>
+    </w:p>
+    <w:p>
+      <w:pPr>
+        <w:keepNext/>
+        <w:keepLines/>
+        <w:pBdr>
+          <w:top w:val="single" w:sz="4" w:space="4" w:color="D0D0D0"/>
+        </w:pBdr>
+        <w:shd w:val="clear" w:color="auto" w:fill="F3F3F3"/>
+        <w:ind w:left="200"/>
+        <w:jc w:val="both"/>
+        <w:rPr>
+          <w:lang w:val="en-US"/>
+        </w:rPr>
+      </w:pPr>
+      <w:r>
+        <w:rPr>
+          <w:rFonts w:ascii="Consolas" w:eastAsia="Consolas" w:hAnsi="Consolas" w:cs="Consolas"/>
+          <w:sz w:val="18"/>
+          <w:szCs w:val="18"/>
+          <w:lang w:val="en-US"/>
+        </w:rPr>
+        <w:t>Persons:</w:t>
+      </w:r>
+    </w:p>
+    <w:p>
+      <w:pPr>
+        <w:keepNext/>
+        <w:keepLines/>
+        <w:shd w:val="clear" w:color="auto" w:fill="F3F3F3"/>
+        <w:ind w:left="200"/>
+        <w:jc w:val="both"/>
+        <w:rPr>
+          <w:lang w:val="en-US"/>
+        </w:rPr>
+      </w:pPr>
+      <w:r>
+        <w:rPr>
+          <w:rFonts w:ascii="Consolas" w:eastAsia="Consolas" w:hAnsi="Consolas" w:cs="Consolas"/>
+          <w:sz w:val="18"/>
+          <w:szCs w:val="18"/>
+          <w:lang w:val="en-US"/>
+        </w:rPr>
+        <w:t>Laia Font</w:t>
+      </w:r>
+    </w:p>
+    <w:p>
+      <w:pPr>
+        <w:keepNext/>
+        <w:keepLines/>
+        <w:shd w:val="clear" w:color="auto" w:fill="F3F3F3"/>
+        <w:ind w:left="200"/>
+        <w:jc w:val="both"/>
+        <w:rPr>
+          <w:lang w:val="en-US"/>
+        </w:rPr>
+      </w:pPr>
+      <w:r>
+        <w:rPr>
+          <w:rFonts w:ascii="Consolas" w:eastAsia="Consolas" w:hAnsi="Consolas" w:cs="Consolas"/>
+          <w:sz w:val="18"/>
+          <w:szCs w:val="18"/>
+          <w:lang w:val="en-US"/>
+        </w:rPr>
+        <w:t>Joan Puig</w:t>
+      </w:r>
+    </w:p>
+    <w:p>
+      <w:pPr>
+        <w:keepNext/>
+        <w:keepLines/>
+        <w:shd w:val="clear" w:color="auto" w:fill="F3F3F3"/>
+        <w:ind w:left="200"/>
+        <w:jc w:val="both"/>
+        <w:rPr>
+          <w:lang w:val="en-US"/>
+        </w:rPr>
+      </w:pPr>
+      <w:r>
+        <w:rPr>
+          <w:rFonts w:ascii="Consolas" w:eastAsia="Consolas" w:hAnsi="Consolas" w:cs="Consolas"/>
+          <w:sz w:val="18"/>
+          <w:szCs w:val="18"/>
+          <w:lang w:val="en-US"/>
+        </w:rPr>
+        <w:t>Marc Puig</w:t>
+      </w:r>
+    </w:p>
+    <w:p>
+      <w:pPr>
+        <w:keepNext/>
+        <w:keepLines/>
+        <w:shd w:val="clear" w:color="auto" w:fill="F3F3F3"/>
+        <w:ind w:left="200"/>
+        <w:jc w:val="both"/>
+        <w:rPr>
+          <w:lang w:val="en-US"/>
+        </w:rPr>
+      </w:pPr>
+      <w:r>
+        <w:rPr>
+          <w:rFonts w:ascii="Consolas" w:eastAsia="Consolas" w:hAnsi="Consolas" w:cs="Consolas"/>
+          <w:sz w:val="18"/>
+          <w:szCs w:val="18"/>
+          <w:lang w:val="en-US"/>
+        </w:rPr>
+        <w:t>Anna Serra</w:t>
+      </w:r>
+    </w:p>
+    <w:p>
+      <w:pPr>
+        <w:keepNext/>
+        <w:keepLines/>
+        <w:shd w:val="clear" w:color="auto" w:fill="F3F3F3"/>
+        <w:ind w:left="200"/>
+        <w:jc w:val="both"/>
+        <w:rPr>
+          <w:lang w:val="en-US"/>
+        </w:rPr>
+      </w:pPr>
+      <w:r>
+        <w:rPr>
+          <w:rFonts w:ascii="Consolas" w:eastAsia="Consolas" w:hAnsi="Consolas" w:cs="Consolas"/>
+          <w:sz w:val="18"/>
+          <w:szCs w:val="18"/>
+          <w:lang w:val="en-US"/>
+        </w:rPr>
+        <w:t>Pau Vila</w:t>
+      </w:r>
+    </w:p>
+    <w:p>
+      <w:pPr>
+        <w:keepNext/>
+        <w:keepLines/>
+        <w:shd w:val="clear" w:color="auto" w:fill="F3F3F3"/>
+        <w:ind w:left="200"/>
+        <w:jc w:val="both"/>
+        <w:rPr>
+          <w:lang w:val="en-US"/>
+        </w:rPr>
+      </w:pPr>
+      <w:r>
+        <w:rPr>
+          <w:rFonts w:ascii="Consolas" w:eastAsia="Consolas" w:hAnsi="Consolas" w:cs="Consolas"/>
+          <w:sz w:val="18"/>
+          <w:szCs w:val="18"/>
+          <w:lang w:val="en-US"/>
+        </w:rPr>
+        <w:t>Rectangles:</w:t>
+      </w:r>
+    </w:p>
+    <w:p>
+      <w:pPr>
+        <w:keepNext/>
+        <w:keepLines/>
+        <w:shd w:val="clear" w:color="auto" w:fill="F3F3F3"/>
+        <w:ind w:left="200"/>
+        <w:jc w:val="both"/>
+        <w:rPr>
+          <w:lang w:val="en-US"/>
+        </w:rPr>
+      </w:pPr>
+      <w:r>
+        <w:rPr>
+          <w:rFonts w:ascii="Consolas" w:eastAsia="Consolas" w:hAnsi="Consolas" w:cs="Consolas"/>
+          <w:sz w:val="18"/>
+          <w:szCs w:val="18"/>
+          <w:lang w:val="en-US"/>
+        </w:rPr>
+        <w:t>1.0 x 1.0 -&gt; area 1.0</w:t>
+      </w:r>
+    </w:p>
+    <w:p>
+      <w:pPr>
+        <w:keepNext/>
+        <w:keepLines/>
+        <w:shd w:val="clear" w:color="auto" w:fill="F3F3F3"/>
+        <w:ind w:left="200"/>
+        <w:jc w:val="both"/>
+        <w:rPr>
+          <w:lang w:val="en-US"/>
+        </w:rPr>
+      </w:pPr>
+      <w:r>
+        <w:rPr>
+          <w:rFonts w:ascii="Consolas" w:eastAsia="Consolas" w:hAnsi="Consolas" w:cs="Consolas"/>
+          <w:sz w:val="18"/>
+          <w:szCs w:val="18"/>
+          <w:lang w:val="en-US"/>
+        </w:rPr>
+        <w:t>2.0 x 2.0 -&gt; area 4.0</w:t>
+      </w:r>
+    </w:p>
+    <w:p>
+      <w:pPr>
+        <w:keepNext/>
+        <w:keepLines/>
+        <w:shd w:val="clear" w:color="auto" w:fill="F3F3F3"/>
+        <w:ind w:left="200"/>
+        <w:jc w:val="both"/>
+        <w:rPr>
+          <w:lang w:val="en-US"/>
+        </w:rPr>
+      </w:pPr>
+      <w:r>
+        <w:rPr>
+          <w:rFonts w:ascii="Consolas" w:eastAsia="Consolas" w:hAnsi="Consolas" w:cs="Consolas"/>
+          <w:sz w:val="18"/>
+          <w:szCs w:val="18"/>
+          <w:lang w:val="en-US"/>
+        </w:rPr>
+        <w:t>5.0 x 2.0 -&gt; area 10.0</w:t>
+      </w:r>
+    </w:p>
+    <w:p>
+      <w:pPr>
+        <w:keepNext/>
+        <w:keepLines/>
+        <w:shd w:val="clear" w:color="auto" w:fill="F3F3F3"/>
+        <w:ind w:left="200"/>
+        <w:jc w:val="both"/>
+        <w:rPr>
+          <w:lang w:val="en-US"/>
+        </w:rPr>
+      </w:pPr>
+      <w:r>
+        <w:rPr>
+          <w:rFonts w:ascii="Consolas" w:eastAsia="Consolas" w:hAnsi="Consolas" w:cs="Consolas"/>
+          <w:sz w:val="18"/>
+          <w:szCs w:val="18"/>
+          <w:lang w:val="en-US"/>
+        </w:rPr>
+        <w:t>3.0 x 4.0 -&gt; area 12.0</w:t>
+      </w:r>
+    </w:p>
+    <w:p>
+      <w:pPr>
+        <w:keepLines/>
+        <w:pBdr>
+          <w:bottom w:val="single" w:sz="4" w:space="4" w:color="D0D0D0"/>
+        </w:pBdr>
+        <w:shd w:val="clear" w:color="auto" w:fill="F3F3F3"/>
+        <w:ind w:left="200"/>
+        <w:jc w:val="both"/>
+        <w:rPr>
+          <w:lang w:val="en-US"/>
+        </w:rPr>
+      </w:pPr>
+      <w:r>
+        <w:rPr>
+          <w:rFonts w:ascii="Consolas" w:eastAsia="Consolas" w:hAnsi="Consolas" w:cs="Consolas"/>
+          <w:sz w:val="18"/>
+          <w:szCs w:val="18"/>
+          <w:lang w:val="en-US"/>
+        </w:rPr>
+        <w:t>6.0 x 3.0 -&gt; area 18.0</w:t>
+      </w:r>
+    </w:p>
+    <w:p>
+      <w:pPr>
+        <w:jc w:val="both"/>
+        <w:rPr>
+          <w:lang w:val="en-US"/>
+        </w:rPr>
+      </w:pPr>
+    </w:p>
+    <w:p>
+      <w:pPr>
+        <w:pStyle w:val="Prrafodelista"/>
+        <w:numPr>
+          <w:ilvl w:val="0"/>
+          <w:numId w:val="1"/>
+        </w:numPr>
+        <w:jc w:val="both"/>
+        <w:rPr>
+          <w:i/>
+          <w:iCs/>
+          <w:lang w:val="en-US"/>
+        </w:rPr>
+      </w:pPr>
+      <w:r>
+        <w:rPr>
+          <w:i/>
+          <w:iCs/>
+          <w:lang w:val="en-US"/>
+        </w:rPr>
         <w:t xml:space="preserve">Your solution should be </w:t>
       </w:r>
       <w:proofErr w:type="gramStart"/>
@@ -2607,81 +4746,120 @@
       <w:pPr>
         <w:jc w:val="both"/>
         <w:rPr>
-          <w:rFonts w:ascii="Courier New" w:eastAsia="Times New Roman" w:hAnsi="Courier New" w:cs="Courier New"/>
-          <w:sz w:val="16"/>
-          <w:szCs w:val="16"/>
-          <w:lang w:val="en-US" w:eastAsia="es-ES_tradnl"/>
-        </w:rPr>
-      </w:pPr>
-    </w:p>
-    <w:p>
-      <w:pPr>
-        <w:spacing w:after="120" w:line="276" w:lineRule="auto"/>
-        <w:jc w:val="both"/>
-        <w:rPr>
-          <w:lang w:val="en-US"/>
-        </w:rPr>
-      </w:pPr>
-      <w:r>
-        <w:rPr>
-          <w:rFonts w:ascii="Calibri" w:eastAsia="Calibri" w:hAnsi="Calibri" w:cs="Calibri"/>
-          <w:sz w:val="22"/>
-          <w:szCs w:val="22"/>
-          <w:lang w:val="en-US"/>
-        </w:rPr>
-        <w:t>Each class implements the interface with its own rule. The argument is cast to the concrete class, because each array only contains objects of one type.</w:t>
-      </w:r>
-    </w:p>
-    <w:p>
-      <w:pPr>
-        <w:keepNext/>
-        <w:keepLines/>
-        <w:pBdr>
-          <w:top w:val="single" w:sz="4" w:space="4" w:color="D0D0D0"/>
-        </w:pBdr>
-        <w:shd w:val="clear" w:color="auto" w:fill="F3F3F3"/>
-        <w:ind w:left="200"/>
-        <w:jc w:val="both"/>
-        <w:rPr>
-          <w:lang w:val="en-US"/>
-        </w:rPr>
-      </w:pPr>
-      <w:r>
-        <w:rPr>
-          <w:rFonts w:ascii="Consolas" w:eastAsia="Consolas" w:hAnsi="Consolas" w:cs="Consolas"/>
-          <w:sz w:val="18"/>
-          <w:szCs w:val="18"/>
-          <w:lang w:val="en-US"/>
-        </w:rPr>
-        <w:t>// In Person</w:t>
-      </w:r>
-    </w:p>
-    <w:p>
-      <w:pPr>
-        <w:keepNext/>
-        <w:keepLines/>
-        <w:shd w:val="clear" w:color="auto" w:fill="F3F3F3"/>
-        <w:ind w:left="200"/>
-        <w:jc w:val="both"/>
-        <w:rPr>
-          <w:lang w:val="en-US"/>
-        </w:rPr>
-      </w:pPr>
-      <w:r>
-        <w:rPr>
-          <w:rFonts w:ascii="Consolas" w:eastAsia="Consolas" w:hAnsi="Consolas" w:cs="Consolas"/>
-          <w:sz w:val="18"/>
-          <w:szCs w:val="18"/>
-          <w:lang w:val="en-US"/>
-        </w:rPr>
-        <w:t xml:space="preserve">public </w:t>
+          <w:rFonts w:ascii="Calibri" w:eastAsia="Calibri" w:hAnsi="Calibri" w:cs="Calibri"/>
+          <w:sz w:val="22"/>
+          <w:szCs w:val="22"/>
+          <w:lang w:val="en-US"/>
+        </w:rPr>
+      </w:pPr>
+    </w:p>
+    <w:p>
+      <w:pPr>
+        <w:spacing w:after="240" w:line="276" w:lineRule="auto"/>
+        <w:jc w:val="both"/>
+        <w:rPr>
+          <w:rFonts w:ascii="Calibri" w:eastAsia="Calibri" w:hAnsi="Calibri" w:cs="Calibri"/>
+          <w:sz w:val="22"/>
+          <w:szCs w:val="22"/>
+          <w:lang w:val="en-US"/>
+        </w:rPr>
+      </w:pPr>
+      <w:r>
+        <w:rPr>
+          <w:rFonts w:ascii="Calibri" w:eastAsia="Calibri" w:hAnsi="Calibri" w:cs="Calibri"/>
+          <w:sz w:val="22"/>
+          <w:szCs w:val="22"/>
+          <w:lang w:val="en-US"/>
+        </w:rPr>
+        <w:t xml:space="preserve">The Sortable interface follows the same idea as Java's Comparable. In both cases the class being sorted implements an interface with a single method that compares the current object (this) with another object, and the sorting algorithm depends only on that interface. Sorter plays the role of </w:t>
       </w:r>
       <w:proofErr w:type="spellStart"/>
       <w:r>
         <w:rPr>
-          <w:rFonts w:ascii="Consolas" w:eastAsia="Consolas" w:hAnsi="Consolas" w:cs="Consolas"/>
-          <w:sz w:val="18"/>
-          <w:szCs w:val="18"/>
+          <w:rFonts w:ascii="Calibri" w:eastAsia="Calibri" w:hAnsi="Calibri" w:cs="Calibri"/>
+          <w:sz w:val="22"/>
+          <w:szCs w:val="22"/>
+          <w:lang w:val="en-US"/>
+        </w:rPr>
+        <w:t>Collections.sort</w:t>
+      </w:r>
+      <w:proofErr w:type="spellEnd"/>
+      <w:r>
+        <w:rPr>
+          <w:rFonts w:ascii="Calibri" w:eastAsia="Calibri" w:hAnsi="Calibri" w:cs="Calibri"/>
+          <w:sz w:val="22"/>
+          <w:szCs w:val="22"/>
+          <w:lang w:val="en-US"/>
+        </w:rPr>
+        <w:t xml:space="preserve">: it sorts any collection of objects that implement the interface without knowing their concrete type. </w:t>
+      </w:r>
+    </w:p>
+    <w:p>
+      <w:pPr>
+        <w:spacing w:line="276" w:lineRule="auto"/>
+        <w:jc w:val="both"/>
+        <w:rPr>
+          <w:rFonts w:ascii="Calibri" w:eastAsia="Calibri" w:hAnsi="Calibri" w:cs="Calibri"/>
+          <w:sz w:val="22"/>
+          <w:szCs w:val="22"/>
+          <w:lang w:val="en-US"/>
+        </w:rPr>
+      </w:pPr>
+      <w:r>
+        <w:rPr>
+          <w:rFonts w:ascii="Calibri" w:eastAsia="Calibri" w:hAnsi="Calibri" w:cs="Calibri"/>
+          <w:sz w:val="22"/>
+          <w:szCs w:val="22"/>
+          <w:lang w:val="en-US"/>
+        </w:rPr>
+        <w:t xml:space="preserve">There are three differences. </w:t>
+      </w:r>
+      <w:proofErr w:type="spellStart"/>
+      <w:r>
+        <w:rPr>
+          <w:rFonts w:ascii="Calibri" w:eastAsia="Calibri" w:hAnsi="Calibri" w:cs="Calibri"/>
+          <w:sz w:val="22"/>
+          <w:szCs w:val="22"/>
+          <w:lang w:val="en-US"/>
+        </w:rPr>
+        <w:t>compareTo</w:t>
+      </w:r>
+      <w:proofErr w:type="spellEnd"/>
+      <w:r>
+        <w:rPr>
+          <w:rFonts w:ascii="Calibri" w:eastAsia="Calibri" w:hAnsi="Calibri" w:cs="Calibri"/>
+          <w:sz w:val="22"/>
+          <w:szCs w:val="22"/>
+          <w:lang w:val="en-US"/>
+        </w:rPr>
+        <w:t xml:space="preserve"> returns an int (negative, zero or positive), so it can also express that two objects are equal, while </w:t>
+      </w:r>
+      <w:proofErr w:type="spellStart"/>
+      <w:r>
+        <w:rPr>
+          <w:rFonts w:ascii="Calibri" w:eastAsia="Calibri" w:hAnsi="Calibri" w:cs="Calibri"/>
+          <w:sz w:val="22"/>
+          <w:szCs w:val="22"/>
+          <w:lang w:val="en-US"/>
+        </w:rPr>
+        <w:t>isBigger</w:t>
+      </w:r>
+      <w:proofErr w:type="spellEnd"/>
+      <w:r>
+        <w:rPr>
+          <w:rFonts w:ascii="Calibri" w:eastAsia="Calibri" w:hAnsi="Calibri" w:cs="Calibri"/>
+          <w:sz w:val="22"/>
+          <w:szCs w:val="22"/>
+          <w:lang w:val="en-US"/>
+        </w:rPr>
+        <w:t xml:space="preserve"> only returns a </w:t>
+      </w:r>
+      <w:proofErr w:type="spellStart"/>
+      <w:r>
+        <w:rPr>
+          <w:rFonts w:ascii="Calibri" w:eastAsia="Calibri" w:hAnsi="Calibri" w:cs="Calibri"/>
+          <w:sz w:val="22"/>
+          <w:szCs w:val="22"/>
           <w:lang w:val="en-US"/>
         </w:rPr>
         <w:t>boolean</w:t>
@@ -2689,1418 +4867,53 @@
       <w:proofErr w:type="spellEnd"/>
       <w:r>
         <w:rPr>
-          <w:rFonts w:ascii="Consolas" w:eastAsia="Consolas" w:hAnsi="Consolas" w:cs="Consolas"/>
-          <w:sz w:val="18"/>
-          <w:szCs w:val="18"/>
-          <w:lang w:val="en-US"/>
-        </w:rPr>
-        <w:t xml:space="preserve"> </w:t>
+          <w:rFonts w:ascii="Calibri" w:eastAsia="Calibri" w:hAnsi="Calibri" w:cs="Calibri"/>
+          <w:sz w:val="22"/>
+          <w:szCs w:val="22"/>
+          <w:lang w:val="en-US"/>
+        </w:rPr>
+        <w:t xml:space="preserve">. Comparable is generic (Comparable&lt;Person&gt;), so the compiler checks the type and no cast is needed. Finally, Java already provides the sorting algorithm in </w:t>
       </w:r>
       <w:proofErr w:type="spellStart"/>
+      <w:r>
+        <w:rPr>
+          <w:rFonts w:ascii="Calibri" w:eastAsia="Calibri" w:hAnsi="Calibri" w:cs="Calibri"/>
+          <w:sz w:val="22"/>
+          <w:szCs w:val="22"/>
+          <w:lang w:val="en-US"/>
+        </w:rPr>
+        <w:t>Collections.sort</w:t>
+      </w:r>
+      <w:proofErr w:type="spellEnd"/>
+      <w:r>
+        <w:rPr>
+          <w:rFonts w:ascii="Calibri" w:eastAsia="Calibri" w:hAnsi="Calibri" w:cs="Calibri"/>
+          <w:sz w:val="22"/>
+          <w:szCs w:val="22"/>
+          <w:lang w:val="en-US"/>
+        </w:rPr>
+        <w:t xml:space="preserve">, so the programmer only </w:t>
+      </w:r>
       <w:proofErr w:type="gramStart"/>
       <w:r>
         <w:rPr>
-          <w:rFonts w:ascii="Consolas" w:eastAsia="Consolas" w:hAnsi="Consolas" w:cs="Consolas"/>
-          <w:sz w:val="18"/>
-          <w:szCs w:val="18"/>
-          <w:lang w:val="en-US"/>
-        </w:rPr>
-        <w:t>isGreaterThan</w:t>
-      </w:r>
-      <w:proofErr w:type="spellEnd"/>
-      <w:r>
-        <w:rPr>
-          <w:rFonts w:ascii="Consolas" w:eastAsia="Consolas" w:hAnsi="Consolas" w:cs="Consolas"/>
-          <w:sz w:val="18"/>
-          <w:szCs w:val="18"/>
-          <w:lang w:val="en-US"/>
-        </w:rPr>
-        <w:t>(</w:t>
+          <w:rFonts w:ascii="Calibri" w:eastAsia="Calibri" w:hAnsi="Calibri" w:cs="Calibri"/>
+          <w:sz w:val="22"/>
+          <w:szCs w:val="22"/>
+          <w:lang w:val="en-US"/>
+        </w:rPr>
+        <w:t>has to</w:t>
       </w:r>
       <w:proofErr w:type="gramEnd"/>
       <w:r>
         <w:rPr>
-          <w:rFonts w:ascii="Consolas" w:eastAsia="Consolas" w:hAnsi="Consolas" w:cs="Consolas"/>
-          <w:sz w:val="18"/>
-          <w:szCs w:val="18"/>
-          <w:lang w:val="en-US"/>
-        </w:rPr>
-        <w:t>Sortable other) {</w:t>
-      </w:r>
-    </w:p>
-    <w:p>
-      <w:pPr>
-        <w:keepNext/>
-        <w:keepLines/>
-        <w:shd w:val="clear" w:color="auto" w:fill="F3F3F3"/>
-        <w:ind w:left="200"/>
-        <w:jc w:val="both"/>
-        <w:rPr>
-          <w:lang w:val="en-US"/>
-        </w:rPr>
-      </w:pPr>
-      <w:r>
-        <w:rPr>
-          <w:rFonts w:ascii="Consolas" w:eastAsia="Consolas" w:hAnsi="Consolas" w:cs="Consolas"/>
-          <w:sz w:val="18"/>
-          <w:szCs w:val="18"/>
-          <w:lang w:val="en-US"/>
-        </w:rPr>
-        <w:t xml:space="preserve">    Person o = (Person) other;</w:t>
-      </w:r>
-    </w:p>
-    <w:p>
-      <w:pPr>
-        <w:keepNext/>
-        <w:keepLines/>
-        <w:shd w:val="clear" w:color="auto" w:fill="F3F3F3"/>
-        <w:ind w:left="200"/>
-        <w:jc w:val="both"/>
-        <w:rPr>
-          <w:lang w:val="en-US"/>
-        </w:rPr>
-      </w:pPr>
-      <w:r>
-        <w:rPr>
-          <w:rFonts w:ascii="Consolas" w:eastAsia="Consolas" w:hAnsi="Consolas" w:cs="Consolas"/>
-          <w:sz w:val="18"/>
-          <w:szCs w:val="18"/>
-          <w:lang w:val="en-US"/>
-        </w:rPr>
-        <w:t xml:space="preserve">    int c = </w:t>
-      </w:r>
-      <w:proofErr w:type="spellStart"/>
-      <w:proofErr w:type="gramStart"/>
-      <w:r>
-        <w:rPr>
-          <w:rFonts w:ascii="Consolas" w:eastAsia="Consolas" w:hAnsi="Consolas" w:cs="Consolas"/>
-          <w:sz w:val="18"/>
-          <w:szCs w:val="18"/>
-          <w:lang w:val="en-US"/>
-        </w:rPr>
-        <w:t>surname.compareTo</w:t>
-      </w:r>
-      <w:proofErr w:type="spellEnd"/>
-      <w:proofErr w:type="gramEnd"/>
-      <w:r>
-        <w:rPr>
-          <w:rFonts w:ascii="Consolas" w:eastAsia="Consolas" w:hAnsi="Consolas" w:cs="Consolas"/>
-          <w:sz w:val="18"/>
-          <w:szCs w:val="18"/>
-          <w:lang w:val="en-US"/>
-        </w:rPr>
-        <w:t>(</w:t>
-      </w:r>
-      <w:proofErr w:type="spellStart"/>
-      <w:proofErr w:type="gramStart"/>
-      <w:r>
-        <w:rPr>
-          <w:rFonts w:ascii="Consolas" w:eastAsia="Consolas" w:hAnsi="Consolas" w:cs="Consolas"/>
-          <w:sz w:val="18"/>
-          <w:szCs w:val="18"/>
-          <w:lang w:val="en-US"/>
-        </w:rPr>
-        <w:t>o.surname</w:t>
-      </w:r>
-      <w:proofErr w:type="spellEnd"/>
-      <w:proofErr w:type="gramEnd"/>
-      <w:r>
-        <w:rPr>
-          <w:rFonts w:ascii="Consolas" w:eastAsia="Consolas" w:hAnsi="Consolas" w:cs="Consolas"/>
-          <w:sz w:val="18"/>
-          <w:szCs w:val="18"/>
-          <w:lang w:val="en-US"/>
-        </w:rPr>
-        <w:t>);</w:t>
-      </w:r>
-    </w:p>
-    <w:p>
-      <w:pPr>
-        <w:keepNext/>
-        <w:keepLines/>
-        <w:shd w:val="clear" w:color="auto" w:fill="F3F3F3"/>
-        <w:ind w:left="200"/>
-        <w:jc w:val="both"/>
-        <w:rPr>
-          <w:lang w:val="en-US"/>
-        </w:rPr>
-      </w:pPr>
-      <w:r>
-        <w:rPr>
-          <w:rFonts w:ascii="Consolas" w:eastAsia="Consolas" w:hAnsi="Consolas" w:cs="Consolas"/>
-          <w:sz w:val="18"/>
-          <w:szCs w:val="18"/>
-          <w:lang w:val="en-US"/>
-        </w:rPr>
-        <w:t xml:space="preserve">    if (</w:t>
-      </w:r>
-      <w:proofErr w:type="gramStart"/>
-      <w:r>
-        <w:rPr>
-          <w:rFonts w:ascii="Consolas" w:eastAsia="Consolas" w:hAnsi="Consolas" w:cs="Consolas"/>
-          <w:sz w:val="18"/>
-          <w:szCs w:val="18"/>
-          <w:lang w:val="en-US"/>
-        </w:rPr>
-        <w:t>c !</w:t>
-      </w:r>
-      <w:proofErr w:type="gramEnd"/>
-      <w:r>
-        <w:rPr>
-          <w:rFonts w:ascii="Consolas" w:eastAsia="Consolas" w:hAnsi="Consolas" w:cs="Consolas"/>
-          <w:sz w:val="18"/>
-          <w:szCs w:val="18"/>
-          <w:lang w:val="en-US"/>
-        </w:rPr>
-        <w:t xml:space="preserve">= </w:t>
-      </w:r>
-      <w:proofErr w:type="gramStart"/>
-      <w:r>
-        <w:rPr>
-          <w:rFonts w:ascii="Consolas" w:eastAsia="Consolas" w:hAnsi="Consolas" w:cs="Consolas"/>
-          <w:sz w:val="18"/>
-          <w:szCs w:val="18"/>
-          <w:lang w:val="en-US"/>
-        </w:rPr>
-        <w:t>0) {</w:t>
-      </w:r>
-      <w:proofErr w:type="gramEnd"/>
-    </w:p>
-    <w:p>
-      <w:pPr>
-        <w:keepNext/>
-        <w:keepLines/>
-        <w:shd w:val="clear" w:color="auto" w:fill="F3F3F3"/>
-        <w:ind w:left="200"/>
-        <w:jc w:val="both"/>
-        <w:rPr>
-          <w:lang w:val="en-US"/>
-        </w:rPr>
-      </w:pPr>
-      <w:r>
-        <w:rPr>
-          <w:rFonts w:ascii="Consolas" w:eastAsia="Consolas" w:hAnsi="Consolas" w:cs="Consolas"/>
-          <w:sz w:val="18"/>
-          <w:szCs w:val="18"/>
-          <w:lang w:val="en-US"/>
-        </w:rPr>
-        <w:t xml:space="preserve">        return c &gt; 0;</w:t>
-      </w:r>
-    </w:p>
-    <w:p>
-      <w:pPr>
-        <w:keepNext/>
-        <w:keepLines/>
-        <w:shd w:val="clear" w:color="auto" w:fill="F3F3F3"/>
-        <w:ind w:left="200"/>
-        <w:jc w:val="both"/>
-        <w:rPr>
-          <w:lang w:val="en-US"/>
-        </w:rPr>
-      </w:pPr>
-      <w:r>
-        <w:rPr>
-          <w:rFonts w:ascii="Consolas" w:eastAsia="Consolas" w:hAnsi="Consolas" w:cs="Consolas"/>
-          <w:sz w:val="18"/>
-          <w:szCs w:val="18"/>
-          <w:lang w:val="en-US"/>
-        </w:rPr>
-        <w:t xml:space="preserve">    }</w:t>
-      </w:r>
-    </w:p>
-    <w:p>
-      <w:pPr>
-        <w:keepNext/>
-        <w:keepLines/>
-        <w:shd w:val="clear" w:color="auto" w:fill="F3F3F3"/>
-        <w:ind w:left="200"/>
-        <w:jc w:val="both"/>
-        <w:rPr>
-          <w:lang w:val="en-US"/>
-        </w:rPr>
-      </w:pPr>
-      <w:r>
-        <w:rPr>
-          <w:rFonts w:ascii="Consolas" w:eastAsia="Consolas" w:hAnsi="Consolas" w:cs="Consolas"/>
-          <w:sz w:val="18"/>
-          <w:szCs w:val="18"/>
-          <w:lang w:val="en-US"/>
-        </w:rPr>
-        <w:t xml:space="preserve">    return </w:t>
-      </w:r>
-      <w:proofErr w:type="spellStart"/>
-      <w:proofErr w:type="gramStart"/>
-      <w:r>
-        <w:rPr>
-          <w:rFonts w:ascii="Consolas" w:eastAsia="Consolas" w:hAnsi="Consolas" w:cs="Consolas"/>
-          <w:sz w:val="18"/>
-          <w:szCs w:val="18"/>
-          <w:lang w:val="en-US"/>
-        </w:rPr>
-        <w:t>name.compareTo</w:t>
-      </w:r>
-      <w:proofErr w:type="spellEnd"/>
-      <w:proofErr w:type="gramEnd"/>
-      <w:r>
-        <w:rPr>
-          <w:rFonts w:ascii="Consolas" w:eastAsia="Consolas" w:hAnsi="Consolas" w:cs="Consolas"/>
-          <w:sz w:val="18"/>
-          <w:szCs w:val="18"/>
-          <w:lang w:val="en-US"/>
-        </w:rPr>
-        <w:t>(o.name) &gt; 0;</w:t>
-      </w:r>
-    </w:p>
-    <w:p>
-      <w:pPr>
-        <w:keepNext/>
-        <w:keepLines/>
-        <w:shd w:val="clear" w:color="auto" w:fill="F3F3F3"/>
-        <w:ind w:left="200"/>
-        <w:jc w:val="both"/>
-        <w:rPr>
-          <w:lang w:val="en-US"/>
-        </w:rPr>
-      </w:pPr>
-      <w:r>
-        <w:rPr>
-          <w:rFonts w:ascii="Consolas" w:eastAsia="Consolas" w:hAnsi="Consolas" w:cs="Consolas"/>
-          <w:sz w:val="18"/>
-          <w:szCs w:val="18"/>
-          <w:lang w:val="en-US"/>
-        </w:rPr>
-        <w:t>}</w:t>
-      </w:r>
-    </w:p>
-    <w:p>
-      <w:pPr>
-        <w:keepNext/>
-        <w:keepLines/>
-        <w:shd w:val="clear" w:color="auto" w:fill="F3F3F3"/>
-        <w:ind w:left="200"/>
-        <w:jc w:val="both"/>
-        <w:rPr>
-          <w:lang w:val="en-US"/>
-        </w:rPr>
-      </w:pPr>
-      <w:r>
-        <w:rPr>
-          <w:rFonts w:ascii="Consolas" w:eastAsia="Consolas" w:hAnsi="Consolas" w:cs="Consolas"/>
-          <w:sz w:val="18"/>
-          <w:szCs w:val="18"/>
-          <w:lang w:val="en-US"/>
-        </w:rPr>
-        <w:t xml:space="preserve"> </w:t>
-      </w:r>
-    </w:p>
-    <w:p>
-      <w:pPr>
-        <w:keepNext/>
-        <w:keepLines/>
-        <w:shd w:val="clear" w:color="auto" w:fill="F3F3F3"/>
-        <w:ind w:left="200"/>
-        <w:jc w:val="both"/>
-        <w:rPr>
-          <w:lang w:val="en-US"/>
-        </w:rPr>
-      </w:pPr>
-      <w:r>
-        <w:rPr>
-          <w:rFonts w:ascii="Consolas" w:eastAsia="Consolas" w:hAnsi="Consolas" w:cs="Consolas"/>
-          <w:sz w:val="18"/>
-          <w:szCs w:val="18"/>
-          <w:lang w:val="en-US"/>
-        </w:rPr>
-        <w:t>// In Rectangle</w:t>
-      </w:r>
-    </w:p>
-    <w:p>
-      <w:pPr>
-        <w:keepNext/>
-        <w:keepLines/>
-        <w:shd w:val="clear" w:color="auto" w:fill="F3F3F3"/>
-        <w:ind w:left="200"/>
-        <w:jc w:val="both"/>
-        <w:rPr>
-          <w:lang w:val="en-US"/>
-        </w:rPr>
-      </w:pPr>
-      <w:r>
-        <w:rPr>
-          <w:rFonts w:ascii="Consolas" w:eastAsia="Consolas" w:hAnsi="Consolas" w:cs="Consolas"/>
-          <w:sz w:val="18"/>
-          <w:szCs w:val="18"/>
-          <w:lang w:val="en-US"/>
-        </w:rPr>
-        <w:t xml:space="preserve">public </w:t>
-      </w:r>
-      <w:proofErr w:type="spellStart"/>
-      <w:r>
-        <w:rPr>
-          <w:rFonts w:ascii="Consolas" w:eastAsia="Consolas" w:hAnsi="Consolas" w:cs="Consolas"/>
-          <w:sz w:val="18"/>
-          <w:szCs w:val="18"/>
-          <w:lang w:val="en-US"/>
-        </w:rPr>
-        <w:t>boolean</w:t>
-      </w:r>
-      <w:proofErr w:type="spellEnd"/>
-      <w:r>
-        <w:rPr>
-          <w:rFonts w:ascii="Consolas" w:eastAsia="Consolas" w:hAnsi="Consolas" w:cs="Consolas"/>
-          <w:sz w:val="18"/>
-          <w:szCs w:val="18"/>
-          <w:lang w:val="en-US"/>
-        </w:rPr>
-        <w:t xml:space="preserve"> </w:t>
-      </w:r>
-      <w:proofErr w:type="spellStart"/>
-      <w:proofErr w:type="gramStart"/>
-      <w:r>
-        <w:rPr>
-          <w:rFonts w:ascii="Consolas" w:eastAsia="Consolas" w:hAnsi="Consolas" w:cs="Consolas"/>
-          <w:sz w:val="18"/>
-          <w:szCs w:val="18"/>
-          <w:lang w:val="en-US"/>
-        </w:rPr>
-        <w:t>isGreaterThan</w:t>
-      </w:r>
-      <w:proofErr w:type="spellEnd"/>
-      <w:r>
-        <w:rPr>
-          <w:rFonts w:ascii="Consolas" w:eastAsia="Consolas" w:hAnsi="Consolas" w:cs="Consolas"/>
-          <w:sz w:val="18"/>
-          <w:szCs w:val="18"/>
-          <w:lang w:val="en-US"/>
-        </w:rPr>
-        <w:t>(</w:t>
-      </w:r>
-      <w:proofErr w:type="gramEnd"/>
-      <w:r>
-        <w:rPr>
-          <w:rFonts w:ascii="Consolas" w:eastAsia="Consolas" w:hAnsi="Consolas" w:cs="Consolas"/>
-          <w:sz w:val="18"/>
-          <w:szCs w:val="18"/>
-          <w:lang w:val="en-US"/>
-        </w:rPr>
-        <w:t>Sortable other) {</w:t>
-      </w:r>
-    </w:p>
-    <w:p>
-      <w:pPr>
-        <w:keepNext/>
-        <w:keepLines/>
-        <w:shd w:val="clear" w:color="auto" w:fill="F3F3F3"/>
-        <w:ind w:left="200"/>
-        <w:jc w:val="both"/>
-        <w:rPr>
-          <w:lang w:val="en-US"/>
-        </w:rPr>
-      </w:pPr>
-      <w:r>
-        <w:rPr>
-          <w:rFonts w:ascii="Consolas" w:eastAsia="Consolas" w:hAnsi="Consolas" w:cs="Consolas"/>
-          <w:sz w:val="18"/>
-          <w:szCs w:val="18"/>
-          <w:lang w:val="en-US"/>
-        </w:rPr>
-        <w:t xml:space="preserve">    Rectangle o = (Rectangle) other;</w:t>
-      </w:r>
-    </w:p>
-    <w:p>
-      <w:pPr>
-        <w:keepNext/>
-        <w:keepLines/>
-        <w:shd w:val="clear" w:color="auto" w:fill="F3F3F3"/>
-        <w:ind w:left="200"/>
-        <w:jc w:val="both"/>
-        <w:rPr>
-          <w:lang w:val="en-US"/>
-        </w:rPr>
-      </w:pPr>
-      <w:r>
-        <w:rPr>
-          <w:rFonts w:ascii="Consolas" w:eastAsia="Consolas" w:hAnsi="Consolas" w:cs="Consolas"/>
-          <w:sz w:val="18"/>
-          <w:szCs w:val="18"/>
-          <w:lang w:val="en-US"/>
-        </w:rPr>
-        <w:t xml:space="preserve">    return </w:t>
-      </w:r>
-      <w:proofErr w:type="spellStart"/>
-      <w:proofErr w:type="gramStart"/>
-      <w:r>
-        <w:rPr>
-          <w:rFonts w:ascii="Consolas" w:eastAsia="Consolas" w:hAnsi="Consolas" w:cs="Consolas"/>
-          <w:sz w:val="18"/>
-          <w:szCs w:val="18"/>
-          <w:lang w:val="en-US"/>
-        </w:rPr>
-        <w:t>this.area</w:t>
-      </w:r>
-      <w:proofErr w:type="spellEnd"/>
-      <w:proofErr w:type="gramEnd"/>
-      <w:r>
-        <w:rPr>
-          <w:rFonts w:ascii="Consolas" w:eastAsia="Consolas" w:hAnsi="Consolas" w:cs="Consolas"/>
-          <w:sz w:val="18"/>
-          <w:szCs w:val="18"/>
-          <w:lang w:val="en-US"/>
-        </w:rPr>
-        <w:t xml:space="preserve">() &gt; </w:t>
-      </w:r>
-      <w:proofErr w:type="spellStart"/>
-      <w:proofErr w:type="gramStart"/>
-      <w:r>
-        <w:rPr>
-          <w:rFonts w:ascii="Consolas" w:eastAsia="Consolas" w:hAnsi="Consolas" w:cs="Consolas"/>
-          <w:sz w:val="18"/>
-          <w:szCs w:val="18"/>
-          <w:lang w:val="en-US"/>
-        </w:rPr>
-        <w:t>o.area</w:t>
-      </w:r>
-      <w:proofErr w:type="spellEnd"/>
-      <w:proofErr w:type="gramEnd"/>
-      <w:r>
-        <w:rPr>
-          <w:rFonts w:ascii="Consolas" w:eastAsia="Consolas" w:hAnsi="Consolas" w:cs="Consolas"/>
-          <w:sz w:val="18"/>
-          <w:szCs w:val="18"/>
-          <w:lang w:val="en-US"/>
-        </w:rPr>
-        <w:t>();</w:t>
-      </w:r>
-    </w:p>
-    <w:p>
-      <w:pPr>
-        <w:keepLines/>
-        <w:pBdr>
-          <w:bottom w:val="single" w:sz="4" w:space="4" w:color="D0D0D0"/>
-        </w:pBdr>
-        <w:shd w:val="clear" w:color="auto" w:fill="F3F3F3"/>
-        <w:ind w:left="200"/>
-        <w:jc w:val="both"/>
-        <w:rPr>
-          <w:lang w:val="en-US"/>
-        </w:rPr>
-      </w:pPr>
-      <w:r>
-        <w:rPr>
-          <w:rFonts w:ascii="Consolas" w:eastAsia="Consolas" w:hAnsi="Consolas" w:cs="Consolas"/>
-          <w:sz w:val="18"/>
-          <w:szCs w:val="18"/>
-          <w:lang w:val="en-US"/>
-        </w:rPr>
-        <w:t>}</w:t>
-      </w:r>
-    </w:p>
-    <w:p>
-      <w:pPr>
-        <w:spacing w:after="80"/>
-        <w:jc w:val="both"/>
-        <w:rPr>
-          <w:lang w:val="en-US"/>
-        </w:rPr>
-      </w:pPr>
-    </w:p>
-    <w:p>
-      <w:pPr>
-        <w:spacing w:after="120" w:line="276" w:lineRule="auto"/>
-        <w:jc w:val="both"/>
-        <w:rPr>
-          <w:lang w:val="en-US"/>
-        </w:rPr>
-      </w:pPr>
-      <w:r>
-        <w:rPr>
-          <w:rFonts w:ascii="Calibri" w:eastAsia="Calibri" w:hAnsi="Calibri" w:cs="Calibri"/>
-          <w:sz w:val="22"/>
-          <w:szCs w:val="22"/>
-          <w:lang w:val="en-US"/>
-        </w:rPr>
-        <w:t>The bubble sort in Sorter is the same as in v1. Only the parameter type and the comparison call change:</w:t>
-      </w:r>
-    </w:p>
-    <w:p>
-      <w:pPr>
-        <w:keepNext/>
-        <w:keepLines/>
-        <w:pBdr>
-          <w:top w:val="single" w:sz="4" w:space="4" w:color="D0D0D0"/>
-        </w:pBdr>
-        <w:shd w:val="clear" w:color="auto" w:fill="F3F3F3"/>
-        <w:ind w:left="200"/>
-        <w:jc w:val="both"/>
-        <w:rPr>
-          <w:lang w:val="en-US"/>
-        </w:rPr>
-      </w:pPr>
-      <w:r>
-        <w:rPr>
-          <w:rFonts w:ascii="Consolas" w:eastAsia="Consolas" w:hAnsi="Consolas" w:cs="Consolas"/>
-          <w:sz w:val="18"/>
-          <w:szCs w:val="18"/>
-          <w:lang w:val="en-US"/>
-        </w:rPr>
-        <w:t xml:space="preserve">public void </w:t>
-      </w:r>
-      <w:proofErr w:type="gramStart"/>
-      <w:r>
-        <w:rPr>
-          <w:rFonts w:ascii="Consolas" w:eastAsia="Consolas" w:hAnsi="Consolas" w:cs="Consolas"/>
-          <w:sz w:val="18"/>
-          <w:szCs w:val="18"/>
-          <w:lang w:val="en-US"/>
-        </w:rPr>
-        <w:t>sort(Sortable[</w:t>
-      </w:r>
-      <w:proofErr w:type="gramEnd"/>
-      <w:r>
-        <w:rPr>
-          <w:rFonts w:ascii="Consolas" w:eastAsia="Consolas" w:hAnsi="Consolas" w:cs="Consolas"/>
-          <w:sz w:val="18"/>
-          <w:szCs w:val="18"/>
-          <w:lang w:val="en-US"/>
-        </w:rPr>
-        <w:t xml:space="preserve">] </w:t>
-      </w:r>
-      <w:proofErr w:type="gramStart"/>
-      <w:r>
-        <w:rPr>
-          <w:rFonts w:ascii="Consolas" w:eastAsia="Consolas" w:hAnsi="Consolas" w:cs="Consolas"/>
-          <w:sz w:val="18"/>
-          <w:szCs w:val="18"/>
-          <w:lang w:val="en-US"/>
-        </w:rPr>
-        <w:t>items) {</w:t>
-      </w:r>
-      <w:proofErr w:type="gramEnd"/>
-    </w:p>
-    <w:p>
-      <w:pPr>
-        <w:keepNext/>
-        <w:keepLines/>
-        <w:shd w:val="clear" w:color="auto" w:fill="F3F3F3"/>
-        <w:ind w:left="200"/>
-        <w:jc w:val="both"/>
-        <w:rPr>
-          <w:lang w:val="en-US"/>
-        </w:rPr>
-      </w:pPr>
-      <w:r>
-        <w:rPr>
-          <w:rFonts w:ascii="Consolas" w:eastAsia="Consolas" w:hAnsi="Consolas" w:cs="Consolas"/>
-          <w:sz w:val="18"/>
-          <w:szCs w:val="18"/>
-          <w:lang w:val="en-US"/>
-        </w:rPr>
-        <w:t xml:space="preserve">    int n = </w:t>
-      </w:r>
-      <w:proofErr w:type="spellStart"/>
-      <w:proofErr w:type="gramStart"/>
-      <w:r>
-        <w:rPr>
-          <w:rFonts w:ascii="Consolas" w:eastAsia="Consolas" w:hAnsi="Consolas" w:cs="Consolas"/>
-          <w:sz w:val="18"/>
-          <w:szCs w:val="18"/>
-          <w:lang w:val="en-US"/>
-        </w:rPr>
-        <w:t>items.length</w:t>
-      </w:r>
-      <w:proofErr w:type="spellEnd"/>
-      <w:proofErr w:type="gramEnd"/>
-      <w:r>
-        <w:rPr>
-          <w:rFonts w:ascii="Consolas" w:eastAsia="Consolas" w:hAnsi="Consolas" w:cs="Consolas"/>
-          <w:sz w:val="18"/>
-          <w:szCs w:val="18"/>
-          <w:lang w:val="en-US"/>
-        </w:rPr>
-        <w:t>;</w:t>
-      </w:r>
-    </w:p>
-    <w:p>
-      <w:pPr>
-        <w:keepNext/>
-        <w:keepLines/>
-        <w:shd w:val="clear" w:color="auto" w:fill="F3F3F3"/>
-        <w:ind w:left="200"/>
-        <w:jc w:val="both"/>
-        <w:rPr>
-          <w:lang w:val="en-US"/>
-        </w:rPr>
-      </w:pPr>
-      <w:r>
-        <w:rPr>
-          <w:rFonts w:ascii="Consolas" w:eastAsia="Consolas" w:hAnsi="Consolas" w:cs="Consolas"/>
-          <w:sz w:val="18"/>
-          <w:szCs w:val="18"/>
-          <w:lang w:val="en-US"/>
-        </w:rPr>
-        <w:t xml:space="preserve">    for (int </w:t>
-      </w:r>
-      <w:proofErr w:type="spellStart"/>
-      <w:r>
-        <w:rPr>
-          <w:rFonts w:ascii="Consolas" w:eastAsia="Consolas" w:hAnsi="Consolas" w:cs="Consolas"/>
-          <w:sz w:val="18"/>
-          <w:szCs w:val="18"/>
-          <w:lang w:val="en-US"/>
-        </w:rPr>
-        <w:t>i</w:t>
-      </w:r>
-      <w:proofErr w:type="spellEnd"/>
-      <w:r>
-        <w:rPr>
-          <w:rFonts w:ascii="Consolas" w:eastAsia="Consolas" w:hAnsi="Consolas" w:cs="Consolas"/>
-          <w:sz w:val="18"/>
-          <w:szCs w:val="18"/>
-          <w:lang w:val="en-US"/>
-        </w:rPr>
-        <w:t xml:space="preserve"> = 0; </w:t>
-      </w:r>
-      <w:proofErr w:type="spellStart"/>
-      <w:r>
-        <w:rPr>
-          <w:rFonts w:ascii="Consolas" w:eastAsia="Consolas" w:hAnsi="Consolas" w:cs="Consolas"/>
-          <w:sz w:val="18"/>
-          <w:szCs w:val="18"/>
-          <w:lang w:val="en-US"/>
-        </w:rPr>
-        <w:t>i</w:t>
-      </w:r>
-      <w:proofErr w:type="spellEnd"/>
-      <w:r>
-        <w:rPr>
-          <w:rFonts w:ascii="Consolas" w:eastAsia="Consolas" w:hAnsi="Consolas" w:cs="Consolas"/>
-          <w:sz w:val="18"/>
-          <w:szCs w:val="18"/>
-          <w:lang w:val="en-US"/>
-        </w:rPr>
-        <w:t xml:space="preserve"> &lt; n - 1; </w:t>
-      </w:r>
-      <w:proofErr w:type="spellStart"/>
-      <w:r>
-        <w:rPr>
-          <w:rFonts w:ascii="Consolas" w:eastAsia="Consolas" w:hAnsi="Consolas" w:cs="Consolas"/>
-          <w:sz w:val="18"/>
-          <w:szCs w:val="18"/>
-          <w:lang w:val="en-US"/>
-        </w:rPr>
-        <w:t>i</w:t>
-      </w:r>
-      <w:proofErr w:type="spellEnd"/>
-      <w:r>
-        <w:rPr>
-          <w:rFonts w:ascii="Consolas" w:eastAsia="Consolas" w:hAnsi="Consolas" w:cs="Consolas"/>
-          <w:sz w:val="18"/>
-          <w:szCs w:val="18"/>
-          <w:lang w:val="en-US"/>
-        </w:rPr>
-        <w:t>+</w:t>
-      </w:r>
-      <w:proofErr w:type="gramStart"/>
-      <w:r>
-        <w:rPr>
-          <w:rFonts w:ascii="Consolas" w:eastAsia="Consolas" w:hAnsi="Consolas" w:cs="Consolas"/>
-          <w:sz w:val="18"/>
-          <w:szCs w:val="18"/>
-          <w:lang w:val="en-US"/>
-        </w:rPr>
-        <w:t>+) {</w:t>
-      </w:r>
-      <w:proofErr w:type="gramEnd"/>
-    </w:p>
-    <w:p>
-      <w:pPr>
-        <w:keepNext/>
-        <w:keepLines/>
-        <w:shd w:val="clear" w:color="auto" w:fill="F3F3F3"/>
-        <w:ind w:left="200"/>
-        <w:jc w:val="both"/>
-        <w:rPr>
-          <w:lang w:val="en-US"/>
-        </w:rPr>
-      </w:pPr>
-      <w:r>
-        <w:rPr>
-          <w:rFonts w:ascii="Consolas" w:eastAsia="Consolas" w:hAnsi="Consolas" w:cs="Consolas"/>
-          <w:sz w:val="18"/>
-          <w:szCs w:val="18"/>
-          <w:lang w:val="en-US"/>
-        </w:rPr>
-        <w:t xml:space="preserve">        for (int j = 0; j &lt; n - 1 - </w:t>
-      </w:r>
-      <w:proofErr w:type="spellStart"/>
-      <w:r>
-        <w:rPr>
-          <w:rFonts w:ascii="Consolas" w:eastAsia="Consolas" w:hAnsi="Consolas" w:cs="Consolas"/>
-          <w:sz w:val="18"/>
-          <w:szCs w:val="18"/>
-          <w:lang w:val="en-US"/>
-        </w:rPr>
-        <w:t>i</w:t>
-      </w:r>
-      <w:proofErr w:type="spellEnd"/>
-      <w:r>
-        <w:rPr>
-          <w:rFonts w:ascii="Consolas" w:eastAsia="Consolas" w:hAnsi="Consolas" w:cs="Consolas"/>
-          <w:sz w:val="18"/>
-          <w:szCs w:val="18"/>
-          <w:lang w:val="en-US"/>
-        </w:rPr>
-        <w:t xml:space="preserve">; </w:t>
-      </w:r>
-      <w:proofErr w:type="spellStart"/>
-      <w:proofErr w:type="gramStart"/>
-      <w:r>
-        <w:rPr>
-          <w:rFonts w:ascii="Consolas" w:eastAsia="Consolas" w:hAnsi="Consolas" w:cs="Consolas"/>
-          <w:sz w:val="18"/>
-          <w:szCs w:val="18"/>
-          <w:lang w:val="en-US"/>
-        </w:rPr>
-        <w:t>j++</w:t>
-      </w:r>
-      <w:proofErr w:type="spellEnd"/>
-      <w:r>
-        <w:rPr>
-          <w:rFonts w:ascii="Consolas" w:eastAsia="Consolas" w:hAnsi="Consolas" w:cs="Consolas"/>
-          <w:sz w:val="18"/>
-          <w:szCs w:val="18"/>
-          <w:lang w:val="en-US"/>
-        </w:rPr>
-        <w:t>) {</w:t>
-      </w:r>
-      <w:proofErr w:type="gramEnd"/>
-    </w:p>
-    <w:p>
-      <w:pPr>
-        <w:keepNext/>
-        <w:keepLines/>
-        <w:shd w:val="clear" w:color="auto" w:fill="F3F3F3"/>
-        <w:ind w:left="200"/>
-        <w:jc w:val="both"/>
-        <w:rPr>
-          <w:lang w:val="en-US"/>
-        </w:rPr>
-      </w:pPr>
-      <w:r>
-        <w:rPr>
-          <w:rFonts w:ascii="Consolas" w:eastAsia="Consolas" w:hAnsi="Consolas" w:cs="Consolas"/>
-          <w:sz w:val="18"/>
-          <w:szCs w:val="18"/>
-          <w:lang w:val="en-US"/>
-        </w:rPr>
-        <w:t xml:space="preserve">            if (items[j</w:t>
-      </w:r>
-      <w:proofErr w:type="gramStart"/>
-      <w:r>
-        <w:rPr>
-          <w:rFonts w:ascii="Consolas" w:eastAsia="Consolas" w:hAnsi="Consolas" w:cs="Consolas"/>
-          <w:sz w:val="18"/>
-          <w:szCs w:val="18"/>
-          <w:lang w:val="en-US"/>
-        </w:rPr>
-        <w:t>].</w:t>
-      </w:r>
-      <w:proofErr w:type="spellStart"/>
-      <w:r>
-        <w:rPr>
-          <w:rFonts w:ascii="Consolas" w:eastAsia="Consolas" w:hAnsi="Consolas" w:cs="Consolas"/>
-          <w:sz w:val="18"/>
-          <w:szCs w:val="18"/>
-          <w:lang w:val="en-US"/>
-        </w:rPr>
-        <w:t>isGreaterThan</w:t>
-      </w:r>
-      <w:proofErr w:type="spellEnd"/>
-      <w:proofErr w:type="gramEnd"/>
-      <w:r>
-        <w:rPr>
-          <w:rFonts w:ascii="Consolas" w:eastAsia="Consolas" w:hAnsi="Consolas" w:cs="Consolas"/>
-          <w:sz w:val="18"/>
-          <w:szCs w:val="18"/>
-          <w:lang w:val="en-US"/>
-        </w:rPr>
-        <w:t>(</w:t>
-      </w:r>
-      <w:proofErr w:type="gramStart"/>
-      <w:r>
-        <w:rPr>
-          <w:rFonts w:ascii="Consolas" w:eastAsia="Consolas" w:hAnsi="Consolas" w:cs="Consolas"/>
-          <w:sz w:val="18"/>
-          <w:szCs w:val="18"/>
-          <w:lang w:val="en-US"/>
-        </w:rPr>
-        <w:t>items[</w:t>
-      </w:r>
-      <w:proofErr w:type="gramEnd"/>
-      <w:r>
-        <w:rPr>
-          <w:rFonts w:ascii="Consolas" w:eastAsia="Consolas" w:hAnsi="Consolas" w:cs="Consolas"/>
-          <w:sz w:val="18"/>
-          <w:szCs w:val="18"/>
-          <w:lang w:val="en-US"/>
-        </w:rPr>
-        <w:t>j + 1]</w:t>
-      </w:r>
-      <w:proofErr w:type="gramStart"/>
-      <w:r>
-        <w:rPr>
-          <w:rFonts w:ascii="Consolas" w:eastAsia="Consolas" w:hAnsi="Consolas" w:cs="Consolas"/>
-          <w:sz w:val="18"/>
-          <w:szCs w:val="18"/>
-          <w:lang w:val="en-US"/>
-        </w:rPr>
-        <w:t>)) {</w:t>
-      </w:r>
-      <w:proofErr w:type="gramEnd"/>
-    </w:p>
-    <w:p>
-      <w:pPr>
-        <w:keepNext/>
-        <w:keepLines/>
-        <w:shd w:val="clear" w:color="auto" w:fill="F3F3F3"/>
-        <w:ind w:left="200"/>
-        <w:jc w:val="both"/>
-        <w:rPr>
-          <w:lang w:val="en-US"/>
-        </w:rPr>
-      </w:pPr>
-      <w:r>
-        <w:rPr>
-          <w:rFonts w:ascii="Consolas" w:eastAsia="Consolas" w:hAnsi="Consolas" w:cs="Consolas"/>
-          <w:sz w:val="18"/>
-          <w:szCs w:val="18"/>
-          <w:lang w:val="en-US"/>
-        </w:rPr>
-        <w:t xml:space="preserve">                Sortable </w:t>
-      </w:r>
-      <w:proofErr w:type="spellStart"/>
-      <w:r>
-        <w:rPr>
-          <w:rFonts w:ascii="Consolas" w:eastAsia="Consolas" w:hAnsi="Consolas" w:cs="Consolas"/>
-          <w:sz w:val="18"/>
-          <w:szCs w:val="18"/>
-          <w:lang w:val="en-US"/>
-        </w:rPr>
-        <w:t>tmp</w:t>
-      </w:r>
-      <w:proofErr w:type="spellEnd"/>
-      <w:r>
-        <w:rPr>
-          <w:rFonts w:ascii="Consolas" w:eastAsia="Consolas" w:hAnsi="Consolas" w:cs="Consolas"/>
-          <w:sz w:val="18"/>
-          <w:szCs w:val="18"/>
-          <w:lang w:val="en-US"/>
-        </w:rPr>
-        <w:t xml:space="preserve"> = items[j];</w:t>
-      </w:r>
-    </w:p>
-    <w:p>
-      <w:pPr>
-        <w:keepNext/>
-        <w:keepLines/>
-        <w:shd w:val="clear" w:color="auto" w:fill="F3F3F3"/>
-        <w:ind w:left="200"/>
-        <w:jc w:val="both"/>
-        <w:rPr>
-          <w:lang w:val="en-US"/>
-        </w:rPr>
-      </w:pPr>
-      <w:r>
-        <w:rPr>
-          <w:rFonts w:ascii="Consolas" w:eastAsia="Consolas" w:hAnsi="Consolas" w:cs="Consolas"/>
-          <w:sz w:val="18"/>
-          <w:szCs w:val="18"/>
-          <w:lang w:val="en-US"/>
-        </w:rPr>
-        <w:t xml:space="preserve">                items[j] = </w:t>
-      </w:r>
-      <w:proofErr w:type="gramStart"/>
-      <w:r>
-        <w:rPr>
-          <w:rFonts w:ascii="Consolas" w:eastAsia="Consolas" w:hAnsi="Consolas" w:cs="Consolas"/>
-          <w:sz w:val="18"/>
-          <w:szCs w:val="18"/>
-          <w:lang w:val="en-US"/>
-        </w:rPr>
-        <w:t>items[</w:t>
-      </w:r>
-      <w:proofErr w:type="gramEnd"/>
-      <w:r>
-        <w:rPr>
-          <w:rFonts w:ascii="Consolas" w:eastAsia="Consolas" w:hAnsi="Consolas" w:cs="Consolas"/>
-          <w:sz w:val="18"/>
-          <w:szCs w:val="18"/>
-          <w:lang w:val="en-US"/>
-        </w:rPr>
-        <w:t>j + 1];</w:t>
-      </w:r>
-    </w:p>
-    <w:p>
-      <w:pPr>
-        <w:keepNext/>
-        <w:keepLines/>
-        <w:shd w:val="clear" w:color="auto" w:fill="F3F3F3"/>
-        <w:ind w:left="200"/>
-        <w:jc w:val="both"/>
-        <w:rPr>
-          <w:lang w:val="en-US"/>
-        </w:rPr>
-      </w:pPr>
-      <w:r>
-        <w:rPr>
-          <w:rFonts w:ascii="Consolas" w:eastAsia="Consolas" w:hAnsi="Consolas" w:cs="Consolas"/>
-          <w:sz w:val="18"/>
-          <w:szCs w:val="18"/>
-          <w:lang w:val="en-US"/>
-        </w:rPr>
-        <w:t xml:space="preserve">                </w:t>
-      </w:r>
-      <w:proofErr w:type="gramStart"/>
-      <w:r>
-        <w:rPr>
-          <w:rFonts w:ascii="Consolas" w:eastAsia="Consolas" w:hAnsi="Consolas" w:cs="Consolas"/>
-          <w:sz w:val="18"/>
-          <w:szCs w:val="18"/>
-          <w:lang w:val="en-US"/>
-        </w:rPr>
-        <w:t>items[</w:t>
-      </w:r>
-      <w:proofErr w:type="gramEnd"/>
-      <w:r>
-        <w:rPr>
-          <w:rFonts w:ascii="Consolas" w:eastAsia="Consolas" w:hAnsi="Consolas" w:cs="Consolas"/>
-          <w:sz w:val="18"/>
-          <w:szCs w:val="18"/>
-          <w:lang w:val="en-US"/>
-        </w:rPr>
-        <w:t xml:space="preserve">j + 1] = </w:t>
-      </w:r>
-      <w:proofErr w:type="spellStart"/>
-      <w:r>
-        <w:rPr>
-          <w:rFonts w:ascii="Consolas" w:eastAsia="Consolas" w:hAnsi="Consolas" w:cs="Consolas"/>
-          <w:sz w:val="18"/>
-          <w:szCs w:val="18"/>
-          <w:lang w:val="en-US"/>
-        </w:rPr>
-        <w:t>tmp</w:t>
-      </w:r>
-      <w:proofErr w:type="spellEnd"/>
-      <w:r>
-        <w:rPr>
-          <w:rFonts w:ascii="Consolas" w:eastAsia="Consolas" w:hAnsi="Consolas" w:cs="Consolas"/>
-          <w:sz w:val="18"/>
-          <w:szCs w:val="18"/>
-          <w:lang w:val="en-US"/>
-        </w:rPr>
-        <w:t>;</w:t>
-      </w:r>
-    </w:p>
-    <w:p>
-      <w:pPr>
-        <w:keepNext/>
-        <w:keepLines/>
-        <w:shd w:val="clear" w:color="auto" w:fill="F3F3F3"/>
-        <w:ind w:left="200"/>
-        <w:jc w:val="both"/>
-        <w:rPr>
-          <w:lang w:val="en-US"/>
-        </w:rPr>
-      </w:pPr>
-      <w:r>
-        <w:rPr>
-          <w:rFonts w:ascii="Consolas" w:eastAsia="Consolas" w:hAnsi="Consolas" w:cs="Consolas"/>
-          <w:sz w:val="18"/>
-          <w:szCs w:val="18"/>
-          <w:lang w:val="en-US"/>
-        </w:rPr>
-        <w:t xml:space="preserve">            }</w:t>
-      </w:r>
-    </w:p>
-    <w:p>
-      <w:pPr>
-        <w:keepNext/>
-        <w:keepLines/>
-        <w:shd w:val="clear" w:color="auto" w:fill="F3F3F3"/>
-        <w:ind w:left="200"/>
-        <w:jc w:val="both"/>
-        <w:rPr>
-          <w:lang w:val="en-US"/>
-        </w:rPr>
-      </w:pPr>
-      <w:r>
-        <w:rPr>
-          <w:rFonts w:ascii="Consolas" w:eastAsia="Consolas" w:hAnsi="Consolas" w:cs="Consolas"/>
-          <w:sz w:val="18"/>
-          <w:szCs w:val="18"/>
-          <w:lang w:val="en-US"/>
-        </w:rPr>
-        <w:t xml:space="preserve">        }</w:t>
-      </w:r>
-    </w:p>
-    <w:p>
-      <w:pPr>
-        <w:keepNext/>
-        <w:keepLines/>
-        <w:shd w:val="clear" w:color="auto" w:fill="F3F3F3"/>
-        <w:ind w:left="200"/>
-        <w:jc w:val="both"/>
-        <w:rPr>
-          <w:lang w:val="en-US"/>
-        </w:rPr>
-      </w:pPr>
-      <w:r>
-        <w:rPr>
-          <w:rFonts w:ascii="Consolas" w:eastAsia="Consolas" w:hAnsi="Consolas" w:cs="Consolas"/>
-          <w:sz w:val="18"/>
-          <w:szCs w:val="18"/>
-          <w:lang w:val="en-US"/>
-        </w:rPr>
-        <w:t xml:space="preserve">    }</w:t>
-      </w:r>
-    </w:p>
-    <w:p>
-      <w:pPr>
-        <w:keepLines/>
-        <w:pBdr>
-          <w:bottom w:val="single" w:sz="4" w:space="4" w:color="D0D0D0"/>
-        </w:pBdr>
-        <w:shd w:val="clear" w:color="auto" w:fill="F3F3F3"/>
-        <w:ind w:left="200"/>
-        <w:jc w:val="both"/>
-        <w:rPr>
-          <w:lang w:val="en-US"/>
-        </w:rPr>
-      </w:pPr>
-      <w:r>
-        <w:rPr>
-          <w:rFonts w:ascii="Consolas" w:eastAsia="Consolas" w:hAnsi="Consolas" w:cs="Consolas"/>
-          <w:sz w:val="18"/>
-          <w:szCs w:val="18"/>
-          <w:lang w:val="en-US"/>
-        </w:rPr>
-        <w:t>}</w:t>
-      </w:r>
-    </w:p>
-    <w:p>
-      <w:pPr>
-        <w:spacing w:after="80"/>
-        <w:jc w:val="both"/>
-        <w:rPr>
-          <w:lang w:val="en-US"/>
-        </w:rPr>
-      </w:pPr>
-    </w:p>
-    <w:p>
-      <w:pPr>
-        <w:spacing w:after="120" w:line="276" w:lineRule="auto"/>
-        <w:jc w:val="both"/>
-        <w:rPr>
-          <w:lang w:val="en-US"/>
-        </w:rPr>
-      </w:pPr>
-      <w:r>
-        <w:rPr>
-          <w:rFonts w:ascii="Calibri" w:eastAsia="Calibri" w:hAnsi="Calibri" w:cs="Calibri"/>
-          <w:sz w:val="22"/>
-          <w:szCs w:val="22"/>
-          <w:lang w:val="en-US"/>
-        </w:rPr>
-        <w:t>v</w:t>
-      </w:r>
-      <w:proofErr w:type="gramStart"/>
-      <w:r>
-        <w:rPr>
-          <w:rFonts w:ascii="Calibri" w:eastAsia="Calibri" w:hAnsi="Calibri" w:cs="Calibri"/>
-          <w:sz w:val="22"/>
-          <w:szCs w:val="22"/>
-          <w:lang w:val="en-US"/>
-        </w:rPr>
-        <w:t>2.Main</w:t>
-      </w:r>
-      <w:proofErr w:type="gramEnd"/>
-      <w:r>
-        <w:rPr>
-          <w:rFonts w:ascii="Calibri" w:eastAsia="Calibri" w:hAnsi="Calibri" w:cs="Calibri"/>
-          <w:sz w:val="22"/>
-          <w:szCs w:val="22"/>
-          <w:lang w:val="en-US"/>
-        </w:rPr>
-        <w:t xml:space="preserve"> uses one Sorter object to sort an array of five people and an array of five rectangles. Output:</w:t>
-      </w:r>
-    </w:p>
-    <w:p>
-      <w:pPr>
-        <w:keepNext/>
-        <w:keepLines/>
-        <w:pBdr>
-          <w:top w:val="single" w:sz="4" w:space="4" w:color="D0D0D0"/>
-        </w:pBdr>
-        <w:shd w:val="clear" w:color="auto" w:fill="F3F3F3"/>
-        <w:ind w:left="200"/>
-        <w:jc w:val="both"/>
-        <w:rPr>
-          <w:lang w:val="en-US"/>
-        </w:rPr>
-      </w:pPr>
-      <w:r>
-        <w:rPr>
-          <w:rFonts w:ascii="Consolas" w:eastAsia="Consolas" w:hAnsi="Consolas" w:cs="Consolas"/>
-          <w:sz w:val="18"/>
-          <w:szCs w:val="18"/>
-          <w:lang w:val="en-US"/>
-        </w:rPr>
-        <w:t>Persons:</w:t>
-      </w:r>
-    </w:p>
-    <w:p>
-      <w:pPr>
-        <w:keepNext/>
-        <w:keepLines/>
-        <w:shd w:val="clear" w:color="auto" w:fill="F3F3F3"/>
-        <w:ind w:left="200"/>
-        <w:jc w:val="both"/>
-        <w:rPr>
-          <w:lang w:val="en-US"/>
-        </w:rPr>
-      </w:pPr>
-      <w:r>
-        <w:rPr>
-          <w:rFonts w:ascii="Consolas" w:eastAsia="Consolas" w:hAnsi="Consolas" w:cs="Consolas"/>
-          <w:sz w:val="18"/>
-          <w:szCs w:val="18"/>
-          <w:lang w:val="en-US"/>
-        </w:rPr>
-        <w:t>Laia Font</w:t>
-      </w:r>
-    </w:p>
-    <w:p>
-      <w:pPr>
-        <w:keepNext/>
-        <w:keepLines/>
-        <w:shd w:val="clear" w:color="auto" w:fill="F3F3F3"/>
-        <w:ind w:left="200"/>
-        <w:jc w:val="both"/>
-        <w:rPr>
-          <w:lang w:val="en-US"/>
-        </w:rPr>
-      </w:pPr>
-      <w:r>
-        <w:rPr>
-          <w:rFonts w:ascii="Consolas" w:eastAsia="Consolas" w:hAnsi="Consolas" w:cs="Consolas"/>
-          <w:sz w:val="18"/>
-          <w:szCs w:val="18"/>
-          <w:lang w:val="en-US"/>
-        </w:rPr>
-        <w:t>Joan Puig</w:t>
-      </w:r>
-    </w:p>
-    <w:p>
-      <w:pPr>
-        <w:keepNext/>
-        <w:keepLines/>
-        <w:shd w:val="clear" w:color="auto" w:fill="F3F3F3"/>
-        <w:ind w:left="200"/>
-        <w:jc w:val="both"/>
-        <w:rPr>
-          <w:lang w:val="en-US"/>
-        </w:rPr>
-      </w:pPr>
-      <w:r>
-        <w:rPr>
-          <w:rFonts w:ascii="Consolas" w:eastAsia="Consolas" w:hAnsi="Consolas" w:cs="Consolas"/>
-          <w:sz w:val="18"/>
-          <w:szCs w:val="18"/>
-          <w:lang w:val="en-US"/>
-        </w:rPr>
-        <w:t>Marc Puig</w:t>
-      </w:r>
-    </w:p>
-    <w:p>
-      <w:pPr>
-        <w:keepNext/>
-        <w:keepLines/>
-        <w:shd w:val="clear" w:color="auto" w:fill="F3F3F3"/>
-        <w:ind w:left="200"/>
-        <w:jc w:val="both"/>
-        <w:rPr>
-          <w:lang w:val="en-US"/>
-        </w:rPr>
-      </w:pPr>
-      <w:r>
-        <w:rPr>
-          <w:rFonts w:ascii="Consolas" w:eastAsia="Consolas" w:hAnsi="Consolas" w:cs="Consolas"/>
-          <w:sz w:val="18"/>
-          <w:szCs w:val="18"/>
-          <w:lang w:val="en-US"/>
-        </w:rPr>
-        <w:t>Anna Serra</w:t>
-      </w:r>
-    </w:p>
-    <w:p>
-      <w:pPr>
-        <w:keepNext/>
-        <w:keepLines/>
-        <w:shd w:val="clear" w:color="auto" w:fill="F3F3F3"/>
-        <w:ind w:left="200"/>
-        <w:jc w:val="both"/>
-        <w:rPr>
-          <w:lang w:val="en-US"/>
-        </w:rPr>
-      </w:pPr>
-      <w:r>
-        <w:rPr>
-          <w:rFonts w:ascii="Consolas" w:eastAsia="Consolas" w:hAnsi="Consolas" w:cs="Consolas"/>
-          <w:sz w:val="18"/>
-          <w:szCs w:val="18"/>
-          <w:lang w:val="en-US"/>
-        </w:rPr>
-        <w:t>Pau Vila</w:t>
-      </w:r>
-    </w:p>
-    <w:p>
-      <w:pPr>
-        <w:keepNext/>
-        <w:keepLines/>
-        <w:shd w:val="clear" w:color="auto" w:fill="F3F3F3"/>
-        <w:ind w:left="200"/>
-        <w:jc w:val="both"/>
-        <w:rPr>
-          <w:lang w:val="en-US"/>
-        </w:rPr>
-      </w:pPr>
-      <w:r>
-        <w:rPr>
-          <w:rFonts w:ascii="Consolas" w:eastAsia="Consolas" w:hAnsi="Consolas" w:cs="Consolas"/>
-          <w:sz w:val="18"/>
-          <w:szCs w:val="18"/>
-          <w:lang w:val="en-US"/>
-        </w:rPr>
-        <w:t>Rectangles:</w:t>
-      </w:r>
-    </w:p>
-    <w:p>
-      <w:pPr>
-        <w:keepNext/>
-        <w:keepLines/>
-        <w:shd w:val="clear" w:color="auto" w:fill="F3F3F3"/>
-        <w:ind w:left="200"/>
-        <w:jc w:val="both"/>
-        <w:rPr>
-          <w:lang w:val="en-US"/>
-        </w:rPr>
-      </w:pPr>
-      <w:r>
-        <w:rPr>
-          <w:rFonts w:ascii="Consolas" w:eastAsia="Consolas" w:hAnsi="Consolas" w:cs="Consolas"/>
-          <w:sz w:val="18"/>
-          <w:szCs w:val="18"/>
-          <w:lang w:val="en-US"/>
-        </w:rPr>
-        <w:t>1.0 x 1.0 -&gt; area 1.0</w:t>
-      </w:r>
-    </w:p>
-    <w:p>
-      <w:pPr>
-        <w:keepNext/>
-        <w:keepLines/>
-        <w:shd w:val="clear" w:color="auto" w:fill="F3F3F3"/>
-        <w:ind w:left="200"/>
-        <w:jc w:val="both"/>
-        <w:rPr>
-          <w:lang w:val="en-US"/>
-        </w:rPr>
-      </w:pPr>
-      <w:r>
-        <w:rPr>
-          <w:rFonts w:ascii="Consolas" w:eastAsia="Consolas" w:hAnsi="Consolas" w:cs="Consolas"/>
-          <w:sz w:val="18"/>
-          <w:szCs w:val="18"/>
-          <w:lang w:val="en-US"/>
-        </w:rPr>
-        <w:t>2.0 x 2.0 -&gt; area 4.0</w:t>
-      </w:r>
-    </w:p>
-    <w:p>
-      <w:pPr>
-        <w:keepNext/>
-        <w:keepLines/>
-        <w:shd w:val="clear" w:color="auto" w:fill="F3F3F3"/>
-        <w:ind w:left="200"/>
-        <w:jc w:val="both"/>
-        <w:rPr>
-          <w:lang w:val="en-US"/>
-        </w:rPr>
-      </w:pPr>
-      <w:r>
-        <w:rPr>
-          <w:rFonts w:ascii="Consolas" w:eastAsia="Consolas" w:hAnsi="Consolas" w:cs="Consolas"/>
-          <w:sz w:val="18"/>
-          <w:szCs w:val="18"/>
-          <w:lang w:val="en-US"/>
-        </w:rPr>
-        <w:t>5.0 x 2.0 -&gt; area 10.0</w:t>
-      </w:r>
-    </w:p>
-    <w:p>
-      <w:pPr>
-        <w:keepNext/>
-        <w:keepLines/>
-        <w:shd w:val="clear" w:color="auto" w:fill="F3F3F3"/>
-        <w:ind w:left="200"/>
-        <w:jc w:val="both"/>
-        <w:rPr>
-          <w:lang w:val="en-US"/>
-        </w:rPr>
-      </w:pPr>
-      <w:r>
-        <w:rPr>
-          <w:rFonts w:ascii="Consolas" w:eastAsia="Consolas" w:hAnsi="Consolas" w:cs="Consolas"/>
-          <w:sz w:val="18"/>
-          <w:szCs w:val="18"/>
-          <w:lang w:val="en-US"/>
-        </w:rPr>
-        <w:t>3.0 x 4.0 -&gt; area 12.0</w:t>
-      </w:r>
-    </w:p>
-    <w:p>
-      <w:pPr>
-        <w:keepLines/>
-        <w:pBdr>
-          <w:bottom w:val="single" w:sz="4" w:space="4" w:color="D0D0D0"/>
-        </w:pBdr>
-        <w:shd w:val="clear" w:color="auto" w:fill="F3F3F3"/>
-        <w:ind w:left="200"/>
-        <w:jc w:val="both"/>
-        <w:rPr>
-          <w:lang w:val="en-US"/>
-        </w:rPr>
-      </w:pPr>
-      <w:r>
-        <w:rPr>
-          <w:rFonts w:ascii="Consolas" w:eastAsia="Consolas" w:hAnsi="Consolas" w:cs="Consolas"/>
-          <w:sz w:val="18"/>
-          <w:szCs w:val="18"/>
-          <w:lang w:val="en-US"/>
-        </w:rPr>
-        <w:t>6.0 x 3.0 -&gt; area 18.0</w:t>
-      </w:r>
-    </w:p>
-    <w:p>
-      <w:pPr>
-        <w:jc w:val="both"/>
-        <w:rPr>
-          <w:rFonts w:ascii="Courier New" w:eastAsia="Times New Roman" w:hAnsi="Courier New" w:cs="Courier New"/>
-          <w:sz w:val="16"/>
-          <w:szCs w:val="16"/>
-          <w:lang w:val="en-US" w:eastAsia="es-ES_tradnl"/>
-        </w:rPr>
-      </w:pPr>
+          <w:rFonts w:ascii="Calibri" w:eastAsia="Calibri" w:hAnsi="Calibri" w:cs="Calibri"/>
+          <w:sz w:val="22"/>
+          <w:szCs w:val="22"/>
+          <w:lang w:val="en-US"/>
+        </w:rPr>
+        <w:t xml:space="preserve"> define the order.</w:t>
+      </w:r>
     </w:p>
     <w:p>
       <w:pPr>
@@ -4136,7 +4949,6 @@
           <w:iCs/>
           <w:lang w:val="en-US"/>
         </w:rPr>
-        <w:lastRenderedPageBreak/>
         <w:t>Implement your program to sort Persons and Rectangles by using the Comparable interface and the Collections class.</w:t>
       </w:r>
       <w:r>
@@ -4821,12 +5633,6 @@
         <w:gridCol w:w="6800"/>
       </w:tblGrid>
       <w:tr>
-        <w:tblPrEx>
-          <w:tblCellMar>
-            <w:top w:w="0" w:type="dxa"/>
-            <w:bottom w:w="0" w:type="dxa"/>
-          </w:tblCellMar>
-        </w:tblPrEx>
         <w:trPr>
           <w:cantSplit/>
         </w:trPr>
@@ -4924,12 +5730,6 @@
         </w:tc>
       </w:tr>
       <w:tr>
-        <w:tblPrEx>
-          <w:tblCellMar>
-            <w:top w:w="0" w:type="dxa"/>
-            <w:bottom w:w="0" w:type="dxa"/>
-          </w:tblCellMar>
-        </w:tblPrEx>
         <w:trPr>
           <w:cantSplit/>
         </w:trPr>
@@ -5001,12 +5801,6 @@
         </w:tc>
       </w:tr>
       <w:tr>
-        <w:tblPrEx>
-          <w:tblCellMar>
-            <w:top w:w="0" w:type="dxa"/>
-            <w:bottom w:w="0" w:type="dxa"/>
-          </w:tblCellMar>
-        </w:tblPrEx>
         <w:trPr>
           <w:cantSplit/>
         </w:trPr>
@@ -5098,12 +5892,6 @@
         </w:tc>
       </w:tr>
       <w:tr>
-        <w:tblPrEx>
-          <w:tblCellMar>
-            <w:top w:w="0" w:type="dxa"/>
-            <w:bottom w:w="0" w:type="dxa"/>
-          </w:tblCellMar>
-        </w:tblPrEx>
         <w:trPr>
           <w:cantSplit/>
         </w:trPr>
@@ -5421,7 +6209,7 @@
     <w:sectPr>
       <w:headerReference w:type="default" r:id="rId13"/>
       <w:pgSz w:w="11900" w:h="16840"/>
-      <w:pgMar w:top="1417" w:right="1701" w:bottom="1417" w:left="1701" w:header="708" w:footer="708" w:gutter="0"/>
+      <w:pgMar w:top="1134" w:right="1701" w:bottom="1418" w:left="1701" w:header="709" w:footer="709" w:gutter="0"/>
       <w:cols w:space="708"/>
       <w:docGrid w:linePitch="360"/>
     </w:sectPr>
@@ -6166,6 +6954,7 @@
   <w:style w:type="paragraph" w:default="1" w:styleId="Normal">
     <w:name w:val="Normal"/>
     <w:qFormat/>
+    <w:rsid w:val="00515986"/>
   </w:style>
   <w:style w:type="paragraph" w:styleId="Ttulo1">
     <w:name w:val="heading 1"/>
@@ -6191,7 +6980,6 @@
   <w:style w:type="character" w:default="1" w:styleId="Fuentedeprrafopredeter">
     <w:name w:val="Default Paragraph Font"/>
     <w:uiPriority w:val="1"/>
-    <w:semiHidden/>
     <w:unhideWhenUsed/>
   </w:style>
   <w:style w:type="table" w:default="1" w:styleId="Tablanormal">
